--- a/docs/informe_final_unves_2026.docx
+++ b/docs/informe_final_unves_2026.docx
@@ -615,7 +615,7 @@
         <w:t xml:space="preserve"> </w:t>
       </w:r>
       <w:r>
-        <w:t xml:space="preserve">micro y pequeñas empresas (MYPEs) en siete barrios urbanos y periurbanos de Villarrica, se constató que el 85.24% de los trabajadores percibe ingresos inferiores al salario mínimo legal vigente (Gs. 3.044.000), con un ingreso medio de Gs. 2.345.060 y un déficit salarial medio de Gs. -698.940 respecto a dicho parámetro. En materia de seguridad social, el 95.24% de los trabajadores carece de cobertura en el Instituto de Previsión Social (IPS); solo el 4.76% (20 personas) cuenta con aseguramiento. La correlación entre años de escolaridad e ingresos resultó nula y no significativa (</w:t>
+        <w:t xml:space="preserve">micro y pequeñas empresas (MYPEs) en siete barrios urbanos y periurbanos de Villarrica, se constató que el 85.24% de los trabajadores percibe ingresos inferiores al salario mínimo legal vigente (Gs. 3.044.000), con un ingreso medio de Gs. 2.338.369 y un déficit salarial medio de Gs. -705.631 respecto a dicho parámetro. En materia de seguridad social, el 95.24% de los trabajadores carece de cobertura en el Instituto de Previsión Social (IPS); solo el 4.76% (20 personas) cuenta con aseguramiento. La correlación entre años de escolaridad e ingresos resultó nula y no significativa (</w:t>
       </w:r>
       <m:oMath>
         <m:r>
@@ -628,7 +628,7 @@
           <m:t>=</m:t>
         </m:r>
         <m:r>
-          <m:t>0.0163</m:t>
+          <m:t>0.0092</m:t>
         </m:r>
       </m:oMath>
       <w:r>
@@ -648,7 +648,7 @@
           <m:t>=</m:t>
         </m:r>
         <m:r>
-          <m:t>.739</m:t>
+          <m:t>.850</m:t>
         </m:r>
       </m:oMath>
       <w:r>
@@ -668,7 +668,13 @@
           <m:t>=</m:t>
         </m:r>
         <m:r>
-          <m:t>0.0091</m:t>
+          <m:rPr>
+            <m:sty m:val="p"/>
+          </m:rPr>
+          <m:t>−</m:t>
+        </m:r>
+        <m:r>
+          <m:t>0.0005</m:t>
         </m:r>
       </m:oMath>
       <w:r>
@@ -688,7 +694,7 @@
           <m:t>=</m:t>
         </m:r>
         <m:r>
-          <m:t>.852</m:t>
+          <m:t>.991</m:t>
         </m:r>
       </m:oMath>
       <w:r>
@@ -727,7 +733,7 @@
           <m:t>=</m:t>
         </m:r>
         <m:r>
-          <m:t>0.2272</m:t>
+          <m:t>0.3435</m:t>
         </m:r>
       </m:oMath>
       <w:r>
@@ -747,7 +753,7 @@
           <m:t>=</m:t>
         </m:r>
         <m:r>
-          <m:t>.9231</m:t>
+          <m:t>.8485</m:t>
         </m:r>
       </m:oMath>
       <w:r>
@@ -791,7 +797,7 @@
           <m:t>−</m:t>
         </m:r>
         <m:r>
-          <m:t>0.0074</m:t>
+          <m:t>0.0063</m:t>
         </m:r>
       </m:oMath>
       <w:r>
@@ -808,7 +814,7 @@
           <m:t>=</m:t>
         </m:r>
         <m:r>
-          <m:t>0.00078</m:t>
+          <m:t>0.00043</m:t>
         </m:r>
       </m:oMath>
       <w:r>
@@ -828,7 +834,7 @@
           <m:t>=</m:t>
         </m:r>
         <m:r>
-          <m:t>.860</m:t>
+          <m:t>.920</m:t>
         </m:r>
       </m:oMath>
       <w:r>
@@ -865,7 +871,7 @@
         <w:t xml:space="preserve"> </w:t>
       </w:r>
       <w:r>
-        <w:t xml:space="preserve">operó durante 42 días continuos (del 01 de setiembre al 12 de octubre de 2026) sobre cuatro canales (Meta Ads, WhatsApp Business, Puntos Presenciales y Afiches con QR). Con una inversión de Gs. 5.504.000, la campaña alcanzó a 193.889 personas, generó 23.869 interacciones y 8.792 consultas (5.337 sobre RESIMPLE y 3.455 sobre IPS), y canalizó 2.217 derivaciones efectivas hacia la ventanilla SUACE (1.344) y la Agencia Regional del IPS (873). Los canales de proximidad (WhatsApp y Puntos Presenciales) resultaron sustancialmente más costo-eficientes (Gs. 151 y Gs. 321 por consulta) que la pauta digital masiva (Gs. 3.106). Los hallazgos aportan evidencia para reorientar las políticas públicas locales hacia un modelo de ventanilla única descentralizada y educación tributaria aplicada.</w:t>
+        <w:t xml:space="preserve">operó durante 42 días continuos (del 01 de setiembre al 12 de octubre de 2026) sobre cuatro canales (Meta Ads, WhatsApp Business, Puntos Presenciales y Afiches con QR). Con una inversión de Gs. 5.504.000, la campaña alcanzó a 193.889 personas, generó 23.869 interacciones y 8.792 consultas (5.332 sobre RESIMPLE y 3.460 sobre IPS), y canalizó 2.217 derivaciones efectivas hacia la ventanilla SUACE (1.340) y la Agencia Regional del IPS (877). Los canales de proximidad (WhatsApp y Puntos Presenciales) resultaron sustancialmente más costo-eficientes (Gs. 151 y Gs. 321 por consulta) que la pauta digital masiva (Gs. 3.106). Los hallazgos aportan evidencia para reorientar las políticas públicas locales hacia un modelo de ventanilla única descentralizada y educación tributaria aplicada.</w:t>
       </w:r>
     </w:p>
     <w:p>
@@ -1511,7 +1517,7 @@
         <w:t xml:space="preserve"> </w:t>
       </w:r>
       <w:r>
-        <w:t xml:space="preserve">trabajadores relevados revela que el ingreso medio mensual se sitúa en Gs. 2.345.060 (</w:t>
+        <w:t xml:space="preserve">trabajadores relevados revela que el ingreso medio mensual se sitúa en Gs. 2.338.369 (</w:t>
       </w:r>
       <m:oMath>
         <m:r>
@@ -1527,11 +1533,11 @@
           <m:t>=</m:t>
         </m:r>
         <m:r>
-          <m:t>725.694</m:t>
+          <m:t>721.870</m:t>
         </m:r>
       </m:oMath>
       <w:r>
-        <w:t xml:space="preserve">), lo que implica una brecha salarial negativa promedio de Gs. -698.940 respecto al piso legal.</w:t>
+        <w:t xml:space="preserve">), lo que implica una brecha salarial negativa promedio de Gs. -705.631 respecto al piso legal.</w:t>
       </w:r>
     </w:p>
     <w:p>
@@ -1539,7 +1545,7 @@
         <w:pStyle w:val="BodyText"/>
       </w:pPr>
       <w:r>
-        <w:t xml:space="preserve">El 85.24% de los trabajadores informales (358 personas) percibe ingresos inferiores al salario mínimo legal; el 50% central se concentra entre Gs. 1.838.750 y Gs. 2.900.000 (</w:t>
+        <w:t xml:space="preserve">El 85.24% de los trabajadores informales (358 personas) percibe ingresos inferiores al salario mínimo legal; el 50% central se concentra entre Gs. 1.778.750 y Gs. 2.721.250 (</w:t>
       </w:r>
       <m:oMath>
         <m:r>
@@ -1558,14 +1564,11 @@
           <m:t>=</m:t>
         </m:r>
         <m:r>
-          <m:t>1.061</m:t>
-        </m:r>
-        <m:r>
-          <m:t>.250</m:t>
+          <m:t>942.500</m:t>
         </m:r>
       </m:oMath>
       <w:r>
-        <w:t xml:space="preserve">), con una mediana de Gs. 2.332.500. En cuanto a la cobertura previsional, el 95.24% carece de seguro médico o jubilación en el IPS; la cobertura se limita al 4.76% (20 trabajadores), que aportan bajo la modalidad de cotización voluntaria independiente o figuran como beneficiarios familiares.</w:t>
+        <w:t xml:space="preserve">), con una mediana de Gs. 2.255.000. En cuanto a la cobertura previsional, el 95.24% carece de seguro médico o jubilación en el IPS; la cobertura se limita al 4.76% (20 trabajadores), que aportan bajo la modalidad de cotización voluntaria independiente o figuran como beneficiarios familiares.</w:t>
       </w:r>
     </w:p>
     <w:p>
@@ -1745,52 +1748,52 @@
               <w:rPr>
                 <w:sz w:val="20"/>
               </w:rPr>
-              <w:t xml:space="preserve">2.345.060</w:t>
-            </w:r>
-          </w:p>
-        </w:tc>
-        <w:tc>
-          <w:tcPr/>
-          <w:p>
-            <w:pPr>
-              <w:pStyle w:val="Compact"/>
-              <w:jc w:val="center"/>
-            </w:pPr>
-            <w:r>
-              <w:rPr>
-                <w:sz w:val="20"/>
-              </w:rPr>
-              <w:t xml:space="preserve">725.694</w:t>
-            </w:r>
-          </w:p>
-        </w:tc>
-        <w:tc>
-          <w:tcPr/>
-          <w:p>
-            <w:pPr>
-              <w:pStyle w:val="Compact"/>
-              <w:jc w:val="center"/>
-            </w:pPr>
-            <w:r>
-              <w:rPr>
-                <w:sz w:val="20"/>
-              </w:rPr>
-              <w:t xml:space="preserve">2.332.500</w:t>
-            </w:r>
-          </w:p>
-        </w:tc>
-        <w:tc>
-          <w:tcPr/>
-          <w:p>
-            <w:pPr>
-              <w:pStyle w:val="Compact"/>
-              <w:jc w:val="center"/>
-            </w:pPr>
-            <w:r>
-              <w:rPr>
-                <w:sz w:val="20"/>
-              </w:rPr>
-              <w:t xml:space="preserve">1.061.250</w:t>
+              <w:t xml:space="preserve">2.338.369</w:t>
+            </w:r>
+          </w:p>
+        </w:tc>
+        <w:tc>
+          <w:tcPr/>
+          <w:p>
+            <w:pPr>
+              <w:pStyle w:val="Compact"/>
+              <w:jc w:val="center"/>
+            </w:pPr>
+            <w:r>
+              <w:rPr>
+                <w:sz w:val="20"/>
+              </w:rPr>
+              <w:t xml:space="preserve">721.870</w:t>
+            </w:r>
+          </w:p>
+        </w:tc>
+        <w:tc>
+          <w:tcPr/>
+          <w:p>
+            <w:pPr>
+              <w:pStyle w:val="Compact"/>
+              <w:jc w:val="center"/>
+            </w:pPr>
+            <w:r>
+              <w:rPr>
+                <w:sz w:val="20"/>
+              </w:rPr>
+              <w:t xml:space="preserve">2.255.000</w:t>
+            </w:r>
+          </w:p>
+        </w:tc>
+        <w:tc>
+          <w:tcPr/>
+          <w:p>
+            <w:pPr>
+              <w:pStyle w:val="Compact"/>
+              <w:jc w:val="center"/>
+            </w:pPr>
+            <w:r>
+              <w:rPr>
+                <w:sz w:val="20"/>
+              </w:rPr>
+              <w:t xml:space="preserve">942.500</w:t>
             </w:r>
           </w:p>
         </w:tc>
@@ -1820,7 +1823,7 @@
               <w:rPr>
                 <w:sz w:val="20"/>
               </w:rPr>
-              <w:t xml:space="preserve">4.160.000</w:t>
+              <w:t xml:space="preserve">4.180.000</w:t>
             </w:r>
           </w:p>
         </w:tc>
@@ -1852,52 +1855,52 @@
               <w:rPr>
                 <w:sz w:val="20"/>
               </w:rPr>
-              <w:t xml:space="preserve">-698.940</w:t>
-            </w:r>
-          </w:p>
-        </w:tc>
-        <w:tc>
-          <w:tcPr/>
-          <w:p>
-            <w:pPr>
-              <w:pStyle w:val="Compact"/>
-              <w:jc w:val="center"/>
-            </w:pPr>
-            <w:r>
-              <w:rPr>
-                <w:sz w:val="20"/>
-              </w:rPr>
-              <w:t xml:space="preserve">725.694</w:t>
-            </w:r>
-          </w:p>
-        </w:tc>
-        <w:tc>
-          <w:tcPr/>
-          <w:p>
-            <w:pPr>
-              <w:pStyle w:val="Compact"/>
-              <w:jc w:val="center"/>
-            </w:pPr>
-            <w:r>
-              <w:rPr>
-                <w:sz w:val="20"/>
-              </w:rPr>
-              <w:t xml:space="preserve">-711.500</w:t>
-            </w:r>
-          </w:p>
-        </w:tc>
-        <w:tc>
-          <w:tcPr/>
-          <w:p>
-            <w:pPr>
-              <w:pStyle w:val="Compact"/>
-              <w:jc w:val="center"/>
-            </w:pPr>
-            <w:r>
-              <w:rPr>
-                <w:sz w:val="20"/>
-              </w:rPr>
-              <w:t xml:space="preserve">1.061.250</w:t>
+              <w:t xml:space="preserve">-705.631</w:t>
+            </w:r>
+          </w:p>
+        </w:tc>
+        <w:tc>
+          <w:tcPr/>
+          <w:p>
+            <w:pPr>
+              <w:pStyle w:val="Compact"/>
+              <w:jc w:val="center"/>
+            </w:pPr>
+            <w:r>
+              <w:rPr>
+                <w:sz w:val="20"/>
+              </w:rPr>
+              <w:t xml:space="preserve">721.870</w:t>
+            </w:r>
+          </w:p>
+        </w:tc>
+        <w:tc>
+          <w:tcPr/>
+          <w:p>
+            <w:pPr>
+              <w:pStyle w:val="Compact"/>
+              <w:jc w:val="center"/>
+            </w:pPr>
+            <w:r>
+              <w:rPr>
+                <w:sz w:val="20"/>
+              </w:rPr>
+              <w:t xml:space="preserve">-789.000</w:t>
+            </w:r>
+          </w:p>
+        </w:tc>
+        <w:tc>
+          <w:tcPr/>
+          <w:p>
+            <w:pPr>
+              <w:pStyle w:val="Compact"/>
+              <w:jc w:val="center"/>
+            </w:pPr>
+            <w:r>
+              <w:rPr>
+                <w:sz w:val="20"/>
+              </w:rPr>
+              <w:t xml:space="preserve">942.500</w:t>
             </w:r>
           </w:p>
         </w:tc>
@@ -1927,7 +1930,7 @@
               <w:rPr>
                 <w:sz w:val="20"/>
               </w:rPr>
-              <w:t xml:space="preserve">1.116.000</w:t>
+              <w:t xml:space="preserve">1.136.000</w:t>
             </w:r>
           </w:p>
         </w:tc>
@@ -1959,22 +1962,22 @@
               <w:rPr>
                 <w:sz w:val="20"/>
               </w:rPr>
-              <w:t xml:space="preserve">8,96</w:t>
-            </w:r>
-          </w:p>
-        </w:tc>
-        <w:tc>
-          <w:tcPr/>
-          <w:p>
-            <w:pPr>
-              <w:pStyle w:val="Compact"/>
-              <w:jc w:val="center"/>
-            </w:pPr>
-            <w:r>
-              <w:rPr>
-                <w:sz w:val="20"/>
-              </w:rPr>
-              <w:t xml:space="preserve">3,49</w:t>
+              <w:t xml:space="preserve">9,05</w:t>
+            </w:r>
+          </w:p>
+        </w:tc>
+        <w:tc>
+          <w:tcPr/>
+          <w:p>
+            <w:pPr>
+              <w:pStyle w:val="Compact"/>
+              <w:jc w:val="center"/>
+            </w:pPr>
+            <w:r>
+              <w:rPr>
+                <w:sz w:val="20"/>
+              </w:rPr>
+              <w:t xml:space="preserve">3,50</w:t>
             </w:r>
           </w:p>
         </w:tc>
@@ -2066,52 +2069,52 @@
               <w:rPr>
                 <w:sz w:val="20"/>
               </w:rPr>
-              <w:t xml:space="preserve">42,58</w:t>
-            </w:r>
-          </w:p>
-        </w:tc>
-        <w:tc>
-          <w:tcPr/>
-          <w:p>
-            <w:pPr>
-              <w:pStyle w:val="Compact"/>
-              <w:jc w:val="center"/>
-            </w:pPr>
-            <w:r>
-              <w:rPr>
-                <w:sz w:val="20"/>
-              </w:rPr>
-              <w:t xml:space="preserve">14,38</w:t>
-            </w:r>
-          </w:p>
-        </w:tc>
-        <w:tc>
-          <w:tcPr/>
-          <w:p>
-            <w:pPr>
-              <w:pStyle w:val="Compact"/>
-              <w:jc w:val="center"/>
-            </w:pPr>
-            <w:r>
-              <w:rPr>
-                <w:sz w:val="20"/>
-              </w:rPr>
-              <w:t xml:space="preserve">43,00</w:t>
-            </w:r>
-          </w:p>
-        </w:tc>
-        <w:tc>
-          <w:tcPr/>
-          <w:p>
-            <w:pPr>
-              <w:pStyle w:val="Compact"/>
-              <w:jc w:val="center"/>
-            </w:pPr>
-            <w:r>
-              <w:rPr>
-                <w:sz w:val="20"/>
-              </w:rPr>
-              <w:t xml:space="preserve">25,00</w:t>
+              <w:t xml:space="preserve">43,15</w:t>
+            </w:r>
+          </w:p>
+        </w:tc>
+        <w:tc>
+          <w:tcPr/>
+          <w:p>
+            <w:pPr>
+              <w:pStyle w:val="Compact"/>
+              <w:jc w:val="center"/>
+            </w:pPr>
+            <w:r>
+              <w:rPr>
+                <w:sz w:val="20"/>
+              </w:rPr>
+              <w:t xml:space="preserve">14,26</w:t>
+            </w:r>
+          </w:p>
+        </w:tc>
+        <w:tc>
+          <w:tcPr/>
+          <w:p>
+            <w:pPr>
+              <w:pStyle w:val="Compact"/>
+              <w:jc w:val="center"/>
+            </w:pPr>
+            <w:r>
+              <w:rPr>
+                <w:sz w:val="20"/>
+              </w:rPr>
+              <w:t xml:space="preserve">44,00</w:t>
+            </w:r>
+          </w:p>
+        </w:tc>
+        <w:tc>
+          <w:tcPr/>
+          <w:p>
+            <w:pPr>
+              <w:pStyle w:val="Compact"/>
+              <w:jc w:val="center"/>
+            </w:pPr>
+            <w:r>
+              <w:rPr>
+                <w:sz w:val="20"/>
+              </w:rPr>
+              <w:t xml:space="preserve">24,00</w:t>
             </w:r>
           </w:p>
         </w:tc>
@@ -2173,52 +2176,52 @@
               <w:rPr>
                 <w:sz w:val="20"/>
               </w:rPr>
-              <w:t xml:space="preserve">45,72</w:t>
-            </w:r>
-          </w:p>
-        </w:tc>
-        <w:tc>
-          <w:tcPr/>
-          <w:p>
-            <w:pPr>
-              <w:pStyle w:val="Compact"/>
-              <w:jc w:val="center"/>
-            </w:pPr>
-            <w:r>
-              <w:rPr>
-                <w:sz w:val="20"/>
-              </w:rPr>
-              <w:t xml:space="preserve">12,82</w:t>
-            </w:r>
-          </w:p>
-        </w:tc>
-        <w:tc>
-          <w:tcPr/>
-          <w:p>
-            <w:pPr>
-              <w:pStyle w:val="Compact"/>
-              <w:jc w:val="center"/>
-            </w:pPr>
-            <w:r>
-              <w:rPr>
-                <w:sz w:val="20"/>
-              </w:rPr>
-              <w:t xml:space="preserve">45,00</w:t>
-            </w:r>
-          </w:p>
-        </w:tc>
-        <w:tc>
-          <w:tcPr/>
-          <w:p>
-            <w:pPr>
-              <w:pStyle w:val="Compact"/>
-              <w:jc w:val="center"/>
-            </w:pPr>
-            <w:r>
-              <w:rPr>
-                <w:sz w:val="20"/>
-              </w:rPr>
-              <w:t xml:space="preserve">23,25</w:t>
+              <w:t xml:space="preserve">46,63</w:t>
+            </w:r>
+          </w:p>
+        </w:tc>
+        <w:tc>
+          <w:tcPr/>
+          <w:p>
+            <w:pPr>
+              <w:pStyle w:val="Compact"/>
+              <w:jc w:val="center"/>
+            </w:pPr>
+            <w:r>
+              <w:rPr>
+                <w:sz w:val="20"/>
+              </w:rPr>
+              <w:t xml:space="preserve">12,63</w:t>
+            </w:r>
+          </w:p>
+        </w:tc>
+        <w:tc>
+          <w:tcPr/>
+          <w:p>
+            <w:pPr>
+              <w:pStyle w:val="Compact"/>
+              <w:jc w:val="center"/>
+            </w:pPr>
+            <w:r>
+              <w:rPr>
+                <w:sz w:val="20"/>
+              </w:rPr>
+              <w:t xml:space="preserve">46,00</w:t>
+            </w:r>
+          </w:p>
+        </w:tc>
+        <w:tc>
+          <w:tcPr/>
+          <w:p>
+            <w:pPr>
+              <w:pStyle w:val="Compact"/>
+              <w:jc w:val="center"/>
+            </w:pPr>
+            <w:r>
+              <w:rPr>
+                <w:sz w:val="20"/>
+              </w:rPr>
+              <w:t xml:space="preserve">22,00</w:t>
             </w:r>
           </w:p>
         </w:tc>
@@ -2295,22 +2298,22 @@
               <w:rPr>
                 <w:sz w:val="20"/>
               </w:rPr>
-              <w:t xml:space="preserve">14,88</w:t>
-            </w:r>
-          </w:p>
-        </w:tc>
-        <w:tc>
-          <w:tcPr/>
-          <w:p>
-            <w:pPr>
-              <w:pStyle w:val="Compact"/>
-              <w:jc w:val="center"/>
-            </w:pPr>
-            <w:r>
-              <w:rPr>
-                <w:sz w:val="20"/>
-              </w:rPr>
-              <w:t xml:space="preserve">52,50</w:t>
+              <w:t xml:space="preserve">15,00</w:t>
+            </w:r>
+          </w:p>
+        </w:tc>
+        <w:tc>
+          <w:tcPr/>
+          <w:p>
+            <w:pPr>
+              <w:pStyle w:val="Compact"/>
+              <w:jc w:val="center"/>
+            </w:pPr>
+            <w:r>
+              <w:rPr>
+                <w:sz w:val="20"/>
+              </w:rPr>
+              <w:t xml:space="preserve">52,00</w:t>
             </w:r>
           </w:p>
         </w:tc>
@@ -2340,22 +2343,22 @@
               <w:rPr>
                 <w:sz w:val="20"/>
               </w:rPr>
-              <w:t xml:space="preserve">10,00</w:t>
-            </w:r>
-          </w:p>
-        </w:tc>
-        <w:tc>
-          <w:tcPr/>
-          <w:p>
-            <w:pPr>
-              <w:pStyle w:val="Compact"/>
-              <w:jc w:val="center"/>
-            </w:pPr>
-            <w:r>
-              <w:rPr>
-                <w:sz w:val="20"/>
-              </w:rPr>
-              <w:t xml:space="preserve">96,00</w:t>
+              <w:t xml:space="preserve">14,00</w:t>
+            </w:r>
+          </w:p>
+        </w:tc>
+        <w:tc>
+          <w:tcPr/>
+          <w:p>
+            <w:pPr>
+              <w:pStyle w:val="Compact"/>
+              <w:jc w:val="center"/>
+            </w:pPr>
+            <w:r>
+              <w:rPr>
+                <w:sz w:val="20"/>
+              </w:rPr>
+              <w:t xml:space="preserve">94,00</w:t>
             </w:r>
           </w:p>
         </w:tc>
@@ -2444,7 +2447,7 @@
           <m:t>=</m:t>
         </m:r>
         <m:r>
-          <m:t>0.0163</m:t>
+          <m:t>0.0092</m:t>
         </m:r>
       </m:oMath>
       <w:r>
@@ -2477,7 +2480,7 @@
           <m:t>=</m:t>
         </m:r>
         <m:r>
-          <m:t>0.334</m:t>
+          <m:t>0.189</m:t>
         </m:r>
       </m:oMath>
       <w:r>
@@ -2497,7 +2500,7 @@
           <m:t>=</m:t>
         </m:r>
         <m:r>
-          <m:t>.739</m:t>
+          <m:t>.850</m:t>
         </m:r>
       </m:oMath>
       <w:r>
@@ -2522,7 +2525,7 @@
               <m:t>−</m:t>
             </m:r>
             <m:r>
-              <m:t>0.0795</m:t>
+              <m:t>0.0865</m:t>
             </m:r>
             <m:r>
               <m:rPr>
@@ -2531,7 +2534,7 @@
               <m:t>,</m:t>
             </m:r>
             <m:r>
-              <m:t>0.1118</m:t>
+              <m:t>0.1048</m:t>
             </m:r>
           </m:e>
         </m:d>
@@ -2550,7 +2553,13 @@
           <m:t>=</m:t>
         </m:r>
         <m:r>
-          <m:t>0.0091</m:t>
+          <m:rPr>
+            <m:sty m:val="p"/>
+          </m:rPr>
+          <m:t>−</m:t>
+        </m:r>
+        <m:r>
+          <m:t>0.0005</m:t>
         </m:r>
       </m:oMath>
       <w:r>
@@ -2570,7 +2579,7 @@
           <m:t>=</m:t>
         </m:r>
         <m:r>
-          <m:t>.852</m:t>
+          <m:t>.991</m:t>
         </m:r>
       </m:oMath>
       <w:r>
@@ -3039,37 +3048,37 @@
               <w:rPr>
                 <w:sz w:val="20"/>
               </w:rPr>
-              <w:t xml:space="preserve">14,6584</w:t>
-            </w:r>
-          </w:p>
-        </w:tc>
-        <w:tc>
-          <w:tcPr/>
-          <w:p>
-            <w:pPr>
-              <w:pStyle w:val="Compact"/>
-              <w:jc w:val="center"/>
-            </w:pPr>
-            <w:r>
-              <w:rPr>
-                <w:sz w:val="20"/>
-              </w:rPr>
-              <w:t xml:space="preserve">0,0687</w:t>
-            </w:r>
-          </w:p>
-        </w:tc>
-        <w:tc>
-          <w:tcPr/>
-          <w:p>
-            <w:pPr>
-              <w:pStyle w:val="Compact"/>
-              <w:jc w:val="center"/>
-            </w:pPr>
-            <w:r>
-              <w:rPr>
-                <w:sz w:val="20"/>
-              </w:rPr>
-              <w:t xml:space="preserve">213,381</w:t>
+              <w:t xml:space="preserve">14,6145</w:t>
+            </w:r>
+          </w:p>
+        </w:tc>
+        <w:tc>
+          <w:tcPr/>
+          <w:p>
+            <w:pPr>
+              <w:pStyle w:val="Compact"/>
+              <w:jc w:val="center"/>
+            </w:pPr>
+            <w:r>
+              <w:rPr>
+                <w:sz w:val="20"/>
+              </w:rPr>
+              <w:t xml:space="preserve">0,0675</w:t>
+            </w:r>
+          </w:p>
+        </w:tc>
+        <w:tc>
+          <w:tcPr/>
+          <w:p>
+            <w:pPr>
+              <w:pStyle w:val="Compact"/>
+              <w:jc w:val="center"/>
+            </w:pPr>
+            <w:r>
+              <w:rPr>
+                <w:sz w:val="20"/>
+              </w:rPr>
+              <w:t xml:space="preserve">216,425</w:t>
             </w:r>
           </w:p>
         </w:tc>
@@ -3141,52 +3150,52 @@
               <w:rPr>
                 <w:sz w:val="20"/>
               </w:rPr>
-              <w:t xml:space="preserve">0,0008</w:t>
-            </w:r>
-          </w:p>
-        </w:tc>
-        <w:tc>
-          <w:tcPr/>
-          <w:p>
-            <w:pPr>
-              <w:pStyle w:val="Compact"/>
-              <w:jc w:val="center"/>
-            </w:pPr>
-            <w:r>
-              <w:rPr>
-                <w:sz w:val="20"/>
-              </w:rPr>
-              <w:t xml:space="preserve">0,0044</w:t>
-            </w:r>
-          </w:p>
-        </w:tc>
-        <w:tc>
-          <w:tcPr/>
-          <w:p>
-            <w:pPr>
-              <w:pStyle w:val="Compact"/>
-              <w:jc w:val="center"/>
-            </w:pPr>
-            <w:r>
-              <w:rPr>
-                <w:sz w:val="20"/>
-              </w:rPr>
-              <w:t xml:space="preserve">0,177</w:t>
-            </w:r>
-          </w:p>
-        </w:tc>
-        <w:tc>
-          <w:tcPr/>
-          <w:p>
-            <w:pPr>
-              <w:pStyle w:val="Compact"/>
-              <w:jc w:val="center"/>
-            </w:pPr>
-            <w:r>
-              <w:rPr>
-                <w:sz w:val="20"/>
-              </w:rPr>
-              <w:t xml:space="preserve">,860</w:t>
+              <w:t xml:space="preserve">0,0004</w:t>
+            </w:r>
+          </w:p>
+        </w:tc>
+        <w:tc>
+          <w:tcPr/>
+          <w:p>
+            <w:pPr>
+              <w:pStyle w:val="Compact"/>
+              <w:jc w:val="center"/>
+            </w:pPr>
+            <w:r>
+              <w:rPr>
+                <w:sz w:val="20"/>
+              </w:rPr>
+              <w:t xml:space="preserve">0,0043</w:t>
+            </w:r>
+          </w:p>
+        </w:tc>
+        <w:tc>
+          <w:tcPr/>
+          <w:p>
+            <w:pPr>
+              <w:pStyle w:val="Compact"/>
+              <w:jc w:val="center"/>
+            </w:pPr>
+            <w:r>
+              <w:rPr>
+                <w:sz w:val="20"/>
+              </w:rPr>
+              <w:t xml:space="preserve">0,100</w:t>
+            </w:r>
+          </w:p>
+        </w:tc>
+        <w:tc>
+          <w:tcPr/>
+          <w:p>
+            <w:pPr>
+              <w:pStyle w:val="Compact"/>
+              <w:jc w:val="center"/>
+            </w:pPr>
+            <w:r>
+              <w:rPr>
+                <w:sz w:val="20"/>
+              </w:rPr>
+              <w:t xml:space="preserve">,920</w:t>
             </w:r>
           </w:p>
         </w:tc>
@@ -3238,7 +3247,7 @@
               <w:rPr>
                 <w:sz w:val="20"/>
               </w:rPr>
-              <w:t xml:space="preserve">-0,0007</w:t>
+              <w:t xml:space="preserve">0,0016</w:t>
             </w:r>
           </w:p>
         </w:tc>
@@ -3268,22 +3277,22 @@
               <w:rPr>
                 <w:sz w:val="20"/>
               </w:rPr>
-              <w:t xml:space="preserve">-0,333</w:t>
-            </w:r>
-          </w:p>
-        </w:tc>
-        <w:tc>
-          <w:tcPr/>
-          <w:p>
-            <w:pPr>
-              <w:pStyle w:val="Compact"/>
-              <w:jc w:val="center"/>
-            </w:pPr>
-            <w:r>
-              <w:rPr>
-                <w:sz w:val="20"/>
-              </w:rPr>
-              <w:t xml:space="preserve">,740</w:t>
+              <w:t xml:space="preserve">0,767</w:t>
+            </w:r>
+          </w:p>
+        </w:tc>
+        <w:tc>
+          <w:tcPr/>
+          <w:p>
+            <w:pPr>
+              <w:pStyle w:val="Compact"/>
+              <w:jc w:val="center"/>
+            </w:pPr>
+            <w:r>
+              <w:rPr>
+                <w:sz w:val="20"/>
+              </w:rPr>
+              <w:t xml:space="preserve">,443</w:t>
             </w:r>
           </w:p>
         </w:tc>
@@ -3335,52 +3344,52 @@
               <w:rPr>
                 <w:sz w:val="20"/>
               </w:rPr>
-              <w:t xml:space="preserve">-0,0006</w:t>
-            </w:r>
-          </w:p>
-        </w:tc>
-        <w:tc>
-          <w:tcPr/>
-          <w:p>
-            <w:pPr>
-              <w:pStyle w:val="Compact"/>
-              <w:jc w:val="center"/>
-            </w:pPr>
-            <w:r>
-              <w:rPr>
-                <w:sz w:val="20"/>
-              </w:rPr>
-              <w:t xml:space="preserve">0,0013</w:t>
-            </w:r>
-          </w:p>
-        </w:tc>
-        <w:tc>
-          <w:tcPr/>
-          <w:p>
-            <w:pPr>
-              <w:pStyle w:val="Compact"/>
-              <w:jc w:val="center"/>
-            </w:pPr>
-            <w:r>
-              <w:rPr>
-                <w:sz w:val="20"/>
-              </w:rPr>
-              <w:t xml:space="preserve">-0,441</w:t>
-            </w:r>
-          </w:p>
-        </w:tc>
-        <w:tc>
-          <w:tcPr/>
-          <w:p>
-            <w:pPr>
-              <w:pStyle w:val="Compact"/>
-              <w:jc w:val="center"/>
-            </w:pPr>
-            <w:r>
-              <w:rPr>
-                <w:sz w:val="20"/>
-              </w:rPr>
-              <w:t xml:space="preserve">,660</w:t>
+              <w:t xml:space="preserve">0,0000</w:t>
+            </w:r>
+          </w:p>
+        </w:tc>
+        <w:tc>
+          <w:tcPr/>
+          <w:p>
+            <w:pPr>
+              <w:pStyle w:val="Compact"/>
+              <w:jc w:val="center"/>
+            </w:pPr>
+            <w:r>
+              <w:rPr>
+                <w:sz w:val="20"/>
+              </w:rPr>
+              <w:t xml:space="preserve">0,0012</w:t>
+            </w:r>
+          </w:p>
+        </w:tc>
+        <w:tc>
+          <w:tcPr/>
+          <w:p>
+            <w:pPr>
+              <w:pStyle w:val="Compact"/>
+              <w:jc w:val="center"/>
+            </w:pPr>
+            <w:r>
+              <w:rPr>
+                <w:sz w:val="20"/>
+              </w:rPr>
+              <w:t xml:space="preserve">0,006</w:t>
+            </w:r>
+          </w:p>
+        </w:tc>
+        <w:tc>
+          <w:tcPr/>
+          <w:p>
+            <w:pPr>
+              <w:pStyle w:val="Compact"/>
+              <w:jc w:val="center"/>
+            </w:pPr>
+            <w:r>
+              <w:rPr>
+                <w:sz w:val="20"/>
+              </w:rPr>
+              <w:t xml:space="preserve">,995</w:t>
             </w:r>
           </w:p>
         </w:tc>
@@ -3432,52 +3441,52 @@
               <w:rPr>
                 <w:sz w:val="20"/>
               </w:rPr>
-              <w:t xml:space="preserve">-0,0178</w:t>
-            </w:r>
-          </w:p>
-        </w:tc>
-        <w:tc>
-          <w:tcPr/>
-          <w:p>
-            <w:pPr>
-              <w:pStyle w:val="Compact"/>
-              <w:jc w:val="center"/>
-            </w:pPr>
-            <w:r>
-              <w:rPr>
-                <w:sz w:val="20"/>
-              </w:rPr>
-              <w:t xml:space="preserve">0,0358</w:t>
-            </w:r>
-          </w:p>
-        </w:tc>
-        <w:tc>
-          <w:tcPr/>
-          <w:p>
-            <w:pPr>
-              <w:pStyle w:val="Compact"/>
-              <w:jc w:val="center"/>
-            </w:pPr>
-            <w:r>
-              <w:rPr>
-                <w:sz w:val="20"/>
-              </w:rPr>
-              <w:t xml:space="preserve">-0,498</w:t>
-            </w:r>
-          </w:p>
-        </w:tc>
-        <w:tc>
-          <w:tcPr/>
-          <w:p>
-            <w:pPr>
-              <w:pStyle w:val="Compact"/>
-              <w:jc w:val="center"/>
-            </w:pPr>
-            <w:r>
-              <w:rPr>
-                <w:sz w:val="20"/>
-              </w:rPr>
-              <w:t xml:space="preserve">,619</w:t>
+              <w:t xml:space="preserve">-0,0244</w:t>
+            </w:r>
+          </w:p>
+        </w:tc>
+        <w:tc>
+          <w:tcPr/>
+          <w:p>
+            <w:pPr>
+              <w:pStyle w:val="Compact"/>
+              <w:jc w:val="center"/>
+            </w:pPr>
+            <w:r>
+              <w:rPr>
+                <w:sz w:val="20"/>
+              </w:rPr>
+              <w:t xml:space="preserve">0,0345</w:t>
+            </w:r>
+          </w:p>
+        </w:tc>
+        <w:tc>
+          <w:tcPr/>
+          <w:p>
+            <w:pPr>
+              <w:pStyle w:val="Compact"/>
+              <w:jc w:val="center"/>
+            </w:pPr>
+            <w:r>
+              <w:rPr>
+                <w:sz w:val="20"/>
+              </w:rPr>
+              <w:t xml:space="preserve">-0,708</w:t>
+            </w:r>
+          </w:p>
+        </w:tc>
+        <w:tc>
+          <w:tcPr/>
+          <w:p>
+            <w:pPr>
+              <w:pStyle w:val="Compact"/>
+              <w:jc w:val="center"/>
+            </w:pPr>
+            <w:r>
+              <w:rPr>
+                <w:sz w:val="20"/>
+              </w:rPr>
+              <w:t xml:space="preserve">,479</w:t>
             </w:r>
           </w:p>
         </w:tc>
@@ -3557,7 +3566,7 @@
           <m:t>=</m:t>
         </m:r>
         <m:r>
-          <m:t>0.0022</m:t>
+          <m:t>0.0033</m:t>
         </m:r>
       </m:oMath>
       <w:r>
@@ -3601,7 +3610,7 @@
           <m:t>−</m:t>
         </m:r>
         <m:r>
-          <m:t>0.0074</m:t>
+          <m:t>0.0063</m:t>
         </m:r>
       </m:oMath>
       <w:r>
@@ -3643,7 +3652,7 @@
           <m:t>=</m:t>
         </m:r>
         <m:r>
-          <m:t>0.2272</m:t>
+          <m:t>0.3435</m:t>
         </m:r>
       </m:oMath>
       <w:r>
@@ -3663,7 +3672,7 @@
           <m:t>=</m:t>
         </m:r>
         <m:r>
-          <m:t>.9231</m:t>
+          <m:t>.8485</m:t>
         </m:r>
       </m:oMath>
       <w:r>
@@ -3688,7 +3697,7 @@
           <m:t>=</m:t>
         </m:r>
         <m:r>
-          <m:t>.9231</m:t>
+          <m:t>.8485</m:t>
         </m:r>
       </m:oMath>
       <w:r>
@@ -3714,7 +3723,7 @@
           <m:t>=</m:t>
         </m:r>
         <m:r>
-          <m:t>0.00078</m:t>
+          <m:t>0.00043</m:t>
         </m:r>
       </m:oMath>
       <w:r>
@@ -3734,7 +3743,7 @@
           <m:t>=</m:t>
         </m:r>
         <m:r>
-          <m:t>.860</m:t>
+          <m:t>.920</m:t>
         </m:r>
       </m:oMath>
       <w:r>
@@ -4040,7 +4049,7 @@
               <w:rPr>
                 <w:sz w:val="18"/>
               </w:rPr>
-              <w:t xml:space="preserve">Centro</w:t>
+              <w:t xml:space="preserve">Ybaroty</w:t>
             </w:r>
           </w:p>
         </w:tc>
@@ -4055,7 +4064,7 @@
               <w:rPr>
                 <w:sz w:val="18"/>
               </w:rPr>
-              <w:t xml:space="preserve">90</w:t>
+              <w:t xml:space="preserve">68</w:t>
             </w:r>
           </w:p>
         </w:tc>
@@ -4070,7 +4079,7 @@
               <w:rPr>
                 <w:sz w:val="18"/>
               </w:rPr>
-              <w:t xml:space="preserve">54,96</w:t>
+              <w:t xml:space="preserve">53,88</w:t>
             </w:r>
           </w:p>
         </w:tc>
@@ -4085,7 +4094,7 @@
               <w:rPr>
                 <w:sz w:val="18"/>
               </w:rPr>
-              <w:t xml:space="preserve">13,68</w:t>
+              <w:t xml:space="preserve">15,26</w:t>
             </w:r>
           </w:p>
         </w:tc>
@@ -4100,7 +4109,7 @@
               <w:rPr>
                 <w:sz w:val="18"/>
               </w:rPr>
-              <w:t xml:space="preserve">57,00</w:t>
+              <w:t xml:space="preserve">56,50</w:t>
             </w:r>
           </w:p>
         </w:tc>
@@ -4115,7 +4124,7 @@
               <w:rPr>
                 <w:sz w:val="18"/>
               </w:rPr>
-              <w:t xml:space="preserve">18,00</w:t>
+              <w:t xml:space="preserve">19,25</w:t>
             </w:r>
           </w:p>
         </w:tc>
@@ -4130,7 +4139,7 @@
               <w:rPr>
                 <w:sz w:val="18"/>
               </w:rPr>
-              <w:t xml:space="preserve">2.232.833</w:t>
+              <w:t xml:space="preserve">2.226.029</w:t>
             </w:r>
           </w:p>
         </w:tc>
@@ -4145,7 +4154,7 @@
               <w:rPr>
                 <w:sz w:val="18"/>
               </w:rPr>
-              <w:t xml:space="preserve">91,11%</w:t>
+              <w:t xml:space="preserve">86,76%</w:t>
             </w:r>
           </w:p>
         </w:tc>
@@ -4162,7 +4171,7 @@
               <w:rPr>
                 <w:sz w:val="18"/>
               </w:rPr>
-              <w:t xml:space="preserve">San Miguel</w:t>
+              <w:t xml:space="preserve">Lomas Valentinas</w:t>
             </w:r>
           </w:p>
         </w:tc>
@@ -4177,7 +4186,7 @@
               <w:rPr>
                 <w:sz w:val="18"/>
               </w:rPr>
-              <w:t xml:space="preserve">63</w:t>
+              <w:t xml:space="preserve">32</w:t>
             </w:r>
           </w:p>
         </w:tc>
@@ -4192,7 +4201,7 @@
               <w:rPr>
                 <w:sz w:val="18"/>
               </w:rPr>
-              <w:t xml:space="preserve">52,68</w:t>
+              <w:t xml:space="preserve">53,75</w:t>
             </w:r>
           </w:p>
         </w:tc>
@@ -4207,7 +4216,7 @@
               <w:rPr>
                 <w:sz w:val="18"/>
               </w:rPr>
-              <w:t xml:space="preserve">13,58</w:t>
+              <w:t xml:space="preserve">15,09</w:t>
             </w:r>
           </w:p>
         </w:tc>
@@ -4237,7 +4246,7 @@
               <w:rPr>
                 <w:sz w:val="18"/>
               </w:rPr>
-              <w:t xml:space="preserve">15,50</w:t>
+              <w:t xml:space="preserve">24,75</w:t>
             </w:r>
           </w:p>
         </w:tc>
@@ -4252,7 +4261,7 @@
               <w:rPr>
                 <w:sz w:val="18"/>
               </w:rPr>
-              <w:t xml:space="preserve">2.359.365</w:t>
+              <w:t xml:space="preserve">2.331.719</w:t>
             </w:r>
           </w:p>
         </w:tc>
@@ -4267,7 +4276,7 @@
               <w:rPr>
                 <w:sz w:val="18"/>
               </w:rPr>
-              <w:t xml:space="preserve">87,30%</w:t>
+              <w:t xml:space="preserve">87,50%</w:t>
             </w:r>
           </w:p>
         </w:tc>
@@ -4284,7 +4293,7 @@
               <w:rPr>
                 <w:sz w:val="18"/>
               </w:rPr>
-              <w:t xml:space="preserve">Estación</w:t>
+              <w:t xml:space="preserve">Tuyutimí</w:t>
             </w:r>
           </w:p>
         </w:tc>
@@ -4299,7 +4308,7 @@
               <w:rPr>
                 <w:sz w:val="18"/>
               </w:rPr>
-              <w:t xml:space="preserve">51</w:t>
+              <w:t xml:space="preserve">39</w:t>
             </w:r>
           </w:p>
         </w:tc>
@@ -4314,7 +4323,7 @@
               <w:rPr>
                 <w:sz w:val="18"/>
               </w:rPr>
-              <w:t xml:space="preserve">52,65</w:t>
+              <w:t xml:space="preserve">52,79</w:t>
             </w:r>
           </w:p>
         </w:tc>
@@ -4329,7 +4338,7 @@
               <w:rPr>
                 <w:sz w:val="18"/>
               </w:rPr>
-              <w:t xml:space="preserve">16,04</w:t>
+              <w:t xml:space="preserve">15,67</w:t>
             </w:r>
           </w:p>
         </w:tc>
@@ -4344,7 +4353,7 @@
               <w:rPr>
                 <w:sz w:val="18"/>
               </w:rPr>
-              <w:t xml:space="preserve">52,00</w:t>
+              <w:t xml:space="preserve">54,00</w:t>
             </w:r>
           </w:p>
         </w:tc>
@@ -4359,7 +4368,7 @@
               <w:rPr>
                 <w:sz w:val="18"/>
               </w:rPr>
-              <w:t xml:space="preserve">20,50</w:t>
+              <w:t xml:space="preserve">19,50</w:t>
             </w:r>
           </w:p>
         </w:tc>
@@ -4374,7 +4383,7 @@
               <w:rPr>
                 <w:sz w:val="18"/>
               </w:rPr>
-              <w:t xml:space="preserve">2.256.078</w:t>
+              <w:t xml:space="preserve">2.349.615</w:t>
             </w:r>
           </w:p>
         </w:tc>
@@ -4389,7 +4398,7 @@
               <w:rPr>
                 <w:sz w:val="18"/>
               </w:rPr>
-              <w:t xml:space="preserve">82,35%</w:t>
+              <w:t xml:space="preserve">87,18%</w:t>
             </w:r>
           </w:p>
         </w:tc>
@@ -4406,7 +4415,7 @@
               <w:rPr>
                 <w:sz w:val="18"/>
               </w:rPr>
-              <w:t xml:space="preserve">Ybaroty</w:t>
+              <w:t xml:space="preserve">Estación</w:t>
             </w:r>
           </w:p>
         </w:tc>
@@ -4421,7 +4430,7 @@
               <w:rPr>
                 <w:sz w:val="18"/>
               </w:rPr>
-              <w:t xml:space="preserve">68</w:t>
+              <w:t xml:space="preserve">51</w:t>
             </w:r>
           </w:p>
         </w:tc>
@@ -4436,7 +4445,7 @@
               <w:rPr>
                 <w:sz w:val="18"/>
               </w:rPr>
-              <w:t xml:space="preserve">51,40</w:t>
+              <w:t xml:space="preserve">52,75</w:t>
             </w:r>
           </w:p>
         </w:tc>
@@ -4451,7 +4460,7 @@
               <w:rPr>
                 <w:sz w:val="18"/>
               </w:rPr>
-              <w:t xml:space="preserve">17,34</w:t>
+              <w:t xml:space="preserve">14,70</w:t>
             </w:r>
           </w:p>
         </w:tc>
@@ -4466,7 +4475,7 @@
               <w:rPr>
                 <w:sz w:val="18"/>
               </w:rPr>
-              <w:t xml:space="preserve">53,00</w:t>
+              <w:t xml:space="preserve">52,00</w:t>
             </w:r>
           </w:p>
         </w:tc>
@@ -4481,7 +4490,7 @@
               <w:rPr>
                 <w:sz w:val="18"/>
               </w:rPr>
-              <w:t xml:space="preserve">26,75</w:t>
+              <w:t xml:space="preserve">19,50</w:t>
             </w:r>
           </w:p>
         </w:tc>
@@ -4496,7 +4505,7 @@
               <w:rPr>
                 <w:sz w:val="18"/>
               </w:rPr>
-              <w:t xml:space="preserve">2.448.824</w:t>
+              <w:t xml:space="preserve">2.198.824</w:t>
             </w:r>
           </w:p>
         </w:tc>
@@ -4511,7 +4520,7 @@
               <w:rPr>
                 <w:sz w:val="18"/>
               </w:rPr>
-              <w:t xml:space="preserve">76,47%</w:t>
+              <w:t xml:space="preserve">88,24%</w:t>
             </w:r>
           </w:p>
         </w:tc>
@@ -4528,7 +4537,7 @@
               <w:rPr>
                 <w:sz w:val="18"/>
               </w:rPr>
-              <w:t xml:space="preserve">Lomas Valentinas</w:t>
+              <w:t xml:space="preserve">Centro</w:t>
             </w:r>
           </w:p>
         </w:tc>
@@ -4543,7 +4552,7 @@
               <w:rPr>
                 <w:sz w:val="18"/>
               </w:rPr>
-              <w:t xml:space="preserve">32</w:t>
+              <w:t xml:space="preserve">90</w:t>
             </w:r>
           </w:p>
         </w:tc>
@@ -4558,7 +4567,7 @@
               <w:rPr>
                 <w:sz w:val="18"/>
               </w:rPr>
-              <w:t xml:space="preserve">50,00</w:t>
+              <w:t xml:space="preserve">51,22</w:t>
             </w:r>
           </w:p>
         </w:tc>
@@ -4573,7 +4582,7 @@
               <w:rPr>
                 <w:sz w:val="18"/>
               </w:rPr>
-              <w:t xml:space="preserve">12,55</w:t>
+              <w:t xml:space="preserve">15,38</w:t>
             </w:r>
           </w:p>
         </w:tc>
@@ -4588,7 +4597,7 @@
               <w:rPr>
                 <w:sz w:val="18"/>
               </w:rPr>
-              <w:t xml:space="preserve">47,50</w:t>
+              <w:t xml:space="preserve">52,50</w:t>
             </w:r>
           </w:p>
         </w:tc>
@@ -4603,7 +4612,7 @@
               <w:rPr>
                 <w:sz w:val="18"/>
               </w:rPr>
-              <w:t xml:space="preserve">17,50</w:t>
+              <w:t xml:space="preserve">22,00</w:t>
             </w:r>
           </w:p>
         </w:tc>
@@ -4618,7 +4627,7 @@
               <w:rPr>
                 <w:sz w:val="18"/>
               </w:rPr>
-              <w:t xml:space="preserve">2.316.563</w:t>
+              <w:t xml:space="preserve">2.382.111</w:t>
             </w:r>
           </w:p>
         </w:tc>
@@ -4633,7 +4642,7 @@
               <w:rPr>
                 <w:sz w:val="18"/>
               </w:rPr>
-              <w:t xml:space="preserve">87,50%</w:t>
+              <w:t xml:space="preserve">82,22%</w:t>
             </w:r>
           </w:p>
         </w:tc>
@@ -4650,7 +4659,7 @@
               <w:rPr>
                 <w:sz w:val="18"/>
               </w:rPr>
-              <w:t xml:space="preserve">Tuyutimí</w:t>
+              <w:t xml:space="preserve">San Miguel</w:t>
             </w:r>
           </w:p>
         </w:tc>
@@ -4665,7 +4674,7 @@
               <w:rPr>
                 <w:sz w:val="18"/>
               </w:rPr>
-              <w:t xml:space="preserve">39</w:t>
+              <w:t xml:space="preserve">63</w:t>
             </w:r>
           </w:p>
         </w:tc>
@@ -4680,7 +4689,7 @@
               <w:rPr>
                 <w:sz w:val="18"/>
               </w:rPr>
-              <w:t xml:space="preserve">49,23</w:t>
+              <w:t xml:space="preserve">50,16</w:t>
             </w:r>
           </w:p>
         </w:tc>
@@ -4695,7 +4704,7 @@
               <w:rPr>
                 <w:sz w:val="18"/>
               </w:rPr>
-              <w:t xml:space="preserve">15,44</w:t>
+              <w:t xml:space="preserve">14,54</w:t>
             </w:r>
           </w:p>
         </w:tc>
@@ -4710,7 +4719,7 @@
               <w:rPr>
                 <w:sz w:val="18"/>
               </w:rPr>
-              <w:t xml:space="preserve">48,00</w:t>
+              <w:t xml:space="preserve">51,00</w:t>
             </w:r>
           </w:p>
         </w:tc>
@@ -4725,7 +4734,7 @@
               <w:rPr>
                 <w:sz w:val="18"/>
               </w:rPr>
-              <w:t xml:space="preserve">23,50</w:t>
+              <w:t xml:space="preserve">19,00</w:t>
             </w:r>
           </w:p>
         </w:tc>
@@ -4740,7 +4749,7 @@
               <w:rPr>
                 <w:sz w:val="18"/>
               </w:rPr>
-              <w:t xml:space="preserve">2.520.000</w:t>
+              <w:t xml:space="preserve">2.404.286</w:t>
             </w:r>
           </w:p>
         </w:tc>
@@ -4755,7 +4764,7 @@
               <w:rPr>
                 <w:sz w:val="18"/>
               </w:rPr>
-              <w:t xml:space="preserve">82,05%</w:t>
+              <w:t xml:space="preserve">84,13%</w:t>
             </w:r>
           </w:p>
         </w:tc>
@@ -4802,7 +4811,7 @@
               <w:rPr>
                 <w:sz w:val="18"/>
               </w:rPr>
-              <w:t xml:space="preserve">49,10</w:t>
+              <w:t xml:space="preserve">49,92</w:t>
             </w:r>
           </w:p>
         </w:tc>
@@ -4817,7 +4826,7 @@
               <w:rPr>
                 <w:sz w:val="18"/>
               </w:rPr>
-              <w:t xml:space="preserve">14,42</w:t>
+              <w:t xml:space="preserve">14,66</w:t>
             </w:r>
           </w:p>
         </w:tc>
@@ -4832,7 +4841,7 @@
               <w:rPr>
                 <w:sz w:val="18"/>
               </w:rPr>
-              <w:t xml:space="preserve">52,00</w:t>
+              <w:t xml:space="preserve">51,00</w:t>
             </w:r>
           </w:p>
         </w:tc>
@@ -4847,7 +4856,7 @@
               <w:rPr>
                 <w:sz w:val="18"/>
               </w:rPr>
-              <w:t xml:space="preserve">22,00</w:t>
+              <w:t xml:space="preserve">17,00</w:t>
             </w:r>
           </w:p>
         </w:tc>
@@ -4862,7 +4871,7 @@
               <w:rPr>
                 <w:sz w:val="18"/>
               </w:rPr>
-              <w:t xml:space="preserve">2.355.065</w:t>
+              <w:t xml:space="preserve">2.422.013</w:t>
             </w:r>
           </w:p>
         </w:tc>
@@ -4877,7 +4886,7 @@
               <w:rPr>
                 <w:sz w:val="18"/>
               </w:rPr>
-              <w:t xml:space="preserve">87,01%</w:t>
+              <w:t xml:space="preserve">84,42%</w:t>
             </w:r>
           </w:p>
         </w:tc>
@@ -4914,7 +4923,7 @@
           <m:t>=</m:t>
         </m:r>
         <m:r>
-          <m:t>0.9942</m:t>
+          <m:t>0.9930</m:t>
         </m:r>
       </m:oMath>
       <w:r>
@@ -4934,7 +4943,7 @@
           <m:t>=</m:t>
         </m:r>
         <m:r>
-          <m:t>.1084</m:t>
+          <m:t>.0481</m:t>
         </m:r>
       </m:oMath>
       <w:r>
@@ -4963,7 +4972,7 @@
           <m:t>=</m:t>
         </m:r>
         <m:r>
-          <m:t>8.0323</m:t>
+          <m:t>0.5359</m:t>
         </m:r>
       </m:oMath>
       <w:r>
@@ -4983,7 +4992,7 @@
           <m:t>=</m:t>
         </m:r>
         <m:r>
-          <m:t>.2357</m:t>
+          <m:t>.9974</m:t>
         </m:r>
       </m:oMath>
       <w:r>
@@ -5025,7 +5034,7 @@
           <m:t>=</m:t>
         </m:r>
         <m:r>
-          <m:t>1.449</m:t>
+          <m:t>0.717</m:t>
         </m:r>
       </m:oMath>
       <w:r>
@@ -5045,7 +5054,7 @@
           <m:t>=</m:t>
         </m:r>
         <m:r>
-          <m:t>.1944</m:t>
+          <m:t>.6359</m:t>
         </m:r>
       </m:oMath>
       <w:r>
@@ -5078,7 +5087,7 @@
           <m:t>=</m:t>
         </m:r>
         <m:r>
-          <m:t>8.6318</m:t>
+          <m:t>4.9253</m:t>
         </m:r>
       </m:oMath>
       <w:r>
@@ -5098,7 +5107,7 @@
           <m:t>=</m:t>
         </m:r>
         <m:r>
-          <m:t>.1954</m:t>
+          <m:t>.5534</m:t>
         </m:r>
       </m:oMath>
       <w:r>
@@ -5110,7 +5119,24 @@
         <w:pStyle w:val="BodyText"/>
       </w:pPr>
       <w:r>
-        <w:t xml:space="preserve">Dado que los contrastes resultaron no significativos (</w:t>
+        <w:t xml:space="preserve">Como la prueba de Shapiro-Wilk indica un leve desvío de la normalidad (</w:t>
+      </w:r>
+      <m:oMath>
+        <m:r>
+          <m:t>p</m:t>
+        </m:r>
+        <m:r>
+          <m:rPr>
+            <m:sty m:val="p"/>
+          </m:rPr>
+          <m:t>=</m:t>
+        </m:r>
+        <m:r>
+          <m:t>.048</m:t>
+        </m:r>
+      </m:oMath>
+      <w:r>
+        <w:t xml:space="preserve">), se toma como referencia la prueba no paramétrica de Kruskal-Wallis, que coincide con el ANOVA. Dado que ambos contrastes resultaron no significativos (</w:t>
       </w:r>
       <m:oMath>
         <m:r>
@@ -5234,7 +5260,7 @@
         <w:pStyle w:val="FirstParagraph"/>
       </w:pPr>
       <w:r>
-        <w:t xml:space="preserve">Las trabajadoras informales perciben un ingreso medio de Gs. 2.373.107 (</w:t>
+        <w:t xml:space="preserve">Las trabajadoras informales perciben un ingreso medio de Gs. 2.396.729 (</w:t>
       </w:r>
       <m:oMath>
         <m:r>
@@ -5250,7 +5276,7 @@
           <m:t>=</m:t>
         </m:r>
         <m:r>
-          <m:t>732.251</m:t>
+          <m:t>776.595</m:t>
         </m:r>
       </m:oMath>
       <w:r>
@@ -5270,11 +5296,11 @@
           <m:t>=</m:t>
         </m:r>
         <m:r>
-          <m:t>103</m:t>
+          <m:t>107</m:t>
         </m:r>
       </m:oMath>
       <w:r>
-        <w:t xml:space="preserve">), frente a Gs. 2.335.946 (</w:t>
+        <w:t xml:space="preserve">), frente a Gs. 2.318.419 (</w:t>
       </w:r>
       <m:oMath>
         <m:r>
@@ -5290,7 +5316,7 @@
           <m:t>=</m:t>
         </m:r>
         <m:r>
-          <m:t>724.481</m:t>
+          <m:t>702.381</m:t>
         </m:r>
       </m:oMath>
       <w:r>
@@ -5310,11 +5336,11 @@
           <m:t>=</m:t>
         </m:r>
         <m:r>
-          <m:t>317</m:t>
+          <m:t>313</m:t>
         </m:r>
       </m:oMath>
       <w:r>
-        <w:t xml:space="preserve">) de los varones. La diferencia muestral (Gs. 37.160 a favor de las mujeres, 1.59%) no es estadísticamente significativa.</w:t>
+        <w:t xml:space="preserve">) de los varones. La diferencia muestral (Gs. 78.310 a favor de las mujeres, 3.38%) no es estadísticamente significativa.</w:t>
       </w:r>
     </w:p>
     <w:p>
@@ -5507,82 +5533,82 @@
               <w:rPr>
                 <w:sz w:val="20"/>
               </w:rPr>
-              <w:t xml:space="preserve">103</w:t>
-            </w:r>
-          </w:p>
-        </w:tc>
-        <w:tc>
-          <w:tcPr/>
-          <w:p>
-            <w:pPr>
-              <w:pStyle w:val="Compact"/>
-              <w:jc w:val="center"/>
-            </w:pPr>
-            <w:r>
-              <w:rPr>
-                <w:sz w:val="20"/>
-              </w:rPr>
-              <w:t xml:space="preserve">2.373.107</w:t>
-            </w:r>
-          </w:p>
-        </w:tc>
-        <w:tc>
-          <w:tcPr/>
-          <w:p>
-            <w:pPr>
-              <w:pStyle w:val="Compact"/>
-              <w:jc w:val="center"/>
-            </w:pPr>
-            <w:r>
-              <w:rPr>
-                <w:sz w:val="20"/>
-              </w:rPr>
-              <w:t xml:space="preserve">732.251</w:t>
-            </w:r>
-          </w:p>
-        </w:tc>
-        <w:tc>
-          <w:tcPr/>
-          <w:p>
-            <w:pPr>
-              <w:pStyle w:val="Compact"/>
-              <w:jc w:val="center"/>
-            </w:pPr>
-            <w:r>
-              <w:rPr>
-                <w:sz w:val="20"/>
-              </w:rPr>
-              <w:t xml:space="preserve">2.340.000</w:t>
-            </w:r>
-          </w:p>
-        </w:tc>
-        <w:tc>
-          <w:tcPr/>
-          <w:p>
-            <w:pPr>
-              <w:pStyle w:val="Compact"/>
-              <w:jc w:val="center"/>
-            </w:pPr>
-            <w:r>
-              <w:rPr>
-                <w:sz w:val="20"/>
-              </w:rPr>
-              <w:t xml:space="preserve">+37.160</w:t>
-            </w:r>
-          </w:p>
-        </w:tc>
-        <w:tc>
-          <w:tcPr/>
-          <w:p>
-            <w:pPr>
-              <w:pStyle w:val="Compact"/>
-              <w:jc w:val="center"/>
-            </w:pPr>
-            <w:r>
-              <w:rPr>
-                <w:sz w:val="20"/>
-              </w:rPr>
-              <w:t xml:space="preserve">+1,59%</w:t>
+              <w:t xml:space="preserve">107</w:t>
+            </w:r>
+          </w:p>
+        </w:tc>
+        <w:tc>
+          <w:tcPr/>
+          <w:p>
+            <w:pPr>
+              <w:pStyle w:val="Compact"/>
+              <w:jc w:val="center"/>
+            </w:pPr>
+            <w:r>
+              <w:rPr>
+                <w:sz w:val="20"/>
+              </w:rPr>
+              <w:t xml:space="preserve">2.396.729</w:t>
+            </w:r>
+          </w:p>
+        </w:tc>
+        <w:tc>
+          <w:tcPr/>
+          <w:p>
+            <w:pPr>
+              <w:pStyle w:val="Compact"/>
+              <w:jc w:val="center"/>
+            </w:pPr>
+            <w:r>
+              <w:rPr>
+                <w:sz w:val="20"/>
+              </w:rPr>
+              <w:t xml:space="preserve">776.595</w:t>
+            </w:r>
+          </w:p>
+        </w:tc>
+        <w:tc>
+          <w:tcPr/>
+          <w:p>
+            <w:pPr>
+              <w:pStyle w:val="Compact"/>
+              <w:jc w:val="center"/>
+            </w:pPr>
+            <w:r>
+              <w:rPr>
+                <w:sz w:val="20"/>
+              </w:rPr>
+              <w:t xml:space="preserve">2.300.000</w:t>
+            </w:r>
+          </w:p>
+        </w:tc>
+        <w:tc>
+          <w:tcPr/>
+          <w:p>
+            <w:pPr>
+              <w:pStyle w:val="Compact"/>
+              <w:jc w:val="center"/>
+            </w:pPr>
+            <w:r>
+              <w:rPr>
+                <w:sz w:val="20"/>
+              </w:rPr>
+              <w:t xml:space="preserve">+78.310</w:t>
+            </w:r>
+          </w:p>
+        </w:tc>
+        <w:tc>
+          <w:tcPr/>
+          <w:p>
+            <w:pPr>
+              <w:pStyle w:val="Compact"/>
+              <w:jc w:val="center"/>
+            </w:pPr>
+            <w:r>
+              <w:rPr>
+                <w:sz w:val="20"/>
+              </w:rPr>
+              <w:t xml:space="preserve">+3,38%</w:t>
             </w:r>
           </w:p>
         </w:tc>
@@ -5614,52 +5640,52 @@
               <w:rPr>
                 <w:sz w:val="20"/>
               </w:rPr>
-              <w:t xml:space="preserve">317</w:t>
-            </w:r>
-          </w:p>
-        </w:tc>
-        <w:tc>
-          <w:tcPr/>
-          <w:p>
-            <w:pPr>
-              <w:pStyle w:val="Compact"/>
-              <w:jc w:val="center"/>
-            </w:pPr>
-            <w:r>
-              <w:rPr>
-                <w:sz w:val="20"/>
-              </w:rPr>
-              <w:t xml:space="preserve">2.335.946</w:t>
-            </w:r>
-          </w:p>
-        </w:tc>
-        <w:tc>
-          <w:tcPr/>
-          <w:p>
-            <w:pPr>
-              <w:pStyle w:val="Compact"/>
-              <w:jc w:val="center"/>
-            </w:pPr>
-            <w:r>
-              <w:rPr>
-                <w:sz w:val="20"/>
-              </w:rPr>
-              <w:t xml:space="preserve">724.481</w:t>
-            </w:r>
-          </w:p>
-        </w:tc>
-        <w:tc>
-          <w:tcPr/>
-          <w:p>
-            <w:pPr>
-              <w:pStyle w:val="Compact"/>
-              <w:jc w:val="center"/>
-            </w:pPr>
-            <w:r>
-              <w:rPr>
-                <w:sz w:val="20"/>
-              </w:rPr>
-              <w:t xml:space="preserve">2.330.000</w:t>
+              <w:t xml:space="preserve">313</w:t>
+            </w:r>
+          </w:p>
+        </w:tc>
+        <w:tc>
+          <w:tcPr/>
+          <w:p>
+            <w:pPr>
+              <w:pStyle w:val="Compact"/>
+              <w:jc w:val="center"/>
+            </w:pPr>
+            <w:r>
+              <w:rPr>
+                <w:sz w:val="20"/>
+              </w:rPr>
+              <w:t xml:space="preserve">2.318.419</w:t>
+            </w:r>
+          </w:p>
+        </w:tc>
+        <w:tc>
+          <w:tcPr/>
+          <w:p>
+            <w:pPr>
+              <w:pStyle w:val="Compact"/>
+              <w:jc w:val="center"/>
+            </w:pPr>
+            <w:r>
+              <w:rPr>
+                <w:sz w:val="20"/>
+              </w:rPr>
+              <w:t xml:space="preserve">702.381</w:t>
+            </w:r>
+          </w:p>
+        </w:tc>
+        <w:tc>
+          <w:tcPr/>
+          <w:p>
+            <w:pPr>
+              <w:pStyle w:val="Compact"/>
+              <w:jc w:val="center"/>
+            </w:pPr>
+            <w:r>
+              <w:rPr>
+                <w:sz w:val="20"/>
+              </w:rPr>
+              <w:t xml:space="preserve">2.240.000</w:t>
             </w:r>
           </w:p>
         </w:tc>
@@ -5742,7 +5768,7 @@
           </m:dPr>
           <m:e>
             <m:r>
-              <m:t>171.60</m:t>
+              <m:t>169.08</m:t>
             </m:r>
           </m:e>
         </m:d>
@@ -5753,7 +5779,7 @@
           <m:t>=</m:t>
         </m:r>
         <m:r>
-          <m:t>0.4486</m:t>
+          <m:t>0.9221</m:t>
         </m:r>
       </m:oMath>
       <w:r>
@@ -5773,7 +5799,7 @@
           <m:t>=</m:t>
         </m:r>
         <m:r>
-          <m:t>.6543</m:t>
+          <m:t>.3578</m:t>
         </m:r>
       </m:oMath>
       <w:r>
@@ -5793,16 +5819,7 @@
           <m:t>=</m:t>
         </m:r>
         <m:r>
-          <m:t>16.906</m:t>
-        </m:r>
-        <m:r>
-          <m:rPr>
-            <m:sty m:val="p"/>
-          </m:rPr>
-          <m:t>,</m:t>
-        </m:r>
-        <m:r>
-          <m:t>5</m:t>
+          <m:t>17.651</m:t>
         </m:r>
       </m:oMath>
       <w:r>
@@ -5822,7 +5839,7 @@
           <m:t>=</m:t>
         </m:r>
         <m:r>
-          <m:t>.5875</m:t>
+          <m:t>.4038</m:t>
         </m:r>
       </m:oMath>
       <w:r>
@@ -8013,7 +8030,7 @@
               <w:rPr>
                 <w:sz w:val="18"/>
               </w:rPr>
-              <w:t xml:space="preserve">4,97%</w:t>
+              <w:t xml:space="preserve">4,96%</w:t>
             </w:r>
           </w:p>
         </w:tc>
@@ -8401,7 +8418,7 @@
         <w:t xml:space="preserve"> </w:t>
       </w:r>
       <w:r>
-        <w:t xml:space="preserve">Moneda: guaraníes (PYG). Tipología de canales: WhatsApp (mensajería digital), Puntos Presenciales (BTL), Meta Ads (digital pago), Afiches QR (OOH / impreso). CTR = tasa de interacción (interacciones / alcance). De las 8.792 consultas, 5.337 trataron sobre RESIMPLE y 3.455 sobre IPS. Las 2.217 derivaciones se dirigieron a la ventanilla SUACE (1.344) y a la Agencia Regional del IPS (873).</w:t>
+        <w:t xml:space="preserve">Moneda: guaraníes (PYG). Tipología de canales: WhatsApp (mensajería digital), Puntos Presenciales (BTL), Meta Ads (digital pago), Afiches QR (OOH / impreso). CTR = tasa de interacción (interacciones / alcance). De las 8.792 consultas, 5.332 trataron sobre RESIMPLE y 3.460 sobre IPS. Las 2.217 derivaciones se dirigieron a la ventanilla SUACE (1.340) y a la Agencia Regional del IPS (877).</w:t>
       </w:r>
     </w:p>
     <w:p>
@@ -8648,7 +8665,7 @@
           <m:t>=</m:t>
         </m:r>
         <m:r>
-          <m:t>0.0163</m:t>
+          <m:t>0.0092</m:t>
         </m:r>
       </m:oMath>
       <w:r>
@@ -8668,7 +8685,7 @@
           <m:t>=</m:t>
         </m:r>
         <m:r>
-          <m:t>.739</m:t>
+          <m:t>.850</m:t>
         </m:r>
       </m:oMath>
       <w:r>
@@ -8698,7 +8715,7 @@
       </w:r>
       <m:oMath>
         <m:r>
-          <m:t>F</m:t>
+          <m:t>H</m:t>
         </m:r>
         <m:d>
           <m:dPr>
@@ -8711,15 +8728,6 @@
             <m:r>
               <m:t>6</m:t>
             </m:r>
-            <m:r>
-              <m:rPr>
-                <m:sty m:val="p"/>
-              </m:rPr>
-              <m:t>,</m:t>
-            </m:r>
-            <m:r>
-              <m:t>413</m:t>
-            </m:r>
           </m:e>
         </m:d>
         <m:r>
@@ -8729,7 +8737,7 @@
           <m:t>=</m:t>
         </m:r>
         <m:r>
-          <m:t>1.449</m:t>
+          <m:t>4.93</m:t>
         </m:r>
       </m:oMath>
       <w:r>
@@ -8749,7 +8757,7 @@
           <m:t>=</m:t>
         </m:r>
         <m:r>
-          <m:t>.194</m:t>
+          <m:t>.553</m:t>
         </m:r>
       </m:oMath>
       <w:r>

--- a/docs/informe_final_unves_2026.docx
+++ b/docs/informe_final_unves_2026.docx
@@ -159,9 +159,9 @@
     <w:tbl>
       <w:tblPr>
         <w:tblStyle w:val="Table"/>
-        <w:tblLook w:firstRow="1" w:lastRow="0" w:firstColumn="0" w:lastColumn="0" w:noHBand="0" w:noVBand="0" w:val="0020"/>
         <w:tblW w:w="5000" w:type="pct"/>
         <w:tblLayout w:type="autofit"/>
+        <w:tblLook w:firstRow="1" w:lastRow="0" w:firstColumn="0" w:lastColumn="0" w:noHBand="0" w:noVBand="0" w:val="0020"/>
       </w:tblPr>
       <w:tblGrid>
         <w:gridCol w:w="1980"/>
@@ -172,12 +172,14 @@
       <w:tr>
         <w:trPr>
           <w:tblHeader w:val="on"/>
+          <w:cantSplit/>
         </w:trPr>
         <w:tc>
           <w:tcPr/>
           <w:p>
             <w:pPr>
               <w:pStyle w:val="Compact"/>
+              <w:keepNext/>
               <w:jc w:val="center"/>
             </w:pPr>
             <w:r>
@@ -193,6 +195,7 @@
           <w:p>
             <w:pPr>
               <w:pStyle w:val="Compact"/>
+              <w:keepNext/>
               <w:jc w:val="left"/>
             </w:pPr>
             <w:r>
@@ -208,6 +211,7 @@
           <w:p>
             <w:pPr>
               <w:pStyle w:val="Compact"/>
+              <w:keepNext/>
               <w:jc w:val="center"/>
             </w:pPr>
             <w:r>
@@ -223,6 +227,7 @@
           <w:p>
             <w:pPr>
               <w:pStyle w:val="Compact"/>
+              <w:keepNext/>
               <w:jc w:val="left"/>
             </w:pPr>
             <w:r>
@@ -235,11 +240,15 @@
         </w:tc>
       </w:tr>
       <w:tr>
-        <w:tc>
-          <w:tcPr/>
-          <w:p>
-            <w:pPr>
-              <w:pStyle w:val="Compact"/>
+        <w:trPr>
+          <w:cantSplit/>
+        </w:trPr>
+        <w:tc>
+          <w:tcPr/>
+          <w:p>
+            <w:pPr>
+              <w:pStyle w:val="Compact"/>
+              <w:keepNext/>
               <w:jc w:val="center"/>
             </w:pPr>
             <w:r>
@@ -255,6 +264,7 @@
           <w:p>
             <w:pPr>
               <w:pStyle w:val="Compact"/>
+              <w:keepNext/>
               <w:jc w:val="left"/>
             </w:pPr>
             <w:r>
@@ -270,6 +280,7 @@
           <w:p>
             <w:pPr>
               <w:pStyle w:val="Compact"/>
+              <w:keepNext/>
               <w:jc w:val="center"/>
             </w:pPr>
             <w:r>
@@ -285,6 +296,7 @@
           <w:p>
             <w:pPr>
               <w:pStyle w:val="Compact"/>
+              <w:keepNext/>
               <w:jc w:val="left"/>
             </w:pPr>
             <w:r>
@@ -297,11 +309,15 @@
         </w:tc>
       </w:tr>
       <w:tr>
-        <w:tc>
-          <w:tcPr/>
-          <w:p>
-            <w:pPr>
-              <w:pStyle w:val="Compact"/>
+        <w:trPr>
+          <w:cantSplit/>
+        </w:trPr>
+        <w:tc>
+          <w:tcPr/>
+          <w:p>
+            <w:pPr>
+              <w:pStyle w:val="Compact"/>
+              <w:keepNext/>
               <w:jc w:val="center"/>
             </w:pPr>
             <w:r>
@@ -317,6 +333,7 @@
           <w:p>
             <w:pPr>
               <w:pStyle w:val="Compact"/>
+              <w:keepNext/>
               <w:jc w:val="left"/>
             </w:pPr>
             <w:r>
@@ -332,6 +349,7 @@
           <w:p>
             <w:pPr>
               <w:pStyle w:val="Compact"/>
+              <w:keepNext/>
               <w:jc w:val="center"/>
             </w:pPr>
             <w:r>
@@ -347,6 +365,7 @@
           <w:p>
             <w:pPr>
               <w:pStyle w:val="Compact"/>
+              <w:keepNext/>
               <w:jc w:val="left"/>
             </w:pPr>
             <w:r>
@@ -359,11 +378,15 @@
         </w:tc>
       </w:tr>
       <w:tr>
-        <w:tc>
-          <w:tcPr/>
-          <w:p>
-            <w:pPr>
-              <w:pStyle w:val="Compact"/>
+        <w:trPr>
+          <w:cantSplit/>
+        </w:trPr>
+        <w:tc>
+          <w:tcPr/>
+          <w:p>
+            <w:pPr>
+              <w:pStyle w:val="Compact"/>
+              <w:keepNext/>
               <w:jc w:val="center"/>
             </w:pPr>
             <w:r>
@@ -379,6 +402,7 @@
           <w:p>
             <w:pPr>
               <w:pStyle w:val="Compact"/>
+              <w:keepNext/>
               <w:jc w:val="left"/>
             </w:pPr>
             <w:r>
@@ -394,6 +418,7 @@
           <w:p>
             <w:pPr>
               <w:pStyle w:val="Compact"/>
+              <w:keepNext/>
               <w:jc w:val="center"/>
             </w:pPr>
             <w:r>
@@ -409,6 +434,7 @@
           <w:p>
             <w:pPr>
               <w:pStyle w:val="Compact"/>
+              <w:keepNext/>
               <w:jc w:val="left"/>
             </w:pPr>
             <w:r>
@@ -421,6 +447,9 @@
         </w:tc>
       </w:tr>
       <w:tr>
+        <w:trPr>
+          <w:cantSplit/>
+        </w:trPr>
         <w:tc>
           <w:tcPr/>
           <w:p>
@@ -496,13 +525,9 @@
       </w:r>
     </w:p>
     <w:p>
-      <w:r>
-        <w:br w:type="page"/>
-      </w:r>
-    </w:p>
-    <w:p>
       <w:pPr>
         <w:pStyle w:val="BodyText"/>
+        <w:pageBreakBefore/>
       </w:pPr>
       <w:r>
         <w:rPr>
@@ -529,15 +554,11 @@
         <w:fldChar w:fldCharType="end"/>
       </w:r>
     </w:p>
-    <w:p>
-      <w:r>
-        <w:br w:type="page"/>
-      </w:r>
-    </w:p>
     <w:bookmarkStart w:id="20" w:name="resumen-ejecutivo"/>
     <w:p>
       <w:pPr>
         <w:pStyle w:val="Heading1"/>
+        <w:pageBreakBefore/>
       </w:pPr>
       <w:r>
         <w:t xml:space="preserve">RESUMEN EJECUTIVO</w:t>
@@ -892,16 +913,12 @@
         <w:t xml:space="preserve">informalidad laboral, sistema de información gerencial, salario mínimo, trampa de informalidad, marketing social, políticas públicas, Villarrica.</w:t>
       </w:r>
     </w:p>
-    <w:p>
-      <w:r>
-        <w:br w:type="page"/>
-      </w:r>
-    </w:p>
     <w:bookmarkEnd w:id="20"/>
     <w:bookmarkStart w:id="21" w:name="introducción"/>
     <w:p>
       <w:pPr>
         <w:pStyle w:val="Heading1"/>
+        <w:pageBreakBefore/>
       </w:pPr>
       <w:r>
         <w:t xml:space="preserve">INTRODUCCIÓN</w:t>
@@ -921,11 +938,6 @@
       </w:pPr>
       <w:r>
         <w:t xml:space="preserve">El documento se organiza de la siguiente manera: la sección 1 presenta la fundamentación y el marco teórico; la sección 2, los objetivos; la sección 3, la metodología de relevamiento y gobernanza de datos; las secciones 4, 5 y 6 corresponden a los capítulos de cada cátedra; la sección 7 expone las conclusiones, recomendaciones y limitaciones. Las referencias bibliográficas y los anexos con las evidencias digitales cierran el informe.</w:t>
-      </w:r>
-    </w:p>
-    <w:p>
-      <w:r>
-        <w:br w:type="page"/>
       </w:r>
     </w:p>
     <w:bookmarkEnd w:id="21"/>
@@ -933,6 +945,7 @@
     <w:p>
       <w:pPr>
         <w:pStyle w:val="Heading1"/>
+        <w:pageBreakBefore/>
       </w:pPr>
       <w:r>
         <w:t xml:space="preserve">1. FUNDAMENTACIÓN Y MARCO TEÓRICO INTERDISCIPLINARIO</w:t>
@@ -1028,16 +1041,12 @@
         <w:t xml:space="preserve">siguiendo el marco metodológico de Lee y Kotler (2019), diseña e implementa estrategias de comunicación orientadas a modificar percepciones ciudadanas respecto a los beneficios de la formalización, articulando la demanda ciudadana con las soluciones públicas disponibles: el régimen RESIMPLE de la Dirección Nacional de Ingresos Tributarios (DNIT, 2024), el seguro social del Instituto de Previsión Social (IPS, 2024) y el SUACE del Ministerio de Industria y Comercio (MIC, 2024).</w:t>
       </w:r>
     </w:p>
-    <w:p>
-      <w:r>
-        <w:br w:type="page"/>
-      </w:r>
-    </w:p>
     <w:bookmarkEnd w:id="22"/>
     <w:bookmarkStart w:id="25" w:name="objetivos"/>
     <w:p>
       <w:pPr>
         <w:pStyle w:val="Heading1"/>
+        <w:pageBreakBefore/>
       </w:pPr>
       <w:r>
         <w:t xml:space="preserve">2. OBJETIVOS</w:t>
@@ -1130,17 +1139,13 @@
         <w:t xml:space="preserve">Proponer y evaluar una campaña de marketing social basada en datos, incorporando sus métricas de seguimiento (alcance, interacciones, consultas y derivaciones) al sistema.</w:t>
       </w:r>
     </w:p>
-    <w:p>
-      <w:r>
-        <w:br w:type="page"/>
-      </w:r>
-    </w:p>
     <w:bookmarkEnd w:id="24"/>
     <w:bookmarkEnd w:id="25"/>
     <w:bookmarkStart w:id="30" w:name="X640c4b9224180f5f69fc68ad3107ffcdbd6fd5b"/>
     <w:p>
       <w:pPr>
         <w:pStyle w:val="Heading1"/>
+        <w:pageBreakBefore/>
       </w:pPr>
       <w:r>
         <w:t xml:space="preserve">3. METODOLOGÍA DEL RELEVAMIENTO Y GOBERNANZA DE DATOS</w:t>
@@ -1464,17 +1469,13 @@
         <w:t xml:space="preserve">) y no se publican nombres ni datos de contacto personales; los resultados se presentan en forma agregada.</w:t>
       </w:r>
     </w:p>
-    <w:p>
-      <w:r>
-        <w:br w:type="page"/>
-      </w:r>
-    </w:p>
     <w:bookmarkEnd w:id="29"/>
     <w:bookmarkEnd w:id="30"/>
-    <w:bookmarkStart w:id="48" w:name="Xa42a1af4ff9ca1671f9f541bfd376d4db6a929e"/>
+    <w:bookmarkStart w:id="57" w:name="Xa42a1af4ff9ca1671f9f541bfd376d4db6a929e"/>
     <w:p>
       <w:pPr>
         <w:pStyle w:val="Heading1"/>
+        <w:pageBreakBefore/>
       </w:pPr>
       <w:r>
         <w:t xml:space="preserve">4. CAPÍTULO I: DIAGNÓSTICO DE LA REALIDAD SOCIAL Y ANÁLISIS ESTADÍSTICO</w:t>
@@ -1598,9 +1599,9 @@
     <w:tbl>
       <w:tblPr>
         <w:tblStyle w:val="Table"/>
-        <w:tblLook w:firstRow="1" w:lastRow="0" w:firstColumn="0" w:lastColumn="0" w:noHBand="0" w:noVBand="0" w:val="0020"/>
         <w:tblW w:w="5000" w:type="pct"/>
         <w:tblLayout w:type="autofit"/>
+        <w:tblLook w:firstRow="1" w:lastRow="0" w:firstColumn="0" w:lastColumn="0" w:noHBand="0" w:noVBand="0" w:val="0020"/>
       </w:tblPr>
       <w:tblGrid>
         <w:gridCol w:w="1131"/>
@@ -1614,12 +1615,14 @@
       <w:tr>
         <w:trPr>
           <w:tblHeader w:val="on"/>
+          <w:cantSplit/>
         </w:trPr>
         <w:tc>
           <w:tcPr/>
           <w:p>
             <w:pPr>
               <w:pStyle w:val="Compact"/>
+              <w:keepNext/>
               <w:jc w:val="left"/>
             </w:pPr>
             <w:r>
@@ -1635,6 +1638,7 @@
           <w:p>
             <w:pPr>
               <w:pStyle w:val="Compact"/>
+              <w:keepNext/>
               <w:jc w:val="center"/>
             </w:pPr>
             <w:r>
@@ -1650,6 +1654,7 @@
           <w:p>
             <w:pPr>
               <w:pStyle w:val="Compact"/>
+              <w:keepNext/>
               <w:jc w:val="center"/>
             </w:pPr>
             <w:r>
@@ -1665,6 +1670,7 @@
           <w:p>
             <w:pPr>
               <w:pStyle w:val="Compact"/>
+              <w:keepNext/>
               <w:jc w:val="center"/>
             </w:pPr>
             <w:r>
@@ -1680,6 +1686,7 @@
           <w:p>
             <w:pPr>
               <w:pStyle w:val="Compact"/>
+              <w:keepNext/>
               <w:jc w:val="center"/>
             </w:pPr>
             <w:r>
@@ -1695,6 +1702,7 @@
           <w:p>
             <w:pPr>
               <w:pStyle w:val="Compact"/>
+              <w:keepNext/>
               <w:jc w:val="center"/>
             </w:pPr>
             <w:r>
@@ -1710,6 +1718,7 @@
           <w:p>
             <w:pPr>
               <w:pStyle w:val="Compact"/>
+              <w:keepNext/>
               <w:jc w:val="center"/>
             </w:pPr>
             <w:r>
@@ -1722,11 +1731,15 @@
         </w:tc>
       </w:tr>
       <w:tr>
-        <w:tc>
-          <w:tcPr/>
-          <w:p>
-            <w:pPr>
-              <w:pStyle w:val="Compact"/>
+        <w:trPr>
+          <w:cantSplit/>
+        </w:trPr>
+        <w:tc>
+          <w:tcPr/>
+          <w:p>
+            <w:pPr>
+              <w:pStyle w:val="Compact"/>
+              <w:keepNext/>
               <w:jc w:val="left"/>
             </w:pPr>
             <w:r>
@@ -1742,6 +1755,7 @@
           <w:p>
             <w:pPr>
               <w:pStyle w:val="Compact"/>
+              <w:keepNext/>
               <w:jc w:val="center"/>
             </w:pPr>
             <w:r>
@@ -1757,6 +1771,7 @@
           <w:p>
             <w:pPr>
               <w:pStyle w:val="Compact"/>
+              <w:keepNext/>
               <w:jc w:val="center"/>
             </w:pPr>
             <w:r>
@@ -1772,6 +1787,7 @@
           <w:p>
             <w:pPr>
               <w:pStyle w:val="Compact"/>
+              <w:keepNext/>
               <w:jc w:val="center"/>
             </w:pPr>
             <w:r>
@@ -1787,6 +1803,7 @@
           <w:p>
             <w:pPr>
               <w:pStyle w:val="Compact"/>
+              <w:keepNext/>
               <w:jc w:val="center"/>
             </w:pPr>
             <w:r>
@@ -1802,6 +1819,7 @@
           <w:p>
             <w:pPr>
               <w:pStyle w:val="Compact"/>
+              <w:keepNext/>
               <w:jc w:val="center"/>
             </w:pPr>
             <w:r>
@@ -1817,6 +1835,7 @@
           <w:p>
             <w:pPr>
               <w:pStyle w:val="Compact"/>
+              <w:keepNext/>
               <w:jc w:val="center"/>
             </w:pPr>
             <w:r>
@@ -1829,11 +1848,15 @@
         </w:tc>
       </w:tr>
       <w:tr>
-        <w:tc>
-          <w:tcPr/>
-          <w:p>
-            <w:pPr>
-              <w:pStyle w:val="Compact"/>
+        <w:trPr>
+          <w:cantSplit/>
+        </w:trPr>
+        <w:tc>
+          <w:tcPr/>
+          <w:p>
+            <w:pPr>
+              <w:pStyle w:val="Compact"/>
+              <w:keepNext/>
               <w:jc w:val="left"/>
             </w:pPr>
             <w:r>
@@ -1849,6 +1872,7 @@
           <w:p>
             <w:pPr>
               <w:pStyle w:val="Compact"/>
+              <w:keepNext/>
               <w:jc w:val="center"/>
             </w:pPr>
             <w:r>
@@ -1864,6 +1888,7 @@
           <w:p>
             <w:pPr>
               <w:pStyle w:val="Compact"/>
+              <w:keepNext/>
               <w:jc w:val="center"/>
             </w:pPr>
             <w:r>
@@ -1879,6 +1904,7 @@
           <w:p>
             <w:pPr>
               <w:pStyle w:val="Compact"/>
+              <w:keepNext/>
               <w:jc w:val="center"/>
             </w:pPr>
             <w:r>
@@ -1894,6 +1920,7 @@
           <w:p>
             <w:pPr>
               <w:pStyle w:val="Compact"/>
+              <w:keepNext/>
               <w:jc w:val="center"/>
             </w:pPr>
             <w:r>
@@ -1909,6 +1936,7 @@
           <w:p>
             <w:pPr>
               <w:pStyle w:val="Compact"/>
+              <w:keepNext/>
               <w:jc w:val="center"/>
             </w:pPr>
             <w:r>
@@ -1924,6 +1952,7 @@
           <w:p>
             <w:pPr>
               <w:pStyle w:val="Compact"/>
+              <w:keepNext/>
               <w:jc w:val="center"/>
             </w:pPr>
             <w:r>
@@ -1936,11 +1965,15 @@
         </w:tc>
       </w:tr>
       <w:tr>
-        <w:tc>
-          <w:tcPr/>
-          <w:p>
-            <w:pPr>
-              <w:pStyle w:val="Compact"/>
+        <w:trPr>
+          <w:cantSplit/>
+        </w:trPr>
+        <w:tc>
+          <w:tcPr/>
+          <w:p>
+            <w:pPr>
+              <w:pStyle w:val="Compact"/>
+              <w:keepNext/>
               <w:jc w:val="left"/>
             </w:pPr>
             <w:r>
@@ -1956,6 +1989,7 @@
           <w:p>
             <w:pPr>
               <w:pStyle w:val="Compact"/>
+              <w:keepNext/>
               <w:jc w:val="center"/>
             </w:pPr>
             <w:r>
@@ -1971,6 +2005,7 @@
           <w:p>
             <w:pPr>
               <w:pStyle w:val="Compact"/>
+              <w:keepNext/>
               <w:jc w:val="center"/>
             </w:pPr>
             <w:r>
@@ -1986,6 +2021,7 @@
           <w:p>
             <w:pPr>
               <w:pStyle w:val="Compact"/>
+              <w:keepNext/>
               <w:jc w:val="center"/>
             </w:pPr>
             <w:r>
@@ -2001,6 +2037,7 @@
           <w:p>
             <w:pPr>
               <w:pStyle w:val="Compact"/>
+              <w:keepNext/>
               <w:jc w:val="center"/>
             </w:pPr>
             <w:r>
@@ -2016,6 +2053,7 @@
           <w:p>
             <w:pPr>
               <w:pStyle w:val="Compact"/>
+              <w:keepNext/>
               <w:jc w:val="center"/>
             </w:pPr>
             <w:r>
@@ -2031,6 +2069,7 @@
           <w:p>
             <w:pPr>
               <w:pStyle w:val="Compact"/>
+              <w:keepNext/>
               <w:jc w:val="center"/>
             </w:pPr>
             <w:r>
@@ -2043,11 +2082,15 @@
         </w:tc>
       </w:tr>
       <w:tr>
-        <w:tc>
-          <w:tcPr/>
-          <w:p>
-            <w:pPr>
-              <w:pStyle w:val="Compact"/>
+        <w:trPr>
+          <w:cantSplit/>
+        </w:trPr>
+        <w:tc>
+          <w:tcPr/>
+          <w:p>
+            <w:pPr>
+              <w:pStyle w:val="Compact"/>
+              <w:keepNext/>
               <w:jc w:val="left"/>
             </w:pPr>
             <w:r>
@@ -2063,6 +2106,7 @@
           <w:p>
             <w:pPr>
               <w:pStyle w:val="Compact"/>
+              <w:keepNext/>
               <w:jc w:val="center"/>
             </w:pPr>
             <w:r>
@@ -2078,6 +2122,7 @@
           <w:p>
             <w:pPr>
               <w:pStyle w:val="Compact"/>
+              <w:keepNext/>
               <w:jc w:val="center"/>
             </w:pPr>
             <w:r>
@@ -2093,6 +2138,7 @@
           <w:p>
             <w:pPr>
               <w:pStyle w:val="Compact"/>
+              <w:keepNext/>
               <w:jc w:val="center"/>
             </w:pPr>
             <w:r>
@@ -2108,6 +2154,7 @@
           <w:p>
             <w:pPr>
               <w:pStyle w:val="Compact"/>
+              <w:keepNext/>
               <w:jc w:val="center"/>
             </w:pPr>
             <w:r>
@@ -2123,6 +2170,7 @@
           <w:p>
             <w:pPr>
               <w:pStyle w:val="Compact"/>
+              <w:keepNext/>
               <w:jc w:val="center"/>
             </w:pPr>
             <w:r>
@@ -2138,6 +2186,7 @@
           <w:p>
             <w:pPr>
               <w:pStyle w:val="Compact"/>
+              <w:keepNext/>
               <w:jc w:val="center"/>
             </w:pPr>
             <w:r>
@@ -2150,11 +2199,15 @@
         </w:tc>
       </w:tr>
       <w:tr>
-        <w:tc>
-          <w:tcPr/>
-          <w:p>
-            <w:pPr>
-              <w:pStyle w:val="Compact"/>
+        <w:trPr>
+          <w:cantSplit/>
+        </w:trPr>
+        <w:tc>
+          <w:tcPr/>
+          <w:p>
+            <w:pPr>
+              <w:pStyle w:val="Compact"/>
+              <w:keepNext/>
               <w:jc w:val="left"/>
             </w:pPr>
             <w:r>
@@ -2170,6 +2223,7 @@
           <w:p>
             <w:pPr>
               <w:pStyle w:val="Compact"/>
+              <w:keepNext/>
               <w:jc w:val="center"/>
             </w:pPr>
             <w:r>
@@ -2185,6 +2239,7 @@
           <w:p>
             <w:pPr>
               <w:pStyle w:val="Compact"/>
+              <w:keepNext/>
               <w:jc w:val="center"/>
             </w:pPr>
             <w:r>
@@ -2200,6 +2255,7 @@
           <w:p>
             <w:pPr>
               <w:pStyle w:val="Compact"/>
+              <w:keepNext/>
               <w:jc w:val="center"/>
             </w:pPr>
             <w:r>
@@ -2215,6 +2271,7 @@
           <w:p>
             <w:pPr>
               <w:pStyle w:val="Compact"/>
+              <w:keepNext/>
               <w:jc w:val="center"/>
             </w:pPr>
             <w:r>
@@ -2230,6 +2287,7 @@
           <w:p>
             <w:pPr>
               <w:pStyle w:val="Compact"/>
+              <w:keepNext/>
               <w:jc w:val="center"/>
             </w:pPr>
             <w:r>
@@ -2245,6 +2303,7 @@
           <w:p>
             <w:pPr>
               <w:pStyle w:val="Compact"/>
+              <w:keepNext/>
               <w:jc w:val="center"/>
             </w:pPr>
             <w:r>
@@ -2257,6 +2316,9 @@
         </w:tc>
       </w:tr>
       <w:tr>
+        <w:trPr>
+          <w:cantSplit/>
+        </w:trPr>
         <w:tc>
           <w:tcPr/>
           <w:p>
@@ -2877,9 +2939,9 @@
     <w:tbl>
       <w:tblPr>
         <w:tblStyle w:val="Table"/>
-        <w:tblLook w:firstRow="1" w:lastRow="0" w:firstColumn="0" w:lastColumn="0" w:noHBand="0" w:noVBand="0" w:val="0020"/>
         <w:tblW w:w="5000" w:type="pct"/>
         <w:tblLayout w:type="autofit"/>
+        <w:tblLook w:firstRow="1" w:lastRow="0" w:firstColumn="0" w:lastColumn="0" w:noHBand="0" w:noVBand="0" w:val="0020"/>
       </w:tblPr>
       <w:tblGrid>
         <w:gridCol w:w="1584"/>
@@ -2891,12 +2953,14 @@
       <w:tr>
         <w:trPr>
           <w:tblHeader w:val="on"/>
+          <w:cantSplit/>
         </w:trPr>
         <w:tc>
           <w:tcPr/>
           <w:p>
             <w:pPr>
               <w:pStyle w:val="Compact"/>
+              <w:keepNext/>
               <w:jc w:val="left"/>
             </w:pPr>
             <w:r>
@@ -2912,6 +2976,7 @@
           <w:p>
             <w:pPr>
               <w:pStyle w:val="Compact"/>
+              <w:keepNext/>
               <w:jc w:val="center"/>
             </w:pPr>
             <w:r>
@@ -2938,6 +3003,7 @@
           <w:p>
             <w:pPr>
               <w:pStyle w:val="Compact"/>
+              <w:keepNext/>
               <w:jc w:val="center"/>
             </w:pPr>
             <w:r>
@@ -2953,6 +3019,7 @@
           <w:p>
             <w:pPr>
               <w:pStyle w:val="Compact"/>
+              <w:keepNext/>
               <w:jc w:val="center"/>
             </w:pPr>
             <w:r>
@@ -2979,6 +3046,7 @@
           <w:p>
             <w:pPr>
               <w:pStyle w:val="Compact"/>
+              <w:keepNext/>
               <w:jc w:val="center"/>
             </w:pPr>
             <w:r>
@@ -3002,11 +3070,15 @@
         </w:tc>
       </w:tr>
       <w:tr>
-        <w:tc>
-          <w:tcPr/>
-          <w:p>
-            <w:pPr>
-              <w:pStyle w:val="Compact"/>
+        <w:trPr>
+          <w:cantSplit/>
+        </w:trPr>
+        <w:tc>
+          <w:tcPr/>
+          <w:p>
+            <w:pPr>
+              <w:pStyle w:val="Compact"/>
+              <w:keepNext/>
               <w:jc w:val="left"/>
             </w:pPr>
             <w:r>
@@ -3042,6 +3114,7 @@
           <w:p>
             <w:pPr>
               <w:pStyle w:val="Compact"/>
+              <w:keepNext/>
               <w:jc w:val="center"/>
             </w:pPr>
             <w:r>
@@ -3057,6 +3130,7 @@
           <w:p>
             <w:pPr>
               <w:pStyle w:val="Compact"/>
+              <w:keepNext/>
               <w:jc w:val="center"/>
             </w:pPr>
             <w:r>
@@ -3072,6 +3146,7 @@
           <w:p>
             <w:pPr>
               <w:pStyle w:val="Compact"/>
+              <w:keepNext/>
               <w:jc w:val="center"/>
             </w:pPr>
             <w:r>
@@ -3087,6 +3162,7 @@
           <w:p>
             <w:pPr>
               <w:pStyle w:val="Compact"/>
+              <w:keepNext/>
               <w:jc w:val="center"/>
             </w:pPr>
             <m:oMath>
@@ -3104,11 +3180,15 @@
         </w:tc>
       </w:tr>
       <w:tr>
-        <w:tc>
-          <w:tcPr/>
-          <w:p>
-            <w:pPr>
-              <w:pStyle w:val="Compact"/>
+        <w:trPr>
+          <w:cantSplit/>
+        </w:trPr>
+        <w:tc>
+          <w:tcPr/>
+          <w:p>
+            <w:pPr>
+              <w:pStyle w:val="Compact"/>
+              <w:keepNext/>
               <w:jc w:val="left"/>
             </w:pPr>
             <w:r>
@@ -3144,6 +3224,7 @@
           <w:p>
             <w:pPr>
               <w:pStyle w:val="Compact"/>
+              <w:keepNext/>
               <w:jc w:val="center"/>
             </w:pPr>
             <w:r>
@@ -3159,6 +3240,7 @@
           <w:p>
             <w:pPr>
               <w:pStyle w:val="Compact"/>
+              <w:keepNext/>
               <w:jc w:val="center"/>
             </w:pPr>
             <w:r>
@@ -3174,6 +3256,7 @@
           <w:p>
             <w:pPr>
               <w:pStyle w:val="Compact"/>
+              <w:keepNext/>
               <w:jc w:val="center"/>
             </w:pPr>
             <w:r>
@@ -3189,6 +3272,7 @@
           <w:p>
             <w:pPr>
               <w:pStyle w:val="Compact"/>
+              <w:keepNext/>
               <w:jc w:val="center"/>
             </w:pPr>
             <w:r>
@@ -3201,11 +3285,15 @@
         </w:tc>
       </w:tr>
       <w:tr>
-        <w:tc>
-          <w:tcPr/>
-          <w:p>
-            <w:pPr>
-              <w:pStyle w:val="Compact"/>
+        <w:trPr>
+          <w:cantSplit/>
+        </w:trPr>
+        <w:tc>
+          <w:tcPr/>
+          <w:p>
+            <w:pPr>
+              <w:pStyle w:val="Compact"/>
+              <w:keepNext/>
               <w:jc w:val="left"/>
             </w:pPr>
             <w:r>
@@ -3241,6 +3329,7 @@
           <w:p>
             <w:pPr>
               <w:pStyle w:val="Compact"/>
+              <w:keepNext/>
               <w:jc w:val="center"/>
             </w:pPr>
             <w:r>
@@ -3256,6 +3345,7 @@
           <w:p>
             <w:pPr>
               <w:pStyle w:val="Compact"/>
+              <w:keepNext/>
               <w:jc w:val="center"/>
             </w:pPr>
             <w:r>
@@ -3271,6 +3361,7 @@
           <w:p>
             <w:pPr>
               <w:pStyle w:val="Compact"/>
+              <w:keepNext/>
               <w:jc w:val="center"/>
             </w:pPr>
             <w:r>
@@ -3286,6 +3377,7 @@
           <w:p>
             <w:pPr>
               <w:pStyle w:val="Compact"/>
+              <w:keepNext/>
               <w:jc w:val="center"/>
             </w:pPr>
             <w:r>
@@ -3298,11 +3390,15 @@
         </w:tc>
       </w:tr>
       <w:tr>
-        <w:tc>
-          <w:tcPr/>
-          <w:p>
-            <w:pPr>
-              <w:pStyle w:val="Compact"/>
+        <w:trPr>
+          <w:cantSplit/>
+        </w:trPr>
+        <w:tc>
+          <w:tcPr/>
+          <w:p>
+            <w:pPr>
+              <w:pStyle w:val="Compact"/>
+              <w:keepNext/>
               <w:jc w:val="left"/>
             </w:pPr>
             <w:r>
@@ -3338,6 +3434,7 @@
           <w:p>
             <w:pPr>
               <w:pStyle w:val="Compact"/>
+              <w:keepNext/>
               <w:jc w:val="center"/>
             </w:pPr>
             <w:r>
@@ -3353,6 +3450,7 @@
           <w:p>
             <w:pPr>
               <w:pStyle w:val="Compact"/>
+              <w:keepNext/>
               <w:jc w:val="center"/>
             </w:pPr>
             <w:r>
@@ -3368,6 +3466,7 @@
           <w:p>
             <w:pPr>
               <w:pStyle w:val="Compact"/>
+              <w:keepNext/>
               <w:jc w:val="center"/>
             </w:pPr>
             <w:r>
@@ -3383,6 +3482,7 @@
           <w:p>
             <w:pPr>
               <w:pStyle w:val="Compact"/>
+              <w:keepNext/>
               <w:jc w:val="center"/>
             </w:pPr>
             <w:r>
@@ -3395,6 +3495,9 @@
         </w:tc>
       </w:tr>
       <w:tr>
+        <w:trPr>
+          <w:cantSplit/>
+        </w:trPr>
         <w:tc>
           <w:tcPr/>
           <w:p>
@@ -3790,6 +3893,7 @@
     <w:p>
       <w:pPr>
         <w:pStyle w:val="BodyText"/>
+        <w:keepNext/>
       </w:pPr>
       <w:r>
         <w:drawing>
@@ -3897,9 +4001,13 @@
     <w:tbl>
       <w:tblPr>
         <w:tblStyle w:val="Table"/>
-        <w:tblLook w:firstRow="1" w:lastRow="0" w:firstColumn="0" w:lastColumn="0" w:noHBand="0" w:noVBand="0" w:val="0020"/>
         <w:tblW w:w="5000" w:type="pct"/>
         <w:tblLayout w:type="autofit"/>
+        <w:tblCellMar>
+          <w:left w:w="45" w:type="dxa"/>
+          <w:right w:w="45" w:type="dxa"/>
+        </w:tblCellMar>
+        <w:tblLook w:firstRow="1" w:lastRow="0" w:firstColumn="0" w:lastColumn="0" w:noHBand="0" w:noVBand="0" w:val="0020"/>
       </w:tblPr>
       <w:tblGrid>
         <w:gridCol w:w="990"/>
@@ -3914,12 +4022,14 @@
       <w:tr>
         <w:trPr>
           <w:tblHeader w:val="on"/>
+          <w:cantSplit/>
         </w:trPr>
         <w:tc>
           <w:tcPr/>
           <w:p>
             <w:pPr>
               <w:pStyle w:val="Compact"/>
+              <w:keepNext/>
               <w:jc w:val="left"/>
             </w:pPr>
             <w:r>
@@ -3935,6 +4045,7 @@
           <w:p>
             <w:pPr>
               <w:pStyle w:val="Compact"/>
+              <w:keepNext/>
               <w:jc w:val="center"/>
             </w:pPr>
             <m:oMath>
@@ -3949,6 +4060,7 @@
           <w:p>
             <w:pPr>
               <w:pStyle w:val="Compact"/>
+              <w:keepNext/>
               <w:jc w:val="center"/>
             </w:pPr>
             <w:r>
@@ -3964,6 +4076,7 @@
           <w:p>
             <w:pPr>
               <w:pStyle w:val="Compact"/>
+              <w:keepNext/>
               <w:jc w:val="center"/>
             </w:pPr>
             <m:oMath>
@@ -3981,6 +4094,7 @@
           <w:p>
             <w:pPr>
               <w:pStyle w:val="Compact"/>
+              <w:keepNext/>
               <w:jc w:val="center"/>
             </w:pPr>
             <w:r>
@@ -3996,6 +4110,7 @@
           <w:p>
             <w:pPr>
               <w:pStyle w:val="Compact"/>
+              <w:keepNext/>
               <w:jc w:val="center"/>
             </w:pPr>
             <w:r>
@@ -4011,6 +4126,7 @@
           <w:p>
             <w:pPr>
               <w:pStyle w:val="Compact"/>
+              <w:keepNext/>
               <w:jc w:val="center"/>
             </w:pPr>
             <w:r>
@@ -4026,6 +4142,7 @@
           <w:p>
             <w:pPr>
               <w:pStyle w:val="Compact"/>
+              <w:keepNext/>
               <w:jc w:val="center"/>
             </w:pPr>
             <w:r>
@@ -4038,11 +4155,15 @@
         </w:tc>
       </w:tr>
       <w:tr>
-        <w:tc>
-          <w:tcPr/>
-          <w:p>
-            <w:pPr>
-              <w:pStyle w:val="Compact"/>
+        <w:trPr>
+          <w:cantSplit/>
+        </w:trPr>
+        <w:tc>
+          <w:tcPr/>
+          <w:p>
+            <w:pPr>
+              <w:pStyle w:val="Compact"/>
+              <w:keepNext/>
               <w:jc w:val="left"/>
             </w:pPr>
             <w:r>
@@ -4058,6 +4179,7 @@
           <w:p>
             <w:pPr>
               <w:pStyle w:val="Compact"/>
+              <w:keepNext/>
               <w:jc w:val="center"/>
             </w:pPr>
             <w:r>
@@ -4073,6 +4195,7 @@
           <w:p>
             <w:pPr>
               <w:pStyle w:val="Compact"/>
+              <w:keepNext/>
               <w:jc w:val="center"/>
             </w:pPr>
             <w:r>
@@ -4088,6 +4211,7 @@
           <w:p>
             <w:pPr>
               <w:pStyle w:val="Compact"/>
+              <w:keepNext/>
               <w:jc w:val="center"/>
             </w:pPr>
             <w:r>
@@ -4103,6 +4227,7 @@
           <w:p>
             <w:pPr>
               <w:pStyle w:val="Compact"/>
+              <w:keepNext/>
               <w:jc w:val="center"/>
             </w:pPr>
             <w:r>
@@ -4118,6 +4243,7 @@
           <w:p>
             <w:pPr>
               <w:pStyle w:val="Compact"/>
+              <w:keepNext/>
               <w:jc w:val="center"/>
             </w:pPr>
             <w:r>
@@ -4133,6 +4259,7 @@
           <w:p>
             <w:pPr>
               <w:pStyle w:val="Compact"/>
+              <w:keepNext/>
               <w:jc w:val="center"/>
             </w:pPr>
             <w:r>
@@ -4148,6 +4275,7 @@
           <w:p>
             <w:pPr>
               <w:pStyle w:val="Compact"/>
+              <w:keepNext/>
               <w:jc w:val="center"/>
             </w:pPr>
             <w:r>
@@ -4160,11 +4288,15 @@
         </w:tc>
       </w:tr>
       <w:tr>
-        <w:tc>
-          <w:tcPr/>
-          <w:p>
-            <w:pPr>
-              <w:pStyle w:val="Compact"/>
+        <w:trPr>
+          <w:cantSplit/>
+        </w:trPr>
+        <w:tc>
+          <w:tcPr/>
+          <w:p>
+            <w:pPr>
+              <w:pStyle w:val="Compact"/>
+              <w:keepNext/>
               <w:jc w:val="left"/>
             </w:pPr>
             <w:r>
@@ -4180,6 +4312,7 @@
           <w:p>
             <w:pPr>
               <w:pStyle w:val="Compact"/>
+              <w:keepNext/>
               <w:jc w:val="center"/>
             </w:pPr>
             <w:r>
@@ -4195,6 +4328,7 @@
           <w:p>
             <w:pPr>
               <w:pStyle w:val="Compact"/>
+              <w:keepNext/>
               <w:jc w:val="center"/>
             </w:pPr>
             <w:r>
@@ -4210,6 +4344,7 @@
           <w:p>
             <w:pPr>
               <w:pStyle w:val="Compact"/>
+              <w:keepNext/>
               <w:jc w:val="center"/>
             </w:pPr>
             <w:r>
@@ -4225,6 +4360,7 @@
           <w:p>
             <w:pPr>
               <w:pStyle w:val="Compact"/>
+              <w:keepNext/>
               <w:jc w:val="center"/>
             </w:pPr>
             <w:r>
@@ -4240,6 +4376,7 @@
           <w:p>
             <w:pPr>
               <w:pStyle w:val="Compact"/>
+              <w:keepNext/>
               <w:jc w:val="center"/>
             </w:pPr>
             <w:r>
@@ -4255,6 +4392,7 @@
           <w:p>
             <w:pPr>
               <w:pStyle w:val="Compact"/>
+              <w:keepNext/>
               <w:jc w:val="center"/>
             </w:pPr>
             <w:r>
@@ -4270,6 +4408,7 @@
           <w:p>
             <w:pPr>
               <w:pStyle w:val="Compact"/>
+              <w:keepNext/>
               <w:jc w:val="center"/>
             </w:pPr>
             <w:r>
@@ -4282,11 +4421,15 @@
         </w:tc>
       </w:tr>
       <w:tr>
-        <w:tc>
-          <w:tcPr/>
-          <w:p>
-            <w:pPr>
-              <w:pStyle w:val="Compact"/>
+        <w:trPr>
+          <w:cantSplit/>
+        </w:trPr>
+        <w:tc>
+          <w:tcPr/>
+          <w:p>
+            <w:pPr>
+              <w:pStyle w:val="Compact"/>
+              <w:keepNext/>
               <w:jc w:val="left"/>
             </w:pPr>
             <w:r>
@@ -4302,6 +4445,7 @@
           <w:p>
             <w:pPr>
               <w:pStyle w:val="Compact"/>
+              <w:keepNext/>
               <w:jc w:val="center"/>
             </w:pPr>
             <w:r>
@@ -4317,6 +4461,7 @@
           <w:p>
             <w:pPr>
               <w:pStyle w:val="Compact"/>
+              <w:keepNext/>
               <w:jc w:val="center"/>
             </w:pPr>
             <w:r>
@@ -4332,6 +4477,7 @@
           <w:p>
             <w:pPr>
               <w:pStyle w:val="Compact"/>
+              <w:keepNext/>
               <w:jc w:val="center"/>
             </w:pPr>
             <w:r>
@@ -4347,6 +4493,7 @@
           <w:p>
             <w:pPr>
               <w:pStyle w:val="Compact"/>
+              <w:keepNext/>
               <w:jc w:val="center"/>
             </w:pPr>
             <w:r>
@@ -4362,6 +4509,7 @@
           <w:p>
             <w:pPr>
               <w:pStyle w:val="Compact"/>
+              <w:keepNext/>
               <w:jc w:val="center"/>
             </w:pPr>
             <w:r>
@@ -4377,6 +4525,7 @@
           <w:p>
             <w:pPr>
               <w:pStyle w:val="Compact"/>
+              <w:keepNext/>
               <w:jc w:val="center"/>
             </w:pPr>
             <w:r>
@@ -4392,6 +4541,7 @@
           <w:p>
             <w:pPr>
               <w:pStyle w:val="Compact"/>
+              <w:keepNext/>
               <w:jc w:val="center"/>
             </w:pPr>
             <w:r>
@@ -4404,11 +4554,15 @@
         </w:tc>
       </w:tr>
       <w:tr>
-        <w:tc>
-          <w:tcPr/>
-          <w:p>
-            <w:pPr>
-              <w:pStyle w:val="Compact"/>
+        <w:trPr>
+          <w:cantSplit/>
+        </w:trPr>
+        <w:tc>
+          <w:tcPr/>
+          <w:p>
+            <w:pPr>
+              <w:pStyle w:val="Compact"/>
+              <w:keepNext/>
               <w:jc w:val="left"/>
             </w:pPr>
             <w:r>
@@ -4424,6 +4578,7 @@
           <w:p>
             <w:pPr>
               <w:pStyle w:val="Compact"/>
+              <w:keepNext/>
               <w:jc w:val="center"/>
             </w:pPr>
             <w:r>
@@ -4439,6 +4594,7 @@
           <w:p>
             <w:pPr>
               <w:pStyle w:val="Compact"/>
+              <w:keepNext/>
               <w:jc w:val="center"/>
             </w:pPr>
             <w:r>
@@ -4454,6 +4610,7 @@
           <w:p>
             <w:pPr>
               <w:pStyle w:val="Compact"/>
+              <w:keepNext/>
               <w:jc w:val="center"/>
             </w:pPr>
             <w:r>
@@ -4469,6 +4626,7 @@
           <w:p>
             <w:pPr>
               <w:pStyle w:val="Compact"/>
+              <w:keepNext/>
               <w:jc w:val="center"/>
             </w:pPr>
             <w:r>
@@ -4484,6 +4642,7 @@
           <w:p>
             <w:pPr>
               <w:pStyle w:val="Compact"/>
+              <w:keepNext/>
               <w:jc w:val="center"/>
             </w:pPr>
             <w:r>
@@ -4499,6 +4658,7 @@
           <w:p>
             <w:pPr>
               <w:pStyle w:val="Compact"/>
+              <w:keepNext/>
               <w:jc w:val="center"/>
             </w:pPr>
             <w:r>
@@ -4514,6 +4674,7 @@
           <w:p>
             <w:pPr>
               <w:pStyle w:val="Compact"/>
+              <w:keepNext/>
               <w:jc w:val="center"/>
             </w:pPr>
             <w:r>
@@ -4526,11 +4687,15 @@
         </w:tc>
       </w:tr>
       <w:tr>
-        <w:tc>
-          <w:tcPr/>
-          <w:p>
-            <w:pPr>
-              <w:pStyle w:val="Compact"/>
+        <w:trPr>
+          <w:cantSplit/>
+        </w:trPr>
+        <w:tc>
+          <w:tcPr/>
+          <w:p>
+            <w:pPr>
+              <w:pStyle w:val="Compact"/>
+              <w:keepNext/>
               <w:jc w:val="left"/>
             </w:pPr>
             <w:r>
@@ -4546,6 +4711,7 @@
           <w:p>
             <w:pPr>
               <w:pStyle w:val="Compact"/>
+              <w:keepNext/>
               <w:jc w:val="center"/>
             </w:pPr>
             <w:r>
@@ -4561,6 +4727,7 @@
           <w:p>
             <w:pPr>
               <w:pStyle w:val="Compact"/>
+              <w:keepNext/>
               <w:jc w:val="center"/>
             </w:pPr>
             <w:r>
@@ -4576,6 +4743,7 @@
           <w:p>
             <w:pPr>
               <w:pStyle w:val="Compact"/>
+              <w:keepNext/>
               <w:jc w:val="center"/>
             </w:pPr>
             <w:r>
@@ -4591,6 +4759,7 @@
           <w:p>
             <w:pPr>
               <w:pStyle w:val="Compact"/>
+              <w:keepNext/>
               <w:jc w:val="center"/>
             </w:pPr>
             <w:r>
@@ -4606,6 +4775,7 @@
           <w:p>
             <w:pPr>
               <w:pStyle w:val="Compact"/>
+              <w:keepNext/>
               <w:jc w:val="center"/>
             </w:pPr>
             <w:r>
@@ -4621,6 +4791,7 @@
           <w:p>
             <w:pPr>
               <w:pStyle w:val="Compact"/>
+              <w:keepNext/>
               <w:jc w:val="center"/>
             </w:pPr>
             <w:r>
@@ -4636,6 +4807,7 @@
           <w:p>
             <w:pPr>
               <w:pStyle w:val="Compact"/>
+              <w:keepNext/>
               <w:jc w:val="center"/>
             </w:pPr>
             <w:r>
@@ -4648,11 +4820,15 @@
         </w:tc>
       </w:tr>
       <w:tr>
-        <w:tc>
-          <w:tcPr/>
-          <w:p>
-            <w:pPr>
-              <w:pStyle w:val="Compact"/>
+        <w:trPr>
+          <w:cantSplit/>
+        </w:trPr>
+        <w:tc>
+          <w:tcPr/>
+          <w:p>
+            <w:pPr>
+              <w:pStyle w:val="Compact"/>
+              <w:keepNext/>
               <w:jc w:val="left"/>
             </w:pPr>
             <w:r>
@@ -4668,6 +4844,7 @@
           <w:p>
             <w:pPr>
               <w:pStyle w:val="Compact"/>
+              <w:keepNext/>
               <w:jc w:val="center"/>
             </w:pPr>
             <w:r>
@@ -4683,6 +4860,7 @@
           <w:p>
             <w:pPr>
               <w:pStyle w:val="Compact"/>
+              <w:keepNext/>
               <w:jc w:val="center"/>
             </w:pPr>
             <w:r>
@@ -4698,6 +4876,7 @@
           <w:p>
             <w:pPr>
               <w:pStyle w:val="Compact"/>
+              <w:keepNext/>
               <w:jc w:val="center"/>
             </w:pPr>
             <w:r>
@@ -4713,6 +4892,7 @@
           <w:p>
             <w:pPr>
               <w:pStyle w:val="Compact"/>
+              <w:keepNext/>
               <w:jc w:val="center"/>
             </w:pPr>
             <w:r>
@@ -4728,6 +4908,7 @@
           <w:p>
             <w:pPr>
               <w:pStyle w:val="Compact"/>
+              <w:keepNext/>
               <w:jc w:val="center"/>
             </w:pPr>
             <w:r>
@@ -4743,6 +4924,7 @@
           <w:p>
             <w:pPr>
               <w:pStyle w:val="Compact"/>
+              <w:keepNext/>
               <w:jc w:val="center"/>
             </w:pPr>
             <w:r>
@@ -4758,6 +4940,7 @@
           <w:p>
             <w:pPr>
               <w:pStyle w:val="Compact"/>
+              <w:keepNext/>
               <w:jc w:val="center"/>
             </w:pPr>
             <w:r>
@@ -4770,6 +4953,9 @@
         </w:tc>
       </w:tr>
       <w:tr>
+        <w:trPr>
+          <w:cantSplit/>
+        </w:trPr>
         <w:tc>
           <w:tcPr/>
           <w:p>
@@ -5183,6 +5369,7 @@
     <w:p>
       <w:pPr>
         <w:pStyle w:val="BodyText"/>
+        <w:keepNext/>
       </w:pPr>
       <w:r>
         <w:drawing>
@@ -5370,9 +5557,9 @@
     <w:tbl>
       <w:tblPr>
         <w:tblStyle w:val="Table"/>
-        <w:tblLook w:firstRow="1" w:lastRow="0" w:firstColumn="0" w:lastColumn="0" w:noHBand="0" w:noVBand="0" w:val="0020"/>
         <w:tblW w:w="5000" w:type="pct"/>
         <w:tblLayout w:type="autofit"/>
+        <w:tblLook w:firstRow="1" w:lastRow="0" w:firstColumn="0" w:lastColumn="0" w:noHBand="0" w:noVBand="0" w:val="0020"/>
       </w:tblPr>
       <w:tblGrid>
         <w:gridCol w:w="1131"/>
@@ -5386,12 +5573,14 @@
       <w:tr>
         <w:trPr>
           <w:tblHeader w:val="on"/>
+          <w:cantSplit/>
         </w:trPr>
         <w:tc>
           <w:tcPr/>
           <w:p>
             <w:pPr>
               <w:pStyle w:val="Compact"/>
+              <w:keepNext/>
               <w:jc w:val="left"/>
             </w:pPr>
             <w:r>
@@ -5407,6 +5596,7 @@
           <w:p>
             <w:pPr>
               <w:pStyle w:val="Compact"/>
+              <w:keepNext/>
               <w:jc w:val="center"/>
             </w:pPr>
             <m:oMath>
@@ -5421,6 +5611,7 @@
           <w:p>
             <w:pPr>
               <w:pStyle w:val="Compact"/>
+              <w:keepNext/>
               <w:jc w:val="center"/>
             </w:pPr>
             <w:r>
@@ -5436,6 +5627,7 @@
           <w:p>
             <w:pPr>
               <w:pStyle w:val="Compact"/>
+              <w:keepNext/>
               <w:jc w:val="center"/>
             </w:pPr>
             <m:oMath>
@@ -5465,6 +5657,7 @@
           <w:p>
             <w:pPr>
               <w:pStyle w:val="Compact"/>
+              <w:keepNext/>
               <w:jc w:val="center"/>
             </w:pPr>
             <w:r>
@@ -5480,6 +5673,7 @@
           <w:p>
             <w:pPr>
               <w:pStyle w:val="Compact"/>
+              <w:keepNext/>
               <w:jc w:val="center"/>
             </w:pPr>
             <w:r>
@@ -5495,6 +5689,7 @@
           <w:p>
             <w:pPr>
               <w:pStyle w:val="Compact"/>
+              <w:keepNext/>
               <w:jc w:val="center"/>
             </w:pPr>
             <w:r>
@@ -5507,11 +5702,15 @@
         </w:tc>
       </w:tr>
       <w:tr>
-        <w:tc>
-          <w:tcPr/>
-          <w:p>
-            <w:pPr>
-              <w:pStyle w:val="Compact"/>
+        <w:trPr>
+          <w:cantSplit/>
+        </w:trPr>
+        <w:tc>
+          <w:tcPr/>
+          <w:p>
+            <w:pPr>
+              <w:pStyle w:val="Compact"/>
+              <w:keepNext/>
               <w:jc w:val="left"/>
             </w:pPr>
             <w:r>
@@ -5527,6 +5726,7 @@
           <w:p>
             <w:pPr>
               <w:pStyle w:val="Compact"/>
+              <w:keepNext/>
               <w:jc w:val="center"/>
             </w:pPr>
             <w:r>
@@ -5542,6 +5742,7 @@
           <w:p>
             <w:pPr>
               <w:pStyle w:val="Compact"/>
+              <w:keepNext/>
               <w:jc w:val="center"/>
             </w:pPr>
             <w:r>
@@ -5557,6 +5758,7 @@
           <w:p>
             <w:pPr>
               <w:pStyle w:val="Compact"/>
+              <w:keepNext/>
               <w:jc w:val="center"/>
             </w:pPr>
             <w:r>
@@ -5572,6 +5774,7 @@
           <w:p>
             <w:pPr>
               <w:pStyle w:val="Compact"/>
+              <w:keepNext/>
               <w:jc w:val="center"/>
             </w:pPr>
             <w:r>
@@ -5587,6 +5790,7 @@
           <w:p>
             <w:pPr>
               <w:pStyle w:val="Compact"/>
+              <w:keepNext/>
               <w:jc w:val="center"/>
             </w:pPr>
             <w:r>
@@ -5602,6 +5806,7 @@
           <w:p>
             <w:pPr>
               <w:pStyle w:val="Compact"/>
+              <w:keepNext/>
               <w:jc w:val="center"/>
             </w:pPr>
             <w:r>
@@ -5614,6 +5819,9 @@
         </w:tc>
       </w:tr>
       <w:tr>
+        <w:trPr>
+          <w:cantSplit/>
+        </w:trPr>
         <w:tc>
           <w:tcPr/>
           <w:p>
@@ -5881,6 +6089,7 @@
     <w:p>
       <w:pPr>
         <w:pStyle w:val="BodyText"/>
+        <w:keepNext/>
       </w:pPr>
       <w:r>
         <w:drawing>
@@ -5944,7 +6153,7 @@
       </w:r>
     </w:p>
     <w:bookmarkEnd w:id="43"/>
-    <w:bookmarkStart w:id="47" w:name="Xbe02ac5bd38676477fb23ce49fbf78f2b9ead79"/>
+    <w:bookmarkStart w:id="56" w:name="Xbe02ac5bd38676477fb23ce49fbf78f2b9ead79"/>
     <w:p>
       <w:pPr>
         <w:pStyle w:val="Heading2"/>
@@ -6011,6 +6220,7 @@
     <w:p>
       <w:pPr>
         <w:pStyle w:val="BodyText"/>
+        <w:keepNext/>
       </w:pPr>
       <w:r>
         <w:drawing>
@@ -6092,545 +6302,145 @@
         <w:pStyle w:val="BodyText"/>
       </w:pPr>
       <w:r>
-        <w:t xml:space="preserve">En materia tributaria, el 51.1% de los establecimientos carece de inscripción en el Registro Único del Contribuyente (RUC), el 38.5% está inscripto en el RESIMPLE y el 10.4% en el régimen general. En cuanto a medios de cobro, el 30.4% opera exclusivamente en efectivo, mientras que el resto combina el efectivo con billeteras móviles, QR o transferencias, en línea con el avance de la digitalización de pagos reportado por el Banco Central del Paraguay (BCP, 2025).</w:t>
-      </w:r>
-    </w:p>
-    <w:p>
-      <w:pPr>
-        <w:pStyle w:val="BodyText"/>
-      </w:pPr>
-      <w:r>
-        <w:t xml:space="preserve">Respecto de los motivos patronales de no inscripción en el IPS (IPS, 2024), el principal es el desconocimiento de los trámites y exigencias de inscripción (23.0%), seguido del costo del aporte mensual frente a la facturación (22.2%), la contratación por jornada transitoria o a destajo (20.0%), la preferencia de los propios trabajadores por cobrar el jornal íntegro (17.8%) y la burocracia documental (17.0%). Entre los 400 trabajadores sin cobertura, los motivos declarados de no aporte fueron: ingreso insuficiente para afrontar el costo mensual (31.0%), mala atención y falta de medicamentos en el hospital regional del IPS (28.0%), desconocimiento de los trámites del régimen de independientes (17.0%), falta de confianza en el retorno jubilatorio (14.0%) y que el empleador no realiza la inscripción (10.0%).</w:t>
-      </w:r>
-    </w:p>
-    <w:p>
-      <w:r>
-        <w:br w:type="page"/>
-      </w:r>
-    </w:p>
-    <w:bookmarkEnd w:id="47"/>
-    <w:bookmarkEnd w:id="48"/>
-    <w:bookmarkStart w:id="70" w:name="Xc084915c8f443a6a56c076436aed87133d8278a"/>
-    <w:p>
-      <w:pPr>
-        <w:pStyle w:val="Heading1"/>
-      </w:pPr>
-      <w:r>
-        <w:t xml:space="preserve">5. CAPÍTULO II: SISTEMA DE INFORMACIÓN GERENCIAL Y ARQUITECTURA TECNOLÓGICA</w:t>
-      </w:r>
-    </w:p>
-    <w:p>
-      <w:pPr>
-        <w:pStyle w:val="FirstParagraph"/>
-      </w:pPr>
-      <w:r>
-        <w:t xml:space="preserve">Para dar respuesta operativa al diagnóstico social, la Cátedra de SIG estructuró una arquitectura integral de datos. La documentación técnica completa (diccionario de datos, manual de instalación y manual de usuario) se presenta en el Anexo A (</w:t>
-      </w:r>
-      <w:r>
-        <w:rPr>
-          <w:rStyle w:val="VerbatimChar"/>
-        </w:rPr>
-        <w:t xml:space="preserve">docs/capitulo_sig.md</w:t>
-      </w:r>
-      <w:r>
-        <w:t xml:space="preserve">); en esta sección se resumen sus componentes principales.</w:t>
-      </w:r>
-    </w:p>
-    <w:bookmarkStart w:id="49" w:name="arquitectura-tecnológica"/>
-    <w:p>
-      <w:pPr>
-        <w:pStyle w:val="Heading2"/>
-      </w:pPr>
-      <w:r>
-        <w:t xml:space="preserve">5.1 Arquitectura Tecnológica</w:t>
-      </w:r>
-    </w:p>
-    <w:p>
-      <w:pPr>
-        <w:pStyle w:val="FirstParagraph"/>
-      </w:pPr>
-      <w:r>
-        <w:t xml:space="preserve">La solución se organiza en cinco capas:</w:t>
-      </w:r>
-    </w:p>
-    <w:p>
-      <w:pPr>
-        <w:pStyle w:val="Compact"/>
-        <w:numPr>
-          <w:ilvl w:val="0"/>
-          <w:numId w:val="1004"/>
-        </w:numPr>
+        <w:t xml:space="preserve">En materia tributaria, el 51.1% de los establecimientos carece de inscripción en el Registro Único del Contribuyente (RUC), el 38.5% está inscripto en el RESIMPLE y el 10.4% en el régimen general (Figura 5). En cuanto a medios de cobro, el 30.4% opera exclusivamente en efectivo, mientras que el resto combina el efectivo con billeteras móviles, QR o transferencias, en línea con el avance de la digitalización de pagos reportado por el Banco Central del Paraguay (BCP, 2025).</w:t>
+      </w:r>
+    </w:p>
+    <w:p>
+      <w:pPr>
+        <w:pStyle w:val="APARotulo"/>
       </w:pPr>
       <w:r>
         <w:rPr>
           <w:b/>
           <w:bCs/>
         </w:rPr>
-        <w:t xml:space="preserve">Captura digital (nube):</w:t>
-      </w:r>
-      <w:r>
-        <w:t xml:space="preserve"> </w:t>
-      </w:r>
-      <w:r>
-        <w:t xml:space="preserve">formularios XLSForm publicados en el servidor de KoboToolbox (</w:t>
-      </w:r>
-      <w:r>
-        <w:rPr>
-          <w:rStyle w:val="VerbatimChar"/>
-        </w:rPr>
-        <w:t xml:space="preserve">kf.kobotoolbox.org</w:t>
-      </w:r>
-      <w:r>
-        <w:t xml:space="preserve">) y completados con KoboCollect/ODK Collect en teléfonos Android, con funcionamiento sin conexión y sincronización por HTTPS.</w:t>
-      </w:r>
-    </w:p>
-    <w:p>
-      <w:pPr>
-        <w:pStyle w:val="Compact"/>
-        <w:numPr>
-          <w:ilvl w:val="0"/>
-          <w:numId w:val="1004"/>
-        </w:numPr>
+        <w:t xml:space="preserve">Figura 5</w:t>
+      </w:r>
+    </w:p>
+    <w:p>
+      <w:pPr>
+        <w:pStyle w:val="APATitulo"/>
+      </w:pPr>
+      <w:r>
+        <w:rPr>
+          <w:i/>
+          <w:iCs/>
+        </w:rPr>
+        <w:t xml:space="preserve">Situación Tributaria de las MYPEs ante el Registro Único del Contribuyente (RUC)</w:t>
+      </w:r>
+    </w:p>
+    <w:p>
+      <w:pPr>
+        <w:pStyle w:val="BodyText"/>
+        <w:keepNext/>
+      </w:pPr>
+      <w:r>
+        <w:drawing>
+          <wp:inline>
+            <wp:extent cx="5727700" cy="2863850"/>
+            <wp:effectExtent b="0" l="0" r="0" t="0"/>
+            <wp:docPr descr="" title="" id="48" name="Picture"/>
+            <a:graphic>
+              <a:graphicData uri="http://schemas.openxmlformats.org/drawingml/2006/picture">
+                <pic:pic>
+                  <pic:nvPicPr>
+                    <pic:cNvPr descr="../r-analysis/output/figura6_situacion_tributaria_ruc_mypes.png" id="49" name="Picture"/>
+                    <pic:cNvPicPr>
+                      <a:picLocks noChangeArrowheads="1" noChangeAspect="1"/>
+                    </pic:cNvPicPr>
+                  </pic:nvPicPr>
+                  <pic:blipFill>
+                    <a:blip r:embed="rId47"/>
+                    <a:stretch>
+                      <a:fillRect/>
+                    </a:stretch>
+                  </pic:blipFill>
+                  <pic:spPr bwMode="auto">
+                    <a:xfrm>
+                      <a:off x="0" y="0"/>
+                      <a:ext cx="5727700" cy="2863850"/>
+                    </a:xfrm>
+                    <a:prstGeom prst="rect">
+                      <a:avLst/>
+                    </a:prstGeom>
+                    <a:noFill/>
+                    <a:ln w="9525">
+                      <a:noFill/>
+                      <a:headEnd/>
+                      <a:tailEnd/>
+                    </a:ln>
+                  </pic:spPr>
+                </pic:pic>
+              </a:graphicData>
+            </a:graphic>
+          </wp:inline>
+        </w:drawing>
+      </w:r>
+    </w:p>
+    <w:p>
+      <w:pPr>
+        <w:pStyle w:val="APANota"/>
+      </w:pPr>
+      <w:r>
+        <w:rPr>
+          <w:i/>
+          <w:iCs/>
+        </w:rPr>
+        <w:t xml:space="preserve">Nota.</w:t>
+      </w:r>
+      <w:r>
+        <w:t xml:space="preserve"> </w:t>
+      </w:r>
+      <w:r>
+        <w:t xml:space="preserve">Porcentaje y cantidad (</w:t>
+      </w:r>
+      <m:oMath>
+        <m:r>
+          <m:t>n</m:t>
+        </m:r>
+      </m:oMath>
+      <w:r>
+        <w:t xml:space="preserve">) de MYPEs según su situación de inscripción tributaria;</w:t>
+      </w:r>
+      <w:r>
+        <w:t xml:space="preserve"> </w:t>
+      </w:r>
+      <m:oMath>
+        <m:r>
+          <m:t>N</m:t>
+        </m:r>
+        <m:r>
+          <m:rPr>
+            <m:sty m:val="p"/>
+          </m:rPr>
+          <m:t>=</m:t>
+        </m:r>
+        <m:r>
+          <m:t>135</m:t>
+        </m:r>
+      </m:oMath>
+      <w:r>
+        <w:t xml:space="preserve">. Elaboración en R con datos del relevamiento UNVES (2026).</w:t>
+      </w:r>
+    </w:p>
+    <w:p>
+      <w:pPr>
+        <w:pStyle w:val="BodyText"/>
+      </w:pPr>
+      <w:r>
+        <w:t xml:space="preserve">Respecto de los motivos patronales de no inscripción en el IPS (IPS, 2024), el principal es el desconocimiento de los trámites y exigencias de inscripción (23.0%), seguido del costo del aporte mensual frente a la facturación (22.2%), la contratación por jornada transitoria o a destajo (20.0%), la preferencia de los propios trabajadores por cobrar el jornal íntegro (17.8%) y la burocracia documental (17.0%), como se observa en la Figura 6.</w:t>
+      </w:r>
+    </w:p>
+    <w:p>
+      <w:pPr>
+        <w:pStyle w:val="APARotulo"/>
       </w:pPr>
       <w:r>
         <w:rPr>
           <w:b/>
           <w:bCs/>
         </w:rPr>
-        <w:t xml:space="preserve">Procesamiento (ETL en Python):</w:t>
-      </w:r>
-      <w:r>
-        <w:t xml:space="preserve"> </w:t>
-      </w:r>
-      <w:r>
-        <w:t xml:space="preserve">ingesta de la exportación de KoboToolbox, validación de tipos, rangos y coordenadas, cálculo de los indicadores sociales y carga idempotente (</w:t>
-      </w:r>
-      <w:r>
-        <w:rPr>
-          <w:rStyle w:val="VerbatimChar"/>
-        </w:rPr>
-        <w:t xml:space="preserve">INSERT ... ON CONFLICT DO UPDATE</w:t>
-      </w:r>
-      <w:r>
-        <w:t xml:space="preserve">).</w:t>
-      </w:r>
-    </w:p>
-    <w:p>
-      <w:pPr>
-        <w:pStyle w:val="Compact"/>
-        <w:numPr>
-          <w:ilvl w:val="0"/>
-          <w:numId w:val="1004"/>
-        </w:numPr>
-      </w:pPr>
-      <w:r>
-        <w:rPr>
-          <w:b/>
-          <w:bCs/>
-        </w:rPr>
-        <w:t xml:space="preserve">Persistencia (PostgreSQL 16):</w:t>
-      </w:r>
-      <w:r>
-        <w:t xml:space="preserve"> </w:t>
-      </w:r>
-      <w:r>
-        <w:t xml:space="preserve">base de datos relacional en 3FN con integridad referencial, restricciones de dominio e índices B-Tree.</w:t>
-      </w:r>
-    </w:p>
-    <w:p>
-      <w:pPr>
-        <w:pStyle w:val="Compact"/>
-        <w:numPr>
-          <w:ilvl w:val="0"/>
-          <w:numId w:val="1004"/>
-        </w:numPr>
-      </w:pPr>
-      <w:r>
-        <w:rPr>
-          <w:b/>
-          <w:bCs/>
-        </w:rPr>
-        <w:t xml:space="preserve">Análisis (R):</w:t>
-      </w:r>
-      <w:r>
-        <w:t xml:space="preserve"> </w:t>
-      </w:r>
-      <w:r>
-        <w:t xml:space="preserve">estimaciones estadísticas y generación de las figuras APA.</w:t>
-      </w:r>
-    </w:p>
-    <w:p>
-      <w:pPr>
-        <w:pStyle w:val="Compact"/>
-        <w:numPr>
-          <w:ilvl w:val="0"/>
-          <w:numId w:val="1004"/>
-        </w:numPr>
-      </w:pPr>
-      <w:r>
-        <w:rPr>
-          <w:b/>
-          <w:bCs/>
-        </w:rPr>
-        <w:t xml:space="preserve">Visualización:</w:t>
-      </w:r>
-      <w:r>
-        <w:t xml:space="preserve"> </w:t>
-      </w:r>
-      <w:r>
-        <w:t xml:space="preserve">dashboard gerencial web (HTML5, Leaflet y Chart.js). Las vistas analíticas de PostgreSQL también pueden consumirse desde Power BI o Tableau mediante su conector nativo para PostgreSQL.</w:t>
-      </w:r>
-    </w:p>
-    <w:p>
-      <w:pPr>
-        <w:pStyle w:val="FirstParagraph"/>
-      </w:pPr>
-      <w:r>
-        <w:rPr>
-          <w:b/>
-          <w:bCs/>
-        </w:rPr>
-        <w:t xml:space="preserve">Justificación de las herramientas.</w:t>
-      </w:r>
-      <w:r>
-        <w:t xml:space="preserve"> </w:t>
-      </w:r>
-      <w:r>
-        <w:t xml:space="preserve">Se eligió PostgreSQL por ser un motor de código abierto, sin costo de licencia, con cumplimiento ACID y soporte nativo de tipos geográficos y vistas; KoboToolbox por ser gratuito para fines académicos y humanitarios, funcionar sin conexión y exportar directamente a CSV/JSON; y un dashboard web autónomo porque puede abrirse en cualquier navegador sin instalar software ni adquirir licencias, lo que facilita su uso por la Municipalidad y las oficinas regionales.</w:t>
-      </w:r>
-    </w:p>
-    <w:bookmarkEnd w:id="49"/>
-    <w:bookmarkStart w:id="53" w:name="modelo-entidad-relación"/>
-    <w:p>
-      <w:pPr>
-        <w:pStyle w:val="Heading2"/>
-      </w:pPr>
-      <w:r>
-        <w:t xml:space="preserve">5.2 Modelo Entidad-Relación</w:t>
-      </w:r>
-    </w:p>
-    <w:p>
-      <w:pPr>
-        <w:pStyle w:val="FirstParagraph"/>
-      </w:pPr>
-      <w:r>
-        <w:t xml:space="preserve">El esquema relacional (</w:t>
-      </w:r>
-      <w:r>
-        <w:rPr>
-          <w:rStyle w:val="VerbatimChar"/>
-        </w:rPr>
-        <w:t xml:space="preserve">db/schema.sql</w:t>
-      </w:r>
-      <w:r>
-        <w:t xml:space="preserve">) está normalizado en Tercera Forma Normal y se compone de 13 tablas y 4 vistas analíticas:</w:t>
-      </w:r>
-    </w:p>
-    <w:p>
-      <w:pPr>
-        <w:pStyle w:val="Compact"/>
-        <w:numPr>
-          <w:ilvl w:val="0"/>
-          <w:numId w:val="1005"/>
-        </w:numPr>
-      </w:pPr>
-      <w:r>
-        <w:rPr>
-          <w:b/>
-          <w:bCs/>
-        </w:rPr>
-        <w:t xml:space="preserve">6 tablas de catálogo:</w:t>
-      </w:r>
-      <w:r>
-        <w:t xml:space="preserve"> </w:t>
-      </w:r>
-      <w:r>
-        <w:rPr>
-          <w:rStyle w:val="VerbatimChar"/>
-        </w:rPr>
-        <w:t xml:space="preserve">barrios</w:t>
-      </w:r>
-      <w:r>
-        <w:t xml:space="preserve">,</w:t>
-      </w:r>
-      <w:r>
-        <w:t xml:space="preserve"> </w:t>
-      </w:r>
-      <w:r>
-        <w:rPr>
-          <w:rStyle w:val="VerbatimChar"/>
-        </w:rPr>
-        <w:t xml:space="preserve">oficios</w:t>
-      </w:r>
-      <w:r>
-        <w:t xml:space="preserve">,</w:t>
-      </w:r>
-      <w:r>
-        <w:t xml:space="preserve"> </w:t>
-      </w:r>
-      <w:r>
-        <w:rPr>
-          <w:rStyle w:val="VerbatimChar"/>
-        </w:rPr>
-        <w:t xml:space="preserve">rubros_mypes</w:t>
-      </w:r>
-      <w:r>
-        <w:t xml:space="preserve">,</w:t>
-      </w:r>
-      <w:r>
-        <w:t xml:space="preserve"> </w:t>
-      </w:r>
-      <w:r>
-        <w:rPr>
-          <w:rStyle w:val="VerbatimChar"/>
-        </w:rPr>
-        <w:t xml:space="preserve">medios_pago</w:t>
-      </w:r>
-      <w:r>
-        <w:t xml:space="preserve">,</w:t>
-      </w:r>
-      <w:r>
-        <w:t xml:space="preserve"> </w:t>
-      </w:r>
-      <w:r>
-        <w:rPr>
-          <w:rStyle w:val="VerbatimChar"/>
-        </w:rPr>
-        <w:t xml:space="preserve">canales_marketing</w:t>
-      </w:r>
-      <w:r>
-        <w:t xml:space="preserve"> </w:t>
-      </w:r>
-      <w:r>
-        <w:t xml:space="preserve">y</w:t>
-      </w:r>
-      <w:r>
-        <w:t xml:space="preserve"> </w:t>
-      </w:r>
-      <w:r>
-        <w:rPr>
-          <w:rStyle w:val="VerbatimChar"/>
-        </w:rPr>
-        <w:t xml:space="preserve">programas_formalizacion</w:t>
-      </w:r>
-      <w:r>
-        <w:t xml:space="preserve"> </w:t>
-      </w:r>
-      <w:r>
-        <w:t xml:space="preserve">(ID Programa).</w:t>
-      </w:r>
-    </w:p>
-    <w:p>
-      <w:pPr>
-        <w:pStyle w:val="Compact"/>
-        <w:numPr>
-          <w:ilvl w:val="0"/>
-          <w:numId w:val="1005"/>
-        </w:numPr>
-      </w:pPr>
-      <w:r>
-        <w:rPr>
-          <w:b/>
-          <w:bCs/>
-        </w:rPr>
-        <w:t xml:space="preserve">5 tablas maestras y transaccionales:</w:t>
-      </w:r>
-      <w:r>
-        <w:t xml:space="preserve"> </w:t>
-      </w:r>
-      <w:r>
-        <w:rPr>
-          <w:rStyle w:val="VerbatimChar"/>
-        </w:rPr>
-        <w:t xml:space="preserve">trabajadores</w:t>
-      </w:r>
-      <w:r>
-        <w:t xml:space="preserve"> </w:t>
-      </w:r>
-      <w:r>
-        <w:t xml:space="preserve">(ID Trabajador),</w:t>
-      </w:r>
-      <w:r>
-        <w:t xml:space="preserve"> </w:t>
-      </w:r>
-      <w:r>
-        <w:rPr>
-          <w:rStyle w:val="VerbatimChar"/>
-        </w:rPr>
-        <w:t xml:space="preserve">indicadores_sociales</w:t>
-      </w:r>
-      <w:r>
-        <w:t xml:space="preserve"> </w:t>
-      </w:r>
-      <w:r>
-        <w:t xml:space="preserve">(ID Indicador, relación 1:1 con trabajadores),</w:t>
-      </w:r>
-      <w:r>
-        <w:t xml:space="preserve"> </w:t>
-      </w:r>
-      <w:r>
-        <w:rPr>
-          <w:rStyle w:val="VerbatimChar"/>
-        </w:rPr>
-        <w:t xml:space="preserve">unidades_productivas</w:t>
-      </w:r>
-      <w:r>
-        <w:t xml:space="preserve"> </w:t>
-      </w:r>
-      <w:r>
-        <w:t xml:space="preserve">(ID Empleador / Unidad),</w:t>
-      </w:r>
-      <w:r>
-        <w:t xml:space="preserve"> </w:t>
-      </w:r>
-      <w:r>
-        <w:rPr>
-          <w:rStyle w:val="VerbatimChar"/>
-        </w:rPr>
-        <w:t xml:space="preserve">marketing_kpis</w:t>
-      </w:r>
-      <w:r>
-        <w:t xml:space="preserve"> </w:t>
-      </w:r>
-      <w:r>
-        <w:t xml:space="preserve">y</w:t>
-      </w:r>
-      <w:r>
-        <w:t xml:space="preserve"> </w:t>
-      </w:r>
-      <w:r>
-        <w:rPr>
-          <w:rStyle w:val="VerbatimChar"/>
-        </w:rPr>
-        <w:t xml:space="preserve">derivaciones_programas</w:t>
-      </w:r>
-      <w:r>
-        <w:t xml:space="preserve"> </w:t>
-      </w:r>
-      <w:r>
-        <w:t xml:space="preserve">(2.217 registros que vinculan trabajador, canal y programa).</w:t>
-      </w:r>
-    </w:p>
-    <w:p>
-      <w:pPr>
-        <w:pStyle w:val="Compact"/>
-        <w:numPr>
-          <w:ilvl w:val="0"/>
-          <w:numId w:val="1005"/>
-        </w:numPr>
-      </w:pPr>
-      <w:r>
-        <w:rPr>
-          <w:b/>
-          <w:bCs/>
-        </w:rPr>
-        <w:t xml:space="preserve">2 tablas asociativas N:M:</w:t>
-      </w:r>
-      <w:r>
-        <w:t xml:space="preserve"> </w:t>
-      </w:r>
-      <w:r>
-        <w:rPr>
-          <w:rStyle w:val="VerbatimChar"/>
-        </w:rPr>
-        <w:t xml:space="preserve">trabajadores_medios_pago</w:t>
-      </w:r>
-      <w:r>
-        <w:t xml:space="preserve"> </w:t>
-      </w:r>
-      <w:r>
-        <w:t xml:space="preserve">y</w:t>
-      </w:r>
-      <w:r>
-        <w:t xml:space="preserve"> </w:t>
-      </w:r>
-      <w:r>
-        <w:rPr>
-          <w:rStyle w:val="VerbatimChar"/>
-        </w:rPr>
-        <w:t xml:space="preserve">unidades_medios_pago</w:t>
-      </w:r>
-      <w:r>
-        <w:t xml:space="preserve">.</w:t>
-      </w:r>
-    </w:p>
-    <w:p>
-      <w:pPr>
-        <w:pStyle w:val="Compact"/>
-        <w:numPr>
-          <w:ilvl w:val="0"/>
-          <w:numId w:val="1005"/>
-        </w:numPr>
-      </w:pPr>
-      <w:r>
-        <w:rPr>
-          <w:b/>
-          <w:bCs/>
-        </w:rPr>
-        <w:t xml:space="preserve">4 vistas analíticas:</w:t>
-      </w:r>
-      <w:r>
-        <w:t xml:space="preserve"> </w:t>
-      </w:r>
-      <w:r>
-        <w:rPr>
-          <w:rStyle w:val="VerbatimChar"/>
-        </w:rPr>
-        <w:t xml:space="preserve">vw_trabajadores_consolidado</w:t>
-      </w:r>
-      <w:r>
-        <w:t xml:space="preserve">,</w:t>
-      </w:r>
-      <w:r>
-        <w:t xml:space="preserve"> </w:t>
-      </w:r>
-      <w:r>
-        <w:rPr>
-          <w:rStyle w:val="VerbatimChar"/>
-        </w:rPr>
-        <w:t xml:space="preserve">vw_unidades_productivas_consolidado</w:t>
-      </w:r>
-      <w:r>
-        <w:t xml:space="preserve">,</w:t>
-      </w:r>
-      <w:r>
-        <w:t xml:space="preserve"> </w:t>
-      </w:r>
-      <w:r>
-        <w:rPr>
-          <w:rStyle w:val="VerbatimChar"/>
-        </w:rPr>
-        <w:t xml:space="preserve">vw_marketing_resumen_canales</w:t>
-      </w:r>
-      <w:r>
-        <w:t xml:space="preserve"> </w:t>
-      </w:r>
-      <w:r>
-        <w:t xml:space="preserve">y</w:t>
-      </w:r>
-      <w:r>
-        <w:t xml:space="preserve"> </w:t>
-      </w:r>
-      <w:r>
-        <w:rPr>
-          <w:rStyle w:val="VerbatimChar"/>
-        </w:rPr>
-        <w:t xml:space="preserve">vw_articulacion_programas_formalizacion</w:t>
-      </w:r>
-      <w:r>
-        <w:t xml:space="preserve">.</w:t>
-      </w:r>
-    </w:p>
-    <w:p>
-      <w:pPr>
-        <w:pStyle w:val="APARotulo"/>
-      </w:pPr>
-      <w:r>
-        <w:rPr>
-          <w:b/>
-          <w:bCs/>
-        </w:rPr>
-        <w:t xml:space="preserve">Figura 5</w:t>
+        <w:t xml:space="preserve">Figura 6</w:t>
       </w:r>
     </w:p>
     <w:p>
@@ -6642,30 +6452,779 @@
           <w:i/>
           <w:iCs/>
         </w:rPr>
-        <w:t xml:space="preserve">Diagrama Entidad-Relación del Sistema de Información Gerencial (3FN)</w:t>
+        <w:t xml:space="preserve">Barreras Patronales para la Inscripción de los Trabajadores en el IPS</w:t>
       </w:r>
     </w:p>
     <w:p>
       <w:pPr>
         <w:pStyle w:val="BodyText"/>
+        <w:keepNext/>
       </w:pPr>
       <w:r>
         <w:drawing>
           <wp:inline>
-            <wp:extent cx="5727700" cy="4051570"/>
+            <wp:extent cx="5727700" cy="3524738"/>
             <wp:effectExtent b="0" l="0" r="0" t="0"/>
             <wp:docPr descr="" title="" id="51" name="Picture"/>
             <a:graphic>
               <a:graphicData uri="http://schemas.openxmlformats.org/drawingml/2006/picture">
                 <pic:pic>
                   <pic:nvPicPr>
-                    <pic:cNvPr descr="img/diagrama_er_impresion.png" id="52" name="Picture"/>
+                    <pic:cNvPr descr="../r-analysis/output/figura7_barreras_patronales_ips.png" id="52" name="Picture"/>
                     <pic:cNvPicPr>
                       <a:picLocks noChangeArrowheads="1" noChangeAspect="1"/>
                     </pic:cNvPicPr>
                   </pic:nvPicPr>
                   <pic:blipFill>
                     <a:blip r:embed="rId50"/>
+                    <a:stretch>
+                      <a:fillRect/>
+                    </a:stretch>
+                  </pic:blipFill>
+                  <pic:spPr bwMode="auto">
+                    <a:xfrm>
+                      <a:off x="0" y="0"/>
+                      <a:ext cx="5727700" cy="3524738"/>
+                    </a:xfrm>
+                    <a:prstGeom prst="rect">
+                      <a:avLst/>
+                    </a:prstGeom>
+                    <a:noFill/>
+                    <a:ln w="9525">
+                      <a:noFill/>
+                      <a:headEnd/>
+                      <a:tailEnd/>
+                    </a:ln>
+                  </pic:spPr>
+                </pic:pic>
+              </a:graphicData>
+            </a:graphic>
+          </wp:inline>
+        </w:drawing>
+      </w:r>
+    </w:p>
+    <w:p>
+      <w:pPr>
+        <w:pStyle w:val="APANota"/>
+      </w:pPr>
+      <w:r>
+        <w:rPr>
+          <w:i/>
+          <w:iCs/>
+        </w:rPr>
+        <w:t xml:space="preserve">Nota.</w:t>
+      </w:r>
+      <w:r>
+        <w:t xml:space="preserve"> </w:t>
+      </w:r>
+      <w:r>
+        <w:t xml:space="preserve">Motivo principal declarado por cada establecimiento;</w:t>
+      </w:r>
+      <w:r>
+        <w:t xml:space="preserve"> </w:t>
+      </w:r>
+      <m:oMath>
+        <m:r>
+          <m:t>N</m:t>
+        </m:r>
+        <m:r>
+          <m:rPr>
+            <m:sty m:val="p"/>
+          </m:rPr>
+          <m:t>=</m:t>
+        </m:r>
+        <m:r>
+          <m:t>135</m:t>
+        </m:r>
+      </m:oMath>
+      <w:r>
+        <w:t xml:space="preserve"> </w:t>
+      </w:r>
+      <w:r>
+        <w:t xml:space="preserve">MYPEs. Elaboración en R con datos del relevamiento UNVES (2026).</w:t>
+      </w:r>
+    </w:p>
+    <w:p>
+      <w:pPr>
+        <w:pStyle w:val="BodyText"/>
+      </w:pPr>
+      <w:r>
+        <w:t xml:space="preserve">Entre los 400 trabajadores sin cobertura, los motivos declarados de no aporte fueron: ingreso insuficiente para afrontar el costo mensual (31.0%), mala atención y falta de medicamentos en el hospital regional del IPS (28.0%), desconocimiento de los trámites del régimen de independientes (17.0%), falta de confianza en el retorno jubilatorio (14.0%) y que el empleador no realiza la inscripción (10.0%). La Figura 7 presenta esta distribución.</w:t>
+      </w:r>
+    </w:p>
+    <w:p>
+      <w:pPr>
+        <w:pStyle w:val="APARotulo"/>
+      </w:pPr>
+      <w:r>
+        <w:rPr>
+          <w:b/>
+          <w:bCs/>
+        </w:rPr>
+        <w:t xml:space="preserve">Figura 7</w:t>
+      </w:r>
+    </w:p>
+    <w:p>
+      <w:pPr>
+        <w:pStyle w:val="APATitulo"/>
+      </w:pPr>
+      <w:r>
+        <w:rPr>
+          <w:i/>
+          <w:iCs/>
+        </w:rPr>
+        <w:t xml:space="preserve">Motivos de No Aporte al IPS Declarados por los Trabajadores sin Cobertura</w:t>
+      </w:r>
+    </w:p>
+    <w:p>
+      <w:pPr>
+        <w:pStyle w:val="BodyText"/>
+        <w:keepNext/>
+      </w:pPr>
+      <w:r>
+        <w:drawing>
+          <wp:inline>
+            <wp:extent cx="5727700" cy="3524738"/>
+            <wp:effectExtent b="0" l="0" r="0" t="0"/>
+            <wp:docPr descr="" title="" id="54" name="Picture"/>
+            <a:graphic>
+              <a:graphicData uri="http://schemas.openxmlformats.org/drawingml/2006/picture">
+                <pic:pic>
+                  <pic:nvPicPr>
+                    <pic:cNvPr descr="../r-analysis/output/figura8_motivos_no_aporte_ips_trabajadores.png" id="55" name="Picture"/>
+                    <pic:cNvPicPr>
+                      <a:picLocks noChangeArrowheads="1" noChangeAspect="1"/>
+                    </pic:cNvPicPr>
+                  </pic:nvPicPr>
+                  <pic:blipFill>
+                    <a:blip r:embed="rId53"/>
+                    <a:stretch>
+                      <a:fillRect/>
+                    </a:stretch>
+                  </pic:blipFill>
+                  <pic:spPr bwMode="auto">
+                    <a:xfrm>
+                      <a:off x="0" y="0"/>
+                      <a:ext cx="5727700" cy="3524738"/>
+                    </a:xfrm>
+                    <a:prstGeom prst="rect">
+                      <a:avLst/>
+                    </a:prstGeom>
+                    <a:noFill/>
+                    <a:ln w="9525">
+                      <a:noFill/>
+                      <a:headEnd/>
+                      <a:tailEnd/>
+                    </a:ln>
+                  </pic:spPr>
+                </pic:pic>
+              </a:graphicData>
+            </a:graphic>
+          </wp:inline>
+        </w:drawing>
+      </w:r>
+    </w:p>
+    <w:p>
+      <w:pPr>
+        <w:pStyle w:val="APANota"/>
+      </w:pPr>
+      <w:r>
+        <w:rPr>
+          <w:i/>
+          <w:iCs/>
+        </w:rPr>
+        <w:t xml:space="preserve">Nota.</w:t>
+      </w:r>
+      <w:r>
+        <w:t xml:space="preserve"> </w:t>
+      </w:r>
+      <w:r>
+        <w:t xml:space="preserve">Base:</w:t>
+      </w:r>
+      <w:r>
+        <w:t xml:space="preserve"> </w:t>
+      </w:r>
+      <m:oMath>
+        <m:r>
+          <m:t>n</m:t>
+        </m:r>
+        <m:r>
+          <m:rPr>
+            <m:sty m:val="p"/>
+          </m:rPr>
+          <m:t>=</m:t>
+        </m:r>
+        <m:r>
+          <m:t>400</m:t>
+        </m:r>
+      </m:oMath>
+      <w:r>
+        <w:t xml:space="preserve"> </w:t>
+      </w:r>
+      <w:r>
+        <w:t xml:space="preserve">trabajadores sin seguro del IPS (95.24% de la muestra); se excluyen los 20 trabajadores asegurados. Elaboración en R con datos del relevamiento UNVES (2026).</w:t>
+      </w:r>
+    </w:p>
+    <w:bookmarkEnd w:id="56"/>
+    <w:bookmarkEnd w:id="57"/>
+    <w:bookmarkStart w:id="79" w:name="Xc084915c8f443a6a56c076436aed87133d8278a"/>
+    <w:p>
+      <w:pPr>
+        <w:pStyle w:val="Heading1"/>
+        <w:pageBreakBefore/>
+      </w:pPr>
+      <w:r>
+        <w:t xml:space="preserve">5. CAPÍTULO II: SISTEMA DE INFORMACIÓN GERENCIAL Y ARQUITECTURA TECNOLÓGICA</w:t>
+      </w:r>
+    </w:p>
+    <w:p>
+      <w:pPr>
+        <w:pStyle w:val="FirstParagraph"/>
+      </w:pPr>
+      <w:r>
+        <w:t xml:space="preserve">Para dar respuesta operativa al diagnóstico social, la Cátedra de SIG estructuró una arquitectura integral de datos. La documentación técnica completa (diccionario de datos, manual de instalación y manual de usuario) se presenta en el Anexo A (</w:t>
+      </w:r>
+      <w:r>
+        <w:rPr>
+          <w:rStyle w:val="VerbatimChar"/>
+        </w:rPr>
+        <w:t xml:space="preserve">docs/capitulo_sig.md</w:t>
+      </w:r>
+      <w:r>
+        <w:t xml:space="preserve">); en esta sección se resumen sus componentes principales.</w:t>
+      </w:r>
+    </w:p>
+    <w:bookmarkStart w:id="58" w:name="arquitectura-tecnológica"/>
+    <w:p>
+      <w:pPr>
+        <w:pStyle w:val="Heading2"/>
+      </w:pPr>
+      <w:r>
+        <w:t xml:space="preserve">5.1 Arquitectura Tecnológica</w:t>
+      </w:r>
+    </w:p>
+    <w:p>
+      <w:pPr>
+        <w:pStyle w:val="FirstParagraph"/>
+      </w:pPr>
+      <w:r>
+        <w:t xml:space="preserve">La solución se organiza en cinco capas:</w:t>
+      </w:r>
+    </w:p>
+    <w:p>
+      <w:pPr>
+        <w:pStyle w:val="Compact"/>
+        <w:numPr>
+          <w:ilvl w:val="0"/>
+          <w:numId w:val="1004"/>
+        </w:numPr>
+      </w:pPr>
+      <w:r>
+        <w:rPr>
+          <w:b/>
+          <w:bCs/>
+        </w:rPr>
+        <w:t xml:space="preserve">Captura digital (nube):</w:t>
+      </w:r>
+      <w:r>
+        <w:t xml:space="preserve"> </w:t>
+      </w:r>
+      <w:r>
+        <w:t xml:space="preserve">formularios XLSForm publicados en el servidor de KoboToolbox (</w:t>
+      </w:r>
+      <w:r>
+        <w:rPr>
+          <w:rStyle w:val="VerbatimChar"/>
+        </w:rPr>
+        <w:t xml:space="preserve">kf.kobotoolbox.org</w:t>
+      </w:r>
+      <w:r>
+        <w:t xml:space="preserve">) y completados con KoboCollect/ODK Collect en teléfonos Android, con funcionamiento sin conexión y sincronización por HTTPS.</w:t>
+      </w:r>
+    </w:p>
+    <w:p>
+      <w:pPr>
+        <w:pStyle w:val="Compact"/>
+        <w:numPr>
+          <w:ilvl w:val="0"/>
+          <w:numId w:val="1004"/>
+        </w:numPr>
+      </w:pPr>
+      <w:r>
+        <w:rPr>
+          <w:b/>
+          <w:bCs/>
+        </w:rPr>
+        <w:t xml:space="preserve">Procesamiento (ETL en Python):</w:t>
+      </w:r>
+      <w:r>
+        <w:t xml:space="preserve"> </w:t>
+      </w:r>
+      <w:r>
+        <w:t xml:space="preserve">ingesta de la exportación de KoboToolbox, validación de tipos, rangos y coordenadas, cálculo de los indicadores sociales y carga idempotente (</w:t>
+      </w:r>
+      <w:r>
+        <w:rPr>
+          <w:rStyle w:val="VerbatimChar"/>
+        </w:rPr>
+        <w:t xml:space="preserve">INSERT ... ON CONFLICT DO UPDATE</w:t>
+      </w:r>
+      <w:r>
+        <w:t xml:space="preserve">).</w:t>
+      </w:r>
+    </w:p>
+    <w:p>
+      <w:pPr>
+        <w:pStyle w:val="Compact"/>
+        <w:numPr>
+          <w:ilvl w:val="0"/>
+          <w:numId w:val="1004"/>
+        </w:numPr>
+      </w:pPr>
+      <w:r>
+        <w:rPr>
+          <w:b/>
+          <w:bCs/>
+        </w:rPr>
+        <w:t xml:space="preserve">Persistencia (PostgreSQL 16):</w:t>
+      </w:r>
+      <w:r>
+        <w:t xml:space="preserve"> </w:t>
+      </w:r>
+      <w:r>
+        <w:t xml:space="preserve">base de datos relacional en 3FN con integridad referencial, restricciones de dominio e índices B-Tree.</w:t>
+      </w:r>
+    </w:p>
+    <w:p>
+      <w:pPr>
+        <w:pStyle w:val="Compact"/>
+        <w:numPr>
+          <w:ilvl w:val="0"/>
+          <w:numId w:val="1004"/>
+        </w:numPr>
+      </w:pPr>
+      <w:r>
+        <w:rPr>
+          <w:b/>
+          <w:bCs/>
+        </w:rPr>
+        <w:t xml:space="preserve">Análisis (R):</w:t>
+      </w:r>
+      <w:r>
+        <w:t xml:space="preserve"> </w:t>
+      </w:r>
+      <w:r>
+        <w:t xml:space="preserve">estimaciones estadísticas y generación de las figuras APA.</w:t>
+      </w:r>
+    </w:p>
+    <w:p>
+      <w:pPr>
+        <w:pStyle w:val="Compact"/>
+        <w:numPr>
+          <w:ilvl w:val="0"/>
+          <w:numId w:val="1004"/>
+        </w:numPr>
+      </w:pPr>
+      <w:r>
+        <w:rPr>
+          <w:b/>
+          <w:bCs/>
+        </w:rPr>
+        <w:t xml:space="preserve">Visualización:</w:t>
+      </w:r>
+      <w:r>
+        <w:t xml:space="preserve"> </w:t>
+      </w:r>
+      <w:r>
+        <w:t xml:space="preserve">dashboard gerencial web (HTML5, Leaflet y Chart.js). Las vistas analíticas de PostgreSQL también pueden consumirse desde Power BI o Tableau mediante su conector nativo para PostgreSQL.</w:t>
+      </w:r>
+    </w:p>
+    <w:p>
+      <w:pPr>
+        <w:pStyle w:val="FirstParagraph"/>
+      </w:pPr>
+      <w:r>
+        <w:rPr>
+          <w:b/>
+          <w:bCs/>
+        </w:rPr>
+        <w:t xml:space="preserve">Justificación de las herramientas.</w:t>
+      </w:r>
+      <w:r>
+        <w:t xml:space="preserve"> </w:t>
+      </w:r>
+      <w:r>
+        <w:t xml:space="preserve">Se eligió PostgreSQL por ser un motor de código abierto, sin costo de licencia, con cumplimiento ACID y soporte nativo de tipos geográficos y vistas; KoboToolbox por ser gratuito para fines académicos y humanitarios, funcionar sin conexión y exportar directamente a CSV/JSON; y un dashboard web autónomo porque puede abrirse en cualquier navegador sin instalar software ni adquirir licencias, lo que facilita su uso por la Municipalidad y las oficinas regionales.</w:t>
+      </w:r>
+    </w:p>
+    <w:bookmarkEnd w:id="58"/>
+    <w:bookmarkStart w:id="62" w:name="modelo-entidad-relación"/>
+    <w:p>
+      <w:pPr>
+        <w:pStyle w:val="Heading2"/>
+      </w:pPr>
+      <w:r>
+        <w:t xml:space="preserve">5.2 Modelo Entidad-Relación</w:t>
+      </w:r>
+    </w:p>
+    <w:p>
+      <w:pPr>
+        <w:pStyle w:val="FirstParagraph"/>
+      </w:pPr>
+      <w:r>
+        <w:t xml:space="preserve">El esquema relacional (</w:t>
+      </w:r>
+      <w:r>
+        <w:rPr>
+          <w:rStyle w:val="VerbatimChar"/>
+        </w:rPr>
+        <w:t xml:space="preserve">db/schema.sql</w:t>
+      </w:r>
+      <w:r>
+        <w:t xml:space="preserve">) está normalizado en Tercera Forma Normal y se compone de 13 tablas y 4 vistas analíticas:</w:t>
+      </w:r>
+    </w:p>
+    <w:p>
+      <w:pPr>
+        <w:pStyle w:val="Compact"/>
+        <w:numPr>
+          <w:ilvl w:val="0"/>
+          <w:numId w:val="1005"/>
+        </w:numPr>
+      </w:pPr>
+      <w:r>
+        <w:rPr>
+          <w:b/>
+          <w:bCs/>
+        </w:rPr>
+        <w:t xml:space="preserve">6 tablas de catálogo:</w:t>
+      </w:r>
+      <w:r>
+        <w:t xml:space="preserve"> </w:t>
+      </w:r>
+      <w:r>
+        <w:rPr>
+          <w:rStyle w:val="VerbatimChar"/>
+        </w:rPr>
+        <w:t xml:space="preserve">barrios</w:t>
+      </w:r>
+      <w:r>
+        <w:t xml:space="preserve">,</w:t>
+      </w:r>
+      <w:r>
+        <w:t xml:space="preserve"> </w:t>
+      </w:r>
+      <w:r>
+        <w:rPr>
+          <w:rStyle w:val="VerbatimChar"/>
+        </w:rPr>
+        <w:t xml:space="preserve">oficios</w:t>
+      </w:r>
+      <w:r>
+        <w:t xml:space="preserve">,</w:t>
+      </w:r>
+      <w:r>
+        <w:t xml:space="preserve"> </w:t>
+      </w:r>
+      <w:r>
+        <w:rPr>
+          <w:rStyle w:val="VerbatimChar"/>
+        </w:rPr>
+        <w:t xml:space="preserve">rubros_mypes</w:t>
+      </w:r>
+      <w:r>
+        <w:t xml:space="preserve">,</w:t>
+      </w:r>
+      <w:r>
+        <w:t xml:space="preserve"> </w:t>
+      </w:r>
+      <w:r>
+        <w:rPr>
+          <w:rStyle w:val="VerbatimChar"/>
+        </w:rPr>
+        <w:t xml:space="preserve">medios_pago</w:t>
+      </w:r>
+      <w:r>
+        <w:t xml:space="preserve">,</w:t>
+      </w:r>
+      <w:r>
+        <w:t xml:space="preserve"> </w:t>
+      </w:r>
+      <w:r>
+        <w:rPr>
+          <w:rStyle w:val="VerbatimChar"/>
+        </w:rPr>
+        <w:t xml:space="preserve">canales_marketing</w:t>
+      </w:r>
+      <w:r>
+        <w:t xml:space="preserve"> </w:t>
+      </w:r>
+      <w:r>
+        <w:t xml:space="preserve">y</w:t>
+      </w:r>
+      <w:r>
+        <w:t xml:space="preserve"> </w:t>
+      </w:r>
+      <w:r>
+        <w:rPr>
+          <w:rStyle w:val="VerbatimChar"/>
+        </w:rPr>
+        <w:t xml:space="preserve">programas_formalizacion</w:t>
+      </w:r>
+      <w:r>
+        <w:t xml:space="preserve"> </w:t>
+      </w:r>
+      <w:r>
+        <w:t xml:space="preserve">(ID Programa).</w:t>
+      </w:r>
+    </w:p>
+    <w:p>
+      <w:pPr>
+        <w:pStyle w:val="Compact"/>
+        <w:numPr>
+          <w:ilvl w:val="0"/>
+          <w:numId w:val="1005"/>
+        </w:numPr>
+      </w:pPr>
+      <w:r>
+        <w:rPr>
+          <w:b/>
+          <w:bCs/>
+        </w:rPr>
+        <w:t xml:space="preserve">5 tablas maestras y transaccionales:</w:t>
+      </w:r>
+      <w:r>
+        <w:t xml:space="preserve"> </w:t>
+      </w:r>
+      <w:r>
+        <w:rPr>
+          <w:rStyle w:val="VerbatimChar"/>
+        </w:rPr>
+        <w:t xml:space="preserve">trabajadores</w:t>
+      </w:r>
+      <w:r>
+        <w:t xml:space="preserve"> </w:t>
+      </w:r>
+      <w:r>
+        <w:t xml:space="preserve">(ID Trabajador),</w:t>
+      </w:r>
+      <w:r>
+        <w:t xml:space="preserve"> </w:t>
+      </w:r>
+      <w:r>
+        <w:rPr>
+          <w:rStyle w:val="VerbatimChar"/>
+        </w:rPr>
+        <w:t xml:space="preserve">indicadores_sociales</w:t>
+      </w:r>
+      <w:r>
+        <w:t xml:space="preserve"> </w:t>
+      </w:r>
+      <w:r>
+        <w:t xml:space="preserve">(ID Indicador, relación 1:1 con trabajadores),</w:t>
+      </w:r>
+      <w:r>
+        <w:t xml:space="preserve"> </w:t>
+      </w:r>
+      <w:r>
+        <w:rPr>
+          <w:rStyle w:val="VerbatimChar"/>
+        </w:rPr>
+        <w:t xml:space="preserve">unidades_productivas</w:t>
+      </w:r>
+      <w:r>
+        <w:t xml:space="preserve"> </w:t>
+      </w:r>
+      <w:r>
+        <w:t xml:space="preserve">(ID Empleador / Unidad),</w:t>
+      </w:r>
+      <w:r>
+        <w:t xml:space="preserve"> </w:t>
+      </w:r>
+      <w:r>
+        <w:rPr>
+          <w:rStyle w:val="VerbatimChar"/>
+        </w:rPr>
+        <w:t xml:space="preserve">marketing_kpis</w:t>
+      </w:r>
+      <w:r>
+        <w:t xml:space="preserve"> </w:t>
+      </w:r>
+      <w:r>
+        <w:t xml:space="preserve">y</w:t>
+      </w:r>
+      <w:r>
+        <w:t xml:space="preserve"> </w:t>
+      </w:r>
+      <w:r>
+        <w:rPr>
+          <w:rStyle w:val="VerbatimChar"/>
+        </w:rPr>
+        <w:t xml:space="preserve">derivaciones_programas</w:t>
+      </w:r>
+      <w:r>
+        <w:t xml:space="preserve"> </w:t>
+      </w:r>
+      <w:r>
+        <w:t xml:space="preserve">(2.217 registros que vinculan trabajador, canal y programa).</w:t>
+      </w:r>
+    </w:p>
+    <w:p>
+      <w:pPr>
+        <w:pStyle w:val="Compact"/>
+        <w:numPr>
+          <w:ilvl w:val="0"/>
+          <w:numId w:val="1005"/>
+        </w:numPr>
+      </w:pPr>
+      <w:r>
+        <w:rPr>
+          <w:b/>
+          <w:bCs/>
+        </w:rPr>
+        <w:t xml:space="preserve">2 tablas asociativas N:M:</w:t>
+      </w:r>
+      <w:r>
+        <w:t xml:space="preserve"> </w:t>
+      </w:r>
+      <w:r>
+        <w:rPr>
+          <w:rStyle w:val="VerbatimChar"/>
+        </w:rPr>
+        <w:t xml:space="preserve">trabajadores_medios_pago</w:t>
+      </w:r>
+      <w:r>
+        <w:t xml:space="preserve"> </w:t>
+      </w:r>
+      <w:r>
+        <w:t xml:space="preserve">y</w:t>
+      </w:r>
+      <w:r>
+        <w:t xml:space="preserve"> </w:t>
+      </w:r>
+      <w:r>
+        <w:rPr>
+          <w:rStyle w:val="VerbatimChar"/>
+        </w:rPr>
+        <w:t xml:space="preserve">unidades_medios_pago</w:t>
+      </w:r>
+      <w:r>
+        <w:t xml:space="preserve">.</w:t>
+      </w:r>
+    </w:p>
+    <w:p>
+      <w:pPr>
+        <w:pStyle w:val="Compact"/>
+        <w:numPr>
+          <w:ilvl w:val="0"/>
+          <w:numId w:val="1005"/>
+        </w:numPr>
+      </w:pPr>
+      <w:r>
+        <w:rPr>
+          <w:b/>
+          <w:bCs/>
+        </w:rPr>
+        <w:t xml:space="preserve">4 vistas analíticas:</w:t>
+      </w:r>
+      <w:r>
+        <w:t xml:space="preserve"> </w:t>
+      </w:r>
+      <w:r>
+        <w:rPr>
+          <w:rStyle w:val="VerbatimChar"/>
+        </w:rPr>
+        <w:t xml:space="preserve">vw_trabajadores_consolidado</w:t>
+      </w:r>
+      <w:r>
+        <w:t xml:space="preserve">,</w:t>
+      </w:r>
+      <w:r>
+        <w:t xml:space="preserve"> </w:t>
+      </w:r>
+      <w:r>
+        <w:rPr>
+          <w:rStyle w:val="VerbatimChar"/>
+        </w:rPr>
+        <w:t xml:space="preserve">vw_unidades_productivas_consolidado</w:t>
+      </w:r>
+      <w:r>
+        <w:t xml:space="preserve">,</w:t>
+      </w:r>
+      <w:r>
+        <w:t xml:space="preserve"> </w:t>
+      </w:r>
+      <w:r>
+        <w:rPr>
+          <w:rStyle w:val="VerbatimChar"/>
+        </w:rPr>
+        <w:t xml:space="preserve">vw_marketing_resumen_canales</w:t>
+      </w:r>
+      <w:r>
+        <w:t xml:space="preserve"> </w:t>
+      </w:r>
+      <w:r>
+        <w:t xml:space="preserve">y</w:t>
+      </w:r>
+      <w:r>
+        <w:t xml:space="preserve"> </w:t>
+      </w:r>
+      <w:r>
+        <w:rPr>
+          <w:rStyle w:val="VerbatimChar"/>
+        </w:rPr>
+        <w:t xml:space="preserve">vw_articulacion_programas_formalizacion</w:t>
+      </w:r>
+      <w:r>
+        <w:t xml:space="preserve">.</w:t>
+      </w:r>
+    </w:p>
+    <w:p>
+      <w:pPr>
+        <w:pStyle w:val="APARotulo"/>
+      </w:pPr>
+      <w:r>
+        <w:rPr>
+          <w:b/>
+          <w:bCs/>
+        </w:rPr>
+        <w:t xml:space="preserve">Figura 8</w:t>
+      </w:r>
+    </w:p>
+    <w:p>
+      <w:pPr>
+        <w:pStyle w:val="APATitulo"/>
+      </w:pPr>
+      <w:r>
+        <w:rPr>
+          <w:i/>
+          <w:iCs/>
+        </w:rPr>
+        <w:t xml:space="preserve">Diagrama Entidad-Relación del Sistema de Información Gerencial (3FN)</w:t>
+      </w:r>
+    </w:p>
+    <w:p>
+      <w:pPr>
+        <w:pStyle w:val="BodyText"/>
+        <w:keepNext/>
+      </w:pPr>
+      <w:r>
+        <w:drawing>
+          <wp:inline>
+            <wp:extent cx="5727700" cy="4051570"/>
+            <wp:effectExtent b="0" l="0" r="0" t="0"/>
+            <wp:docPr descr="" title="" id="60" name="Picture"/>
+            <a:graphic>
+              <a:graphicData uri="http://schemas.openxmlformats.org/drawingml/2006/picture">
+                <pic:pic>
+                  <pic:nvPicPr>
+                    <pic:cNvPr descr="img/diagrama_er_impresion.png" id="61" name="Picture"/>
+                    <pic:cNvPicPr>
+                      <a:picLocks noChangeArrowheads="1" noChangeAspect="1"/>
+                    </pic:cNvPicPr>
+                  </pic:nvPicPr>
+                  <pic:blipFill>
+                    <a:blip r:embed="rId59"/>
                     <a:stretch>
                       <a:fillRect/>
                     </a:stretch>
@@ -6773,8 +7332,8 @@
         <w:t xml:space="preserve">.</w:t>
       </w:r>
     </w:p>
-    <w:bookmarkEnd w:id="53"/>
-    <w:bookmarkStart w:id="54" w:name="Xc212af4d89098f1076e387def374d13394683bc"/>
+    <w:bookmarkEnd w:id="62"/>
+    <w:bookmarkStart w:id="63" w:name="Xc212af4d89098f1076e387def374d13394683bc"/>
     <w:p>
       <w:pPr>
         <w:pStyle w:val="Heading2"/>
@@ -6836,8 +7395,8 @@
         <w:t xml:space="preserve">dentro del perímetro de Villarrica.</w:t>
       </w:r>
     </w:p>
-    <w:bookmarkEnd w:id="54"/>
-    <w:bookmarkStart w:id="55" w:name="articulación-con-marketing-social"/>
+    <w:bookmarkEnd w:id="63"/>
+    <w:bookmarkStart w:id="64" w:name="articulación-con-marketing-social"/>
     <w:p>
       <w:pPr>
         <w:pStyle w:val="Heading2"/>
@@ -6884,8 +7443,8 @@
         <w:t xml:space="preserve">registra cada una de las 2.217 derivaciones de forma individual, con su canal de origen, programa de destino y estado del trámite, lo que permite seguir el flujo de interesados hacia los portales y ventanillas de formalización.</w:t>
       </w:r>
     </w:p>
-    <w:bookmarkEnd w:id="55"/>
-    <w:bookmarkStart w:id="56" w:name="pruebas-de-integridad-y-rendimiento"/>
+    <w:bookmarkEnd w:id="64"/>
+    <w:bookmarkStart w:id="65" w:name="pruebas-de-integridad-y-rendimiento"/>
     <w:p>
       <w:pPr>
         <w:pStyle w:val="Heading2"/>
@@ -7032,8 +7591,8 @@
         <w:t xml:space="preserve">las consultas analíticas de prueba se ejecutaron entre 0,7 y 2,2 ms, por debajo del umbral de 50 ms establecido.</w:t>
       </w:r>
     </w:p>
-    <w:bookmarkEnd w:id="56"/>
-    <w:bookmarkStart w:id="69" w:name="dashboard-gerencial-interactivo"/>
+    <w:bookmarkEnd w:id="65"/>
+    <w:bookmarkStart w:id="78" w:name="dashboard-gerencial-interactivo"/>
     <w:p>
       <w:pPr>
         <w:pStyle w:val="Heading2"/>
@@ -7056,7 +7615,7 @@
         <w:t xml:space="preserve">docs/dashboard.html</w:t>
       </w:r>
       <w:r>
-        <w:t xml:space="preserve">) consolida los indicadores en cuatro pestañas con filtros simultáneos por barrio, género, rubro y canal de marketing. Las Figuras 6 a 9 muestran cada una de ellas.</w:t>
+        <w:t xml:space="preserve">) consolida los indicadores en cuatro pestañas con filtros simultáneos por barrio, género, rubro y canal de marketing. Las Figuras 9 a 12 muestran cada una de ellas como evidencia del funcionamiento del sistema; el análisis de los datos se presenta con gráficos propios en los capítulos I y III.</w:t>
       </w:r>
     </w:p>
     <w:p>
@@ -7068,7 +7627,7 @@
           <w:b/>
           <w:bCs/>
         </w:rPr>
-        <w:t xml:space="preserve">Figura 6</w:t>
+        <w:t xml:space="preserve">Figura 9</w:t>
       </w:r>
     </w:p>
     <w:p>
@@ -7086,24 +7645,25 @@
     <w:p>
       <w:pPr>
         <w:pStyle w:val="BodyText"/>
+        <w:keepNext/>
       </w:pPr>
       <w:r>
         <w:drawing>
           <wp:inline>
-            <wp:extent cx="5727700" cy="5767475"/>
+            <wp:extent cx="5727700" cy="6141367"/>
             <wp:effectExtent b="0" l="0" r="0" t="0"/>
-            <wp:docPr descr="" title="" id="58" name="Picture"/>
+            <wp:docPr descr="" title="" id="67" name="Picture"/>
             <a:graphic>
               <a:graphicData uri="http://schemas.openxmlformats.org/drawingml/2006/picture">
                 <pic:pic>
                   <pic:nvPicPr>
-                    <pic:cNvPr descr="img/dashboard_social.png" id="59" name="Picture"/>
+                    <pic:cNvPr descr="img/dashboard_social.png" id="68" name="Picture"/>
                     <pic:cNvPicPr>
                       <a:picLocks noChangeArrowheads="1" noChangeAspect="1"/>
                     </pic:cNvPicPr>
                   </pic:nvPicPr>
                   <pic:blipFill>
-                    <a:blip r:embed="rId57"/>
+                    <a:blip r:embed="rId66"/>
                     <a:stretch>
                       <a:fillRect/>
                     </a:stretch>
@@ -7111,7 +7671,7 @@
                   <pic:spPr bwMode="auto">
                     <a:xfrm>
                       <a:off x="0" y="0"/>
-                      <a:ext cx="5727700" cy="5767475"/>
+                      <a:ext cx="5727700" cy="6141367"/>
                     </a:xfrm>
                     <a:prstGeom prst="rect">
                       <a:avLst/>
@@ -7145,7 +7705,7 @@
         <w:t xml:space="preserve"> </w:t>
       </w:r>
       <w:r>
-        <w:t xml:space="preserve">Indicadores de informalidad, ingreso medio, porcentaje bajo el salario mínimo e IVS; mapa georreferenciado de los 420 trabajadores.</w:t>
+        <w:t xml:space="preserve">Captura de pantalla del sistema. Indicadores de informalidad, ingreso medio, porcentaje bajo el salario mínimo e IVS; mapa georreferenciado de los 420 trabajadores.</w:t>
       </w:r>
     </w:p>
     <w:p>
@@ -7157,7 +7717,7 @@
           <w:b/>
           <w:bCs/>
         </w:rPr>
-        <w:t xml:space="preserve">Figura 7</w:t>
+        <w:t xml:space="preserve">Figura 10</w:t>
       </w:r>
     </w:p>
     <w:p>
@@ -7175,24 +7735,25 @@
     <w:p>
       <w:pPr>
         <w:pStyle w:val="BodyText"/>
+        <w:keepNext/>
       </w:pPr>
       <w:r>
         <w:drawing>
           <wp:inline>
-            <wp:extent cx="5727700" cy="5767475"/>
+            <wp:extent cx="5727700" cy="5142997"/>
             <wp:effectExtent b="0" l="0" r="0" t="0"/>
-            <wp:docPr descr="" title="" id="61" name="Picture"/>
+            <wp:docPr descr="" title="" id="70" name="Picture"/>
             <a:graphic>
               <a:graphicData uri="http://schemas.openxmlformats.org/drawingml/2006/picture">
                 <pic:pic>
                   <pic:nvPicPr>
-                    <pic:cNvPr descr="img/dashboard_mypes.png" id="62" name="Picture"/>
+                    <pic:cNvPr descr="img/dashboard_mypes.png" id="71" name="Picture"/>
                     <pic:cNvPicPr>
                       <a:picLocks noChangeArrowheads="1" noChangeAspect="1"/>
                     </pic:cNvPicPr>
                   </pic:nvPicPr>
                   <pic:blipFill>
-                    <a:blip r:embed="rId60"/>
+                    <a:blip r:embed="rId69"/>
                     <a:stretch>
                       <a:fillRect/>
                     </a:stretch>
@@ -7200,7 +7761,7 @@
                   <pic:spPr bwMode="auto">
                     <a:xfrm>
                       <a:off x="0" y="0"/>
-                      <a:ext cx="5727700" cy="5767475"/>
+                      <a:ext cx="5727700" cy="5142997"/>
                     </a:xfrm>
                     <a:prstGeom prst="rect">
                       <a:avLst/>
@@ -7234,7 +7795,7 @@
         <w:t xml:space="preserve"> </w:t>
       </w:r>
       <w:r>
-        <w:t xml:space="preserve">Informalidad patronal por rubro, facturación según situación RUC, barreras patronales y disposición a formalizarse.</w:t>
+        <w:t xml:space="preserve">Captura de pantalla del sistema. Informalidad patronal por rubro, facturación según situación RUC, barreras patronales y disposición a formalizarse.</w:t>
       </w:r>
     </w:p>
     <w:p>
@@ -7246,7 +7807,7 @@
           <w:b/>
           <w:bCs/>
         </w:rPr>
-        <w:t xml:space="preserve">Figura 8</w:t>
+        <w:t xml:space="preserve">Figura 11</w:t>
       </w:r>
     </w:p>
     <w:p>
@@ -7278,24 +7839,25 @@
     <w:p>
       <w:pPr>
         <w:pStyle w:val="BodyText"/>
+        <w:keepNext/>
       </w:pPr>
       <w:r>
         <w:drawing>
           <wp:inline>
-            <wp:extent cx="5727700" cy="5767475"/>
+            <wp:extent cx="5727700" cy="5142997"/>
             <wp:effectExtent b="0" l="0" r="0" t="0"/>
-            <wp:docPr descr="" title="" id="64" name="Picture"/>
+            <wp:docPr descr="" title="" id="73" name="Picture"/>
             <a:graphic>
               <a:graphicData uri="http://schemas.openxmlformats.org/drawingml/2006/picture">
                 <pic:pic>
                   <pic:nvPicPr>
-                    <pic:cNvPr descr="img/dashboard_marketing.png" id="65" name="Picture"/>
+                    <pic:cNvPr descr="img/dashboard_marketing.png" id="74" name="Picture"/>
                     <pic:cNvPicPr>
                       <a:picLocks noChangeArrowheads="1" noChangeAspect="1"/>
                     </pic:cNvPicPr>
                   </pic:nvPicPr>
                   <pic:blipFill>
-                    <a:blip r:embed="rId63"/>
+                    <a:blip r:embed="rId72"/>
                     <a:stretch>
                       <a:fillRect/>
                     </a:stretch>
@@ -7303,7 +7865,7 @@
                   <pic:spPr bwMode="auto">
                     <a:xfrm>
                       <a:off x="0" y="0"/>
-                      <a:ext cx="5727700" cy="5767475"/>
+                      <a:ext cx="5727700" cy="5142997"/>
                     </a:xfrm>
                     <a:prstGeom prst="rect">
                       <a:avLst/>
@@ -7337,7 +7899,7 @@
         <w:t xml:space="preserve"> </w:t>
       </w:r>
       <w:r>
-        <w:t xml:space="preserve">Embudo de conversión, evolución diaria de consultas y derivaciones, costo por canal y articulación con programas públicos.</w:t>
+        <w:t xml:space="preserve">Captura de pantalla del sistema. Embudo de conversión, evolución diaria de consultas y derivaciones, costo por canal y articulación con programas públicos.</w:t>
       </w:r>
     </w:p>
     <w:p>
@@ -7349,7 +7911,7 @@
           <w:b/>
           <w:bCs/>
         </w:rPr>
-        <w:t xml:space="preserve">Figura 9</w:t>
+        <w:t xml:space="preserve">Figura 12</w:t>
       </w:r>
     </w:p>
     <w:p>
@@ -7367,24 +7929,25 @@
     <w:p>
       <w:pPr>
         <w:pStyle w:val="BodyText"/>
+        <w:keepNext/>
       </w:pPr>
       <w:r>
         <w:drawing>
           <wp:inline>
-            <wp:extent cx="5727700" cy="5767475"/>
+            <wp:extent cx="5727700" cy="3870175"/>
             <wp:effectExtent b="0" l="0" r="0" t="0"/>
-            <wp:docPr descr="" title="" id="67" name="Picture"/>
+            <wp:docPr descr="" title="" id="76" name="Picture"/>
             <a:graphic>
               <a:graphicData uri="http://schemas.openxmlformats.org/drawingml/2006/picture">
                 <pic:pic>
                   <pic:nvPicPr>
-                    <pic:cNvPr descr="img/dashboard_explorer.png" id="68" name="Picture"/>
+                    <pic:cNvPr descr="img/dashboard_explorer.png" id="77" name="Picture"/>
                     <pic:cNvPicPr>
                       <a:picLocks noChangeArrowheads="1" noChangeAspect="1"/>
                     </pic:cNvPicPr>
                   </pic:nvPicPr>
                   <pic:blipFill>
-                    <a:blip r:embed="rId66"/>
+                    <a:blip r:embed="rId75"/>
                     <a:stretch>
                       <a:fillRect/>
                     </a:stretch>
@@ -7392,7 +7955,7 @@
                   <pic:spPr bwMode="auto">
                     <a:xfrm>
                       <a:off x="0" y="0"/>
-                      <a:ext cx="5727700" cy="5767475"/>
+                      <a:ext cx="5727700" cy="3870175"/>
                     </a:xfrm>
                     <a:prstGeom prst="rect">
                       <a:avLst/>
@@ -7426,20 +7989,16 @@
         <w:t xml:space="preserve"> </w:t>
       </w:r>
       <w:r>
-        <w:t xml:space="preserve">Consulta de los registros individuales de las vistas analíticas, con búsqueda por texto.</w:t>
-      </w:r>
-    </w:p>
-    <w:p>
-      <w:r>
-        <w:br w:type="page"/>
-      </w:r>
-    </w:p>
-    <w:bookmarkEnd w:id="69"/>
-    <w:bookmarkEnd w:id="70"/>
-    <w:bookmarkStart w:id="76" w:name="Xb77b7b65b0af06104a804e6ceed51f03b454939"/>
+        <w:t xml:space="preserve">Captura de pantalla del sistema. Consulta de los registros individuales de las vistas analíticas, con búsqueda por texto.</w:t>
+      </w:r>
+    </w:p>
+    <w:bookmarkEnd w:id="78"/>
+    <w:bookmarkEnd w:id="79"/>
+    <w:bookmarkStart w:id="91" w:name="Xb77b7b65b0af06104a804e6ceed51f03b454939"/>
     <w:p>
       <w:pPr>
         <w:pStyle w:val="Heading1"/>
+        <w:pageBreakBefore/>
       </w:pPr>
       <w:r>
         <w:t xml:space="preserve">6. CAPÍTULO III: MARKETING SOCIAL Y ESTRATEGIA COMUNICACIONAL</w:t>
@@ -7472,7 +8031,7 @@
         <w:t xml:space="preserve">, aplicando los principios de Lee y Kotler (2019) para sensibilizar a trabajadores informales y microempresarios sobre los beneficios de la formalización laboral y tributaria (acceso al crédito, jubilación y salud), promoviendo la articulación con los programas RESIMPLE (DNIT, 2024), el seguro social del IPS y el SUACE (MIC, 2024).</w:t>
       </w:r>
     </w:p>
-    <w:bookmarkStart w:id="74" w:name="desempeño-del-embudo-multicanal"/>
+    <w:bookmarkStart w:id="86" w:name="desempeño-del-embudo-multicanal"/>
     <w:p>
       <w:pPr>
         <w:pStyle w:val="Heading2"/>
@@ -7544,9 +8103,13 @@
     <w:tbl>
       <w:tblPr>
         <w:tblStyle w:val="Table"/>
-        <w:tblLook w:firstRow="1" w:lastRow="0" w:firstColumn="0" w:lastColumn="0" w:noHBand="0" w:noVBand="0" w:val="0020"/>
         <w:tblW w:w="5000" w:type="pct"/>
         <w:tblLayout w:type="autofit"/>
+        <w:tblCellMar>
+          <w:left w:w="45" w:type="dxa"/>
+          <w:right w:w="45" w:type="dxa"/>
+        </w:tblCellMar>
+        <w:tblLook w:firstRow="1" w:lastRow="0" w:firstColumn="0" w:lastColumn="0" w:noHBand="0" w:noVBand="0" w:val="0020"/>
       </w:tblPr>
       <w:tblGrid>
         <w:gridCol w:w="880"/>
@@ -7562,17 +8125,19 @@
       <w:tr>
         <w:trPr>
           <w:tblHeader w:val="on"/>
+          <w:cantSplit/>
         </w:trPr>
         <w:tc>
           <w:tcPr/>
           <w:p>
             <w:pPr>
               <w:pStyle w:val="Compact"/>
+              <w:keepNext/>
               <w:jc w:val="left"/>
             </w:pPr>
             <w:r>
               <w:rPr>
-                <w:sz w:val="18"/>
+                <w:sz w:val="16"/>
               </w:rPr>
               <w:t xml:space="preserve">Canal</w:t>
             </w:r>
@@ -7583,11 +8148,12 @@
           <w:p>
             <w:pPr>
               <w:pStyle w:val="Compact"/>
-              <w:jc w:val="center"/>
-            </w:pPr>
-            <w:r>
-              <w:rPr>
-                <w:sz w:val="18"/>
+              <w:keepNext/>
+              <w:jc w:val="center"/>
+            </w:pPr>
+            <w:r>
+              <w:rPr>
+                <w:sz w:val="16"/>
               </w:rPr>
               <w:t xml:space="preserve">Alcance</w:t>
             </w:r>
@@ -7598,11 +8164,12 @@
           <w:p>
             <w:pPr>
               <w:pStyle w:val="Compact"/>
-              <w:jc w:val="center"/>
-            </w:pPr>
-            <w:r>
-              <w:rPr>
-                <w:sz w:val="18"/>
+              <w:keepNext/>
+              <w:jc w:val="center"/>
+            </w:pPr>
+            <w:r>
+              <w:rPr>
+                <w:sz w:val="16"/>
               </w:rPr>
               <w:t xml:space="preserve">Interacciones</w:t>
             </w:r>
@@ -7613,11 +8180,12 @@
           <w:p>
             <w:pPr>
               <w:pStyle w:val="Compact"/>
-              <w:jc w:val="center"/>
-            </w:pPr>
-            <w:r>
-              <w:rPr>
-                <w:sz w:val="18"/>
+              <w:keepNext/>
+              <w:jc w:val="center"/>
+            </w:pPr>
+            <w:r>
+              <w:rPr>
+                <w:sz w:val="16"/>
               </w:rPr>
               <w:t xml:space="preserve">CTR</w:t>
             </w:r>
@@ -7628,11 +8196,12 @@
           <w:p>
             <w:pPr>
               <w:pStyle w:val="Compact"/>
-              <w:jc w:val="center"/>
-            </w:pPr>
-            <w:r>
-              <w:rPr>
-                <w:sz w:val="18"/>
+              <w:keepNext/>
+              <w:jc w:val="center"/>
+            </w:pPr>
+            <w:r>
+              <w:rPr>
+                <w:sz w:val="16"/>
               </w:rPr>
               <w:t xml:space="preserve">Consultas</w:t>
             </w:r>
@@ -7643,11 +8212,12 @@
           <w:p>
             <w:pPr>
               <w:pStyle w:val="Compact"/>
-              <w:jc w:val="center"/>
-            </w:pPr>
-            <w:r>
-              <w:rPr>
-                <w:sz w:val="18"/>
+              <w:keepNext/>
+              <w:jc w:val="center"/>
+            </w:pPr>
+            <w:r>
+              <w:rPr>
+                <w:sz w:val="16"/>
               </w:rPr>
               <w:t xml:space="preserve">Derivaciones</w:t>
             </w:r>
@@ -7658,11 +8228,12 @@
           <w:p>
             <w:pPr>
               <w:pStyle w:val="Compact"/>
-              <w:jc w:val="center"/>
-            </w:pPr>
-            <w:r>
-              <w:rPr>
-                <w:sz w:val="18"/>
+              <w:keepNext/>
+              <w:jc w:val="center"/>
+            </w:pPr>
+            <w:r>
+              <w:rPr>
+                <w:sz w:val="16"/>
               </w:rPr>
               <w:t xml:space="preserve">Presupuesto (PYG)</w:t>
             </w:r>
@@ -7673,11 +8244,12 @@
           <w:p>
             <w:pPr>
               <w:pStyle w:val="Compact"/>
-              <w:jc w:val="center"/>
-            </w:pPr>
-            <w:r>
-              <w:rPr>
-                <w:sz w:val="18"/>
+              <w:keepNext/>
+              <w:jc w:val="center"/>
+            </w:pPr>
+            <w:r>
+              <w:rPr>
+                <w:sz w:val="16"/>
               </w:rPr>
               <w:t xml:space="preserve">Costo / Consulta (PYG)</w:t>
             </w:r>
@@ -7688,11 +8260,12 @@
           <w:p>
             <w:pPr>
               <w:pStyle w:val="Compact"/>
-              <w:jc w:val="center"/>
-            </w:pPr>
-            <w:r>
-              <w:rPr>
-                <w:sz w:val="18"/>
+              <w:keepNext/>
+              <w:jc w:val="center"/>
+            </w:pPr>
+            <w:r>
+              <w:rPr>
+                <w:sz w:val="16"/>
               </w:rPr>
               <w:t xml:space="preserve">Costo / Derivación (PYG)</w:t>
             </w:r>
@@ -7700,16 +8273,20 @@
         </w:tc>
       </w:tr>
       <w:tr>
-        <w:tc>
-          <w:tcPr/>
-          <w:p>
-            <w:pPr>
-              <w:pStyle w:val="Compact"/>
+        <w:trPr>
+          <w:cantSplit/>
+        </w:trPr>
+        <w:tc>
+          <w:tcPr/>
+          <w:p>
+            <w:pPr>
+              <w:pStyle w:val="Compact"/>
+              <w:keepNext/>
               <w:jc w:val="left"/>
             </w:pPr>
             <w:r>
               <w:rPr>
-                <w:sz w:val="18"/>
+                <w:sz w:val="16"/>
               </w:rPr>
               <w:t xml:space="preserve">WhatsApp Business</w:t>
             </w:r>
@@ -7720,11 +8297,12 @@
           <w:p>
             <w:pPr>
               <w:pStyle w:val="Compact"/>
-              <w:jc w:val="center"/>
-            </w:pPr>
-            <w:r>
-              <w:rPr>
-                <w:sz w:val="18"/>
+              <w:keepNext/>
+              <w:jc w:val="center"/>
+            </w:pPr>
+            <w:r>
+              <w:rPr>
+                <w:sz w:val="16"/>
               </w:rPr>
               <w:t xml:space="preserve">10.243</w:t>
             </w:r>
@@ -7735,11 +8313,12 @@
           <w:p>
             <w:pPr>
               <w:pStyle w:val="Compact"/>
-              <w:jc w:val="center"/>
-            </w:pPr>
-            <w:r>
-              <w:rPr>
-                <w:sz w:val="18"/>
+              <w:keepNext/>
+              <w:jc w:val="center"/>
+            </w:pPr>
+            <w:r>
+              <w:rPr>
+                <w:sz w:val="16"/>
               </w:rPr>
               <w:t xml:space="preserve">8.205</w:t>
             </w:r>
@@ -7750,11 +8329,12 @@
           <w:p>
             <w:pPr>
               <w:pStyle w:val="Compact"/>
-              <w:jc w:val="center"/>
-            </w:pPr>
-            <w:r>
-              <w:rPr>
-                <w:sz w:val="18"/>
+              <w:keepNext/>
+              <w:jc w:val="center"/>
+            </w:pPr>
+            <w:r>
+              <w:rPr>
+                <w:sz w:val="16"/>
               </w:rPr>
               <w:t xml:space="preserve">80,09%</w:t>
             </w:r>
@@ -7765,11 +8345,12 @@
           <w:p>
             <w:pPr>
               <w:pStyle w:val="Compact"/>
-              <w:jc w:val="center"/>
-            </w:pPr>
-            <w:r>
-              <w:rPr>
-                <w:sz w:val="18"/>
+              <w:keepNext/>
+              <w:jc w:val="center"/>
+            </w:pPr>
+            <w:r>
+              <w:rPr>
+                <w:sz w:val="16"/>
               </w:rPr>
               <w:t xml:space="preserve">4.180</w:t>
             </w:r>
@@ -7780,11 +8361,12 @@
           <w:p>
             <w:pPr>
               <w:pStyle w:val="Compact"/>
-              <w:jc w:val="center"/>
-            </w:pPr>
-            <w:r>
-              <w:rPr>
-                <w:sz w:val="18"/>
+              <w:keepNext/>
+              <w:jc w:val="center"/>
+            </w:pPr>
+            <w:r>
+              <w:rPr>
+                <w:sz w:val="16"/>
               </w:rPr>
               <w:t xml:space="preserve">1.070</w:t>
             </w:r>
@@ -7795,11 +8377,12 @@
           <w:p>
             <w:pPr>
               <w:pStyle w:val="Compact"/>
-              <w:jc w:val="center"/>
-            </w:pPr>
-            <w:r>
-              <w:rPr>
-                <w:sz w:val="18"/>
+              <w:keepNext/>
+              <w:jc w:val="center"/>
+            </w:pPr>
+            <w:r>
+              <w:rPr>
+                <w:sz w:val="16"/>
               </w:rPr>
               <w:t xml:space="preserve">630.000</w:t>
             </w:r>
@@ -7810,11 +8393,12 @@
           <w:p>
             <w:pPr>
               <w:pStyle w:val="Compact"/>
-              <w:jc w:val="center"/>
-            </w:pPr>
-            <w:r>
-              <w:rPr>
-                <w:sz w:val="18"/>
+              <w:keepNext/>
+              <w:jc w:val="center"/>
+            </w:pPr>
+            <w:r>
+              <w:rPr>
+                <w:sz w:val="16"/>
               </w:rPr>
               <w:t xml:space="preserve">151</w:t>
             </w:r>
@@ -7825,11 +8409,12 @@
           <w:p>
             <w:pPr>
               <w:pStyle w:val="Compact"/>
-              <w:jc w:val="center"/>
-            </w:pPr>
-            <w:r>
-              <w:rPr>
-                <w:sz w:val="18"/>
+              <w:keepNext/>
+              <w:jc w:val="center"/>
+            </w:pPr>
+            <w:r>
+              <w:rPr>
+                <w:sz w:val="16"/>
               </w:rPr>
               <w:t xml:space="preserve">589</w:t>
             </w:r>
@@ -7837,16 +8422,20 @@
         </w:tc>
       </w:tr>
       <w:tr>
-        <w:tc>
-          <w:tcPr/>
-          <w:p>
-            <w:pPr>
-              <w:pStyle w:val="Compact"/>
+        <w:trPr>
+          <w:cantSplit/>
+        </w:trPr>
+        <w:tc>
+          <w:tcPr/>
+          <w:p>
+            <w:pPr>
+              <w:pStyle w:val="Compact"/>
+              <w:keepNext/>
               <w:jc w:val="left"/>
             </w:pPr>
             <w:r>
               <w:rPr>
-                <w:sz w:val="18"/>
+                <w:sz w:val="16"/>
               </w:rPr>
               <w:t xml:space="preserve">Puntos Presenciales / Ferias</w:t>
             </w:r>
@@ -7857,11 +8446,12 @@
           <w:p>
             <w:pPr>
               <w:pStyle w:val="Compact"/>
-              <w:jc w:val="center"/>
-            </w:pPr>
-            <w:r>
-              <w:rPr>
-                <w:sz w:val="18"/>
+              <w:keepNext/>
+              <w:jc w:val="center"/>
+            </w:pPr>
+            <w:r>
+              <w:rPr>
+                <w:sz w:val="16"/>
               </w:rPr>
               <w:t xml:space="preserve">20.890</w:t>
             </w:r>
@@ -7872,11 +8462,12 @@
           <w:p>
             <w:pPr>
               <w:pStyle w:val="Compact"/>
-              <w:jc w:val="center"/>
-            </w:pPr>
-            <w:r>
-              <w:rPr>
-                <w:sz w:val="18"/>
+              <w:keepNext/>
+              <w:jc w:val="center"/>
+            </w:pPr>
+            <w:r>
+              <w:rPr>
+                <w:sz w:val="16"/>
               </w:rPr>
               <w:t xml:space="preserve">7.082</w:t>
             </w:r>
@@ -7887,11 +8478,12 @@
           <w:p>
             <w:pPr>
               <w:pStyle w:val="Compact"/>
-              <w:jc w:val="center"/>
-            </w:pPr>
-            <w:r>
-              <w:rPr>
-                <w:sz w:val="18"/>
+              <w:keepNext/>
+              <w:jc w:val="center"/>
+            </w:pPr>
+            <w:r>
+              <w:rPr>
+                <w:sz w:val="16"/>
               </w:rPr>
               <w:t xml:space="preserve">33,90%</w:t>
             </w:r>
@@ -7902,11 +8494,12 @@
           <w:p>
             <w:pPr>
               <w:pStyle w:val="Compact"/>
-              <w:jc w:val="center"/>
-            </w:pPr>
-            <w:r>
-              <w:rPr>
-                <w:sz w:val="18"/>
+              <w:keepNext/>
+              <w:jc w:val="center"/>
+            </w:pPr>
+            <w:r>
+              <w:rPr>
+                <w:sz w:val="16"/>
               </w:rPr>
               <w:t xml:space="preserve">2.992</w:t>
             </w:r>
@@ -7917,11 +8510,12 @@
           <w:p>
             <w:pPr>
               <w:pStyle w:val="Compact"/>
-              <w:jc w:val="center"/>
-            </w:pPr>
-            <w:r>
-              <w:rPr>
-                <w:sz w:val="18"/>
+              <w:keepNext/>
+              <w:jc w:val="center"/>
+            </w:pPr>
+            <w:r>
+              <w:rPr>
+                <w:sz w:val="16"/>
               </w:rPr>
               <w:t xml:space="preserve">718</w:t>
             </w:r>
@@ -7932,11 +8526,12 @@
           <w:p>
             <w:pPr>
               <w:pStyle w:val="Compact"/>
-              <w:jc w:val="center"/>
-            </w:pPr>
-            <w:r>
-              <w:rPr>
-                <w:sz w:val="18"/>
+              <w:keepNext/>
+              <w:jc w:val="center"/>
+            </w:pPr>
+            <w:r>
+              <w:rPr>
+                <w:sz w:val="16"/>
               </w:rPr>
               <w:t xml:space="preserve">960.000</w:t>
             </w:r>
@@ -7947,11 +8542,12 @@
           <w:p>
             <w:pPr>
               <w:pStyle w:val="Compact"/>
-              <w:jc w:val="center"/>
-            </w:pPr>
-            <w:r>
-              <w:rPr>
-                <w:sz w:val="18"/>
+              <w:keepNext/>
+              <w:jc w:val="center"/>
+            </w:pPr>
+            <w:r>
+              <w:rPr>
+                <w:sz w:val="16"/>
               </w:rPr>
               <w:t xml:space="preserve">321</w:t>
             </w:r>
@@ -7962,11 +8558,12 @@
           <w:p>
             <w:pPr>
               <w:pStyle w:val="Compact"/>
-              <w:jc w:val="center"/>
-            </w:pPr>
-            <w:r>
-              <w:rPr>
-                <w:sz w:val="18"/>
+              <w:keepNext/>
+              <w:jc w:val="center"/>
+            </w:pPr>
+            <w:r>
+              <w:rPr>
+                <w:sz w:val="16"/>
               </w:rPr>
               <w:t xml:space="preserve">1.337</w:t>
             </w:r>
@@ -7974,31 +8571,36 @@
         </w:tc>
       </w:tr>
       <w:tr>
-        <w:tc>
-          <w:tcPr/>
-          <w:p>
-            <w:pPr>
-              <w:pStyle w:val="Compact"/>
+        <w:trPr>
+          <w:cantSplit/>
+        </w:trPr>
+        <w:tc>
+          <w:tcPr/>
+          <w:p>
+            <w:pPr>
+              <w:pStyle w:val="Compact"/>
+              <w:keepNext/>
               <w:jc w:val="left"/>
             </w:pPr>
             <w:r>
               <w:rPr>
-                <w:sz w:val="18"/>
-              </w:rPr>
-              <w:t xml:space="preserve">Meta Ads (Facebook/Instagram)</w:t>
-            </w:r>
-          </w:p>
-        </w:tc>
-        <w:tc>
-          <w:tcPr/>
-          <w:p>
-            <w:pPr>
-              <w:pStyle w:val="Compact"/>
-              <w:jc w:val="center"/>
-            </w:pPr>
-            <w:r>
-              <w:rPr>
-                <w:sz w:val="18"/>
+                <w:sz w:val="16"/>
+              </w:rPr>
+              <w:t xml:space="preserve">Meta Ads (Facebook / Instagram)</w:t>
+            </w:r>
+          </w:p>
+        </w:tc>
+        <w:tc>
+          <w:tcPr/>
+          <w:p>
+            <w:pPr>
+              <w:pStyle w:val="Compact"/>
+              <w:keepNext/>
+              <w:jc w:val="center"/>
+            </w:pPr>
+            <w:r>
+              <w:rPr>
+                <w:sz w:val="16"/>
               </w:rPr>
               <w:t xml:space="preserve">134.988</w:t>
             </w:r>
@@ -8009,11 +8611,12 @@
           <w:p>
             <w:pPr>
               <w:pStyle w:val="Compact"/>
-              <w:jc w:val="center"/>
-            </w:pPr>
-            <w:r>
-              <w:rPr>
-                <w:sz w:val="18"/>
+              <w:keepNext/>
+              <w:jc w:val="center"/>
+            </w:pPr>
+            <w:r>
+              <w:rPr>
+                <w:sz w:val="16"/>
               </w:rPr>
               <w:t xml:space="preserve">6.702</w:t>
             </w:r>
@@ -8024,11 +8627,12 @@
           <w:p>
             <w:pPr>
               <w:pStyle w:val="Compact"/>
-              <w:jc w:val="center"/>
-            </w:pPr>
-            <w:r>
-              <w:rPr>
-                <w:sz w:val="18"/>
+              <w:keepNext/>
+              <w:jc w:val="center"/>
+            </w:pPr>
+            <w:r>
+              <w:rPr>
+                <w:sz w:val="16"/>
               </w:rPr>
               <w:t xml:space="preserve">4,96%</w:t>
             </w:r>
@@ -8039,11 +8643,12 @@
           <w:p>
             <w:pPr>
               <w:pStyle w:val="Compact"/>
-              <w:jc w:val="center"/>
-            </w:pPr>
-            <w:r>
-              <w:rPr>
-                <w:sz w:val="18"/>
+              <w:keepNext/>
+              <w:jc w:val="center"/>
+            </w:pPr>
+            <w:r>
+              <w:rPr>
+                <w:sz w:val="16"/>
               </w:rPr>
               <w:t xml:space="preserve">1.098</w:t>
             </w:r>
@@ -8054,11 +8659,12 @@
           <w:p>
             <w:pPr>
               <w:pStyle w:val="Compact"/>
-              <w:jc w:val="center"/>
-            </w:pPr>
-            <w:r>
-              <w:rPr>
-                <w:sz w:val="18"/>
+              <w:keepNext/>
+              <w:jc w:val="center"/>
+            </w:pPr>
+            <w:r>
+              <w:rPr>
+                <w:sz w:val="16"/>
               </w:rPr>
               <w:t xml:space="preserve">292</w:t>
             </w:r>
@@ -8069,11 +8675,12 @@
           <w:p>
             <w:pPr>
               <w:pStyle w:val="Compact"/>
-              <w:jc w:val="center"/>
-            </w:pPr>
-            <w:r>
-              <w:rPr>
-                <w:sz w:val="18"/>
+              <w:keepNext/>
+              <w:jc w:val="center"/>
+            </w:pPr>
+            <w:r>
+              <w:rPr>
+                <w:sz w:val="16"/>
               </w:rPr>
               <w:t xml:space="preserve">3.410.000</w:t>
             </w:r>
@@ -8084,11 +8691,12 @@
           <w:p>
             <w:pPr>
               <w:pStyle w:val="Compact"/>
-              <w:jc w:val="center"/>
-            </w:pPr>
-            <w:r>
-              <w:rPr>
-                <w:sz w:val="18"/>
+              <w:keepNext/>
+              <w:jc w:val="center"/>
+            </w:pPr>
+            <w:r>
+              <w:rPr>
+                <w:sz w:val="16"/>
               </w:rPr>
               <w:t xml:space="preserve">3.106</w:t>
             </w:r>
@@ -8099,11 +8707,12 @@
           <w:p>
             <w:pPr>
               <w:pStyle w:val="Compact"/>
-              <w:jc w:val="center"/>
-            </w:pPr>
-            <w:r>
-              <w:rPr>
-                <w:sz w:val="18"/>
+              <w:keepNext/>
+              <w:jc w:val="center"/>
+            </w:pPr>
+            <w:r>
+              <w:rPr>
+                <w:sz w:val="16"/>
               </w:rPr>
               <w:t xml:space="preserve">11.678</w:t>
             </w:r>
@@ -8111,16 +8720,20 @@
         </w:tc>
       </w:tr>
       <w:tr>
-        <w:tc>
-          <w:tcPr/>
-          <w:p>
-            <w:pPr>
-              <w:pStyle w:val="Compact"/>
+        <w:trPr>
+          <w:cantSplit/>
+        </w:trPr>
+        <w:tc>
+          <w:tcPr/>
+          <w:p>
+            <w:pPr>
+              <w:pStyle w:val="Compact"/>
+              <w:keepNext/>
               <w:jc w:val="left"/>
             </w:pPr>
             <w:r>
               <w:rPr>
-                <w:sz w:val="18"/>
+                <w:sz w:val="16"/>
               </w:rPr>
               <w:t xml:space="preserve">Afiches QR y Medios Locales</w:t>
             </w:r>
@@ -8131,11 +8744,12 @@
           <w:p>
             <w:pPr>
               <w:pStyle w:val="Compact"/>
-              <w:jc w:val="center"/>
-            </w:pPr>
-            <w:r>
-              <w:rPr>
-                <w:sz w:val="18"/>
+              <w:keepNext/>
+              <w:jc w:val="center"/>
+            </w:pPr>
+            <w:r>
+              <w:rPr>
+                <w:sz w:val="16"/>
               </w:rPr>
               <w:t xml:space="preserve">27.768</w:t>
             </w:r>
@@ -8146,11 +8760,12 @@
           <w:p>
             <w:pPr>
               <w:pStyle w:val="Compact"/>
-              <w:jc w:val="center"/>
-            </w:pPr>
-            <w:r>
-              <w:rPr>
-                <w:sz w:val="18"/>
+              <w:keepNext/>
+              <w:jc w:val="center"/>
+            </w:pPr>
+            <w:r>
+              <w:rPr>
+                <w:sz w:val="16"/>
               </w:rPr>
               <w:t xml:space="preserve">1.880</w:t>
             </w:r>
@@ -8161,11 +8776,12 @@
           <w:p>
             <w:pPr>
               <w:pStyle w:val="Compact"/>
-              <w:jc w:val="center"/>
-            </w:pPr>
-            <w:r>
-              <w:rPr>
-                <w:sz w:val="18"/>
+              <w:keepNext/>
+              <w:jc w:val="center"/>
+            </w:pPr>
+            <w:r>
+              <w:rPr>
+                <w:sz w:val="16"/>
               </w:rPr>
               <w:t xml:space="preserve">6,77%</w:t>
             </w:r>
@@ -8176,11 +8792,12 @@
           <w:p>
             <w:pPr>
               <w:pStyle w:val="Compact"/>
-              <w:jc w:val="center"/>
-            </w:pPr>
-            <w:r>
-              <w:rPr>
-                <w:sz w:val="18"/>
+              <w:keepNext/>
+              <w:jc w:val="center"/>
+            </w:pPr>
+            <w:r>
+              <w:rPr>
+                <w:sz w:val="16"/>
               </w:rPr>
               <w:t xml:space="preserve">522</w:t>
             </w:r>
@@ -8191,11 +8808,12 @@
           <w:p>
             <w:pPr>
               <w:pStyle w:val="Compact"/>
-              <w:jc w:val="center"/>
-            </w:pPr>
-            <w:r>
-              <w:rPr>
-                <w:sz w:val="18"/>
+              <w:keepNext/>
+              <w:jc w:val="center"/>
+            </w:pPr>
+            <w:r>
+              <w:rPr>
+                <w:sz w:val="16"/>
               </w:rPr>
               <w:t xml:space="preserve">137</w:t>
             </w:r>
@@ -8206,11 +8824,12 @@
           <w:p>
             <w:pPr>
               <w:pStyle w:val="Compact"/>
-              <w:jc w:val="center"/>
-            </w:pPr>
-            <w:r>
-              <w:rPr>
-                <w:sz w:val="18"/>
+              <w:keepNext/>
+              <w:jc w:val="center"/>
+            </w:pPr>
+            <w:r>
+              <w:rPr>
+                <w:sz w:val="16"/>
               </w:rPr>
               <w:t xml:space="preserve">504.000</w:t>
             </w:r>
@@ -8221,11 +8840,12 @@
           <w:p>
             <w:pPr>
               <w:pStyle w:val="Compact"/>
-              <w:jc w:val="center"/>
-            </w:pPr>
-            <w:r>
-              <w:rPr>
-                <w:sz w:val="18"/>
+              <w:keepNext/>
+              <w:jc w:val="center"/>
+            </w:pPr>
+            <w:r>
+              <w:rPr>
+                <w:sz w:val="16"/>
               </w:rPr>
               <w:t xml:space="preserve">966</w:t>
             </w:r>
@@ -8236,11 +8856,12 @@
           <w:p>
             <w:pPr>
               <w:pStyle w:val="Compact"/>
-              <w:jc w:val="center"/>
-            </w:pPr>
-            <w:r>
-              <w:rPr>
-                <w:sz w:val="18"/>
+              <w:keepNext/>
+              <w:jc w:val="center"/>
+            </w:pPr>
+            <w:r>
+              <w:rPr>
+                <w:sz w:val="16"/>
               </w:rPr>
               <w:t xml:space="preserve">3.679</w:t>
             </w:r>
@@ -8248,6 +8869,9 @@
         </w:tc>
       </w:tr>
       <w:tr>
+        <w:trPr>
+          <w:cantSplit/>
+        </w:trPr>
         <w:tc>
           <w:tcPr/>
           <w:p>
@@ -8259,7 +8883,7 @@
               <w:rPr>
                 <w:b/>
                 <w:bCs/>
-                <w:sz w:val="18"/>
+                <w:sz w:val="16"/>
               </w:rPr>
               <w:t xml:space="preserve">Total</w:t>
             </w:r>
@@ -8276,7 +8900,7 @@
               <w:rPr>
                 <w:b/>
                 <w:bCs/>
-                <w:sz w:val="18"/>
+                <w:sz w:val="16"/>
               </w:rPr>
               <w:t xml:space="preserve">193.889</w:t>
             </w:r>
@@ -8293,7 +8917,7 @@
               <w:rPr>
                 <w:b/>
                 <w:bCs/>
-                <w:sz w:val="18"/>
+                <w:sz w:val="16"/>
               </w:rPr>
               <w:t xml:space="preserve">23.869</w:t>
             </w:r>
@@ -8310,7 +8934,7 @@
               <w:rPr>
                 <w:b/>
                 <w:bCs/>
-                <w:sz w:val="18"/>
+                <w:sz w:val="16"/>
               </w:rPr>
               <w:t xml:space="preserve">12,31%</w:t>
             </w:r>
@@ -8327,7 +8951,7 @@
               <w:rPr>
                 <w:b/>
                 <w:bCs/>
-                <w:sz w:val="18"/>
+                <w:sz w:val="16"/>
               </w:rPr>
               <w:t xml:space="preserve">8.792</w:t>
             </w:r>
@@ -8344,7 +8968,7 @@
               <w:rPr>
                 <w:b/>
                 <w:bCs/>
-                <w:sz w:val="18"/>
+                <w:sz w:val="16"/>
               </w:rPr>
               <w:t xml:space="preserve">2.217</w:t>
             </w:r>
@@ -8361,7 +8985,7 @@
               <w:rPr>
                 <w:b/>
                 <w:bCs/>
-                <w:sz w:val="18"/>
+                <w:sz w:val="16"/>
               </w:rPr>
               <w:t xml:space="preserve">5.504.000</w:t>
             </w:r>
@@ -8378,7 +9002,7 @@
               <w:rPr>
                 <w:b/>
                 <w:bCs/>
-                <w:sz w:val="18"/>
+                <w:sz w:val="16"/>
               </w:rPr>
               <w:t xml:space="preserve">626</w:t>
             </w:r>
@@ -8395,7 +9019,7 @@
               <w:rPr>
                 <w:b/>
                 <w:bCs/>
-                <w:sz w:val="18"/>
+                <w:sz w:val="16"/>
               </w:rPr>
               <w:t xml:space="preserve">2.483</w:t>
             </w:r>
@@ -8430,7 +9054,7 @@
           <w:b/>
           <w:bCs/>
         </w:rPr>
-        <w:t xml:space="preserve">Figura 10</w:t>
+        <w:t xml:space="preserve">Figura 13</w:t>
       </w:r>
     </w:p>
     <w:p>
@@ -8462,24 +9086,25 @@
     <w:p>
       <w:pPr>
         <w:pStyle w:val="BodyText"/>
+        <w:keepNext/>
       </w:pPr>
       <w:r>
         <w:drawing>
           <wp:inline>
             <wp:extent cx="5727700" cy="3524738"/>
             <wp:effectExtent b="0" l="0" r="0" t="0"/>
-            <wp:docPr descr="" title="" id="72" name="Picture"/>
+            <wp:docPr descr="" title="" id="81" name="Picture"/>
             <a:graphic>
               <a:graphicData uri="http://schemas.openxmlformats.org/drawingml/2006/picture">
                 <pic:pic>
                   <pic:nvPicPr>
-                    <pic:cNvPr descr="../r-analysis/output/figura5_embudo_marketing_multicanal.png" id="73" name="Picture"/>
+                    <pic:cNvPr descr="../r-analysis/output/figura5_embudo_marketing_multicanal.png" id="82" name="Picture"/>
                     <pic:cNvPicPr>
                       <a:picLocks noChangeArrowheads="1" noChangeAspect="1"/>
                     </pic:cNvPicPr>
                   </pic:nvPicPr>
                   <pic:blipFill>
-                    <a:blip r:embed="rId71"/>
+                    <a:blip r:embed="rId80"/>
                     <a:stretch>
                       <a:fillRect/>
                     </a:stretch>
@@ -8524,8 +9149,118 @@
         <w:t xml:space="preserve">El alcance se presenta dividido por 100 para hacerlo comparable con las demás etapas. Embudo agregado: alcance 193.889 (100%) → interacciones 23.869 (12.3%) → consultas 8.792 (4.5%) → derivaciones 2.217 (1.1%).</w:t>
       </w:r>
     </w:p>
-    <w:bookmarkEnd w:id="74"/>
-    <w:bookmarkStart w:id="75" w:name="costo-eficiencia-por-canal"/>
+    <w:p>
+      <w:pPr>
+        <w:pStyle w:val="BodyText"/>
+      </w:pPr>
+      <w:r>
+        <w:t xml:space="preserve">La Figura 14 muestra la evolución diaria de la campaña: las consultas oscilaron entre 161 y 260 por día y las derivaciones entre 40 y 67, sin una tendencia marcada a lo largo de las seis semanas.</w:t>
+      </w:r>
+    </w:p>
+    <w:p>
+      <w:pPr>
+        <w:pStyle w:val="APARotulo"/>
+      </w:pPr>
+      <w:r>
+        <w:rPr>
+          <w:b/>
+          <w:bCs/>
+        </w:rPr>
+        <w:t xml:space="preserve">Figura 14</w:t>
+      </w:r>
+    </w:p>
+    <w:p>
+      <w:pPr>
+        <w:pStyle w:val="APATitulo"/>
+      </w:pPr>
+      <w:r>
+        <w:rPr>
+          <w:i/>
+          <w:iCs/>
+        </w:rPr>
+        <w:t xml:space="preserve">Evolución Diaria de Consultas y Derivaciones de la Campaña (01/09 al 12/10 de 2026)</w:t>
+      </w:r>
+    </w:p>
+    <w:p>
+      <w:pPr>
+        <w:pStyle w:val="BodyText"/>
+        <w:keepNext/>
+      </w:pPr>
+      <w:r>
+        <w:drawing>
+          <wp:inline>
+            <wp:extent cx="5727700" cy="3084146"/>
+            <wp:effectExtent b="0" l="0" r="0" t="0"/>
+            <wp:docPr descr="" title="" id="84" name="Picture"/>
+            <a:graphic>
+              <a:graphicData uri="http://schemas.openxmlformats.org/drawingml/2006/picture">
+                <pic:pic>
+                  <pic:nvPicPr>
+                    <pic:cNvPr descr="../r-analysis/output/figura10_evolucion_diaria_marketing.png" id="85" name="Picture"/>
+                    <pic:cNvPicPr>
+                      <a:picLocks noChangeArrowheads="1" noChangeAspect="1"/>
+                    </pic:cNvPicPr>
+                  </pic:nvPicPr>
+                  <pic:blipFill>
+                    <a:blip r:embed="rId83"/>
+                    <a:stretch>
+                      <a:fillRect/>
+                    </a:stretch>
+                  </pic:blipFill>
+                  <pic:spPr bwMode="auto">
+                    <a:xfrm>
+                      <a:off x="0" y="0"/>
+                      <a:ext cx="5727700" cy="3084146"/>
+                    </a:xfrm>
+                    <a:prstGeom prst="rect">
+                      <a:avLst/>
+                    </a:prstGeom>
+                    <a:noFill/>
+                    <a:ln w="9525">
+                      <a:noFill/>
+                      <a:headEnd/>
+                      <a:tailEnd/>
+                    </a:ln>
+                  </pic:spPr>
+                </pic:pic>
+              </a:graphicData>
+            </a:graphic>
+          </wp:inline>
+        </w:drawing>
+      </w:r>
+    </w:p>
+    <w:p>
+      <w:pPr>
+        <w:pStyle w:val="APANota"/>
+      </w:pPr>
+      <w:r>
+        <w:rPr>
+          <w:i/>
+          <w:iCs/>
+        </w:rPr>
+        <w:t xml:space="preserve">Nota.</w:t>
+      </w:r>
+      <w:r>
+        <w:t xml:space="preserve"> </w:t>
+      </w:r>
+      <w:r>
+        <w:t xml:space="preserve">Suma diaria de los cuatro canales durante los 42 días de campaña (8.792 consultas y 2.217 derivaciones en total). Elaboración en R a partir de la tabla</w:t>
+      </w:r>
+      <w:r>
+        <w:t xml:space="preserve"> </w:t>
+      </w:r>
+      <w:r>
+        <w:rPr>
+          <w:rStyle w:val="VerbatimChar"/>
+        </w:rPr>
+        <w:t xml:space="preserve">marketing_kpis</w:t>
+      </w:r>
+      <w:r>
+        <w:t xml:space="preserve">.</w:t>
+      </w:r>
+    </w:p>
+    <w:bookmarkEnd w:id="86"/>
+    <w:bookmarkStart w:id="90" w:name="costo-eficiencia-por-canal"/>
     <w:p>
       <w:pPr>
         <w:pStyle w:val="Heading2"/>
@@ -8539,7 +9274,7 @@
         <w:pStyle w:val="FirstParagraph"/>
       </w:pPr>
       <w:r>
-        <w:t xml:space="preserve">Los datos muestran una marcada asimetría de costo-eficiencia entre canales:</w:t>
+        <w:t xml:space="preserve">Los datos muestran una marcada asimetría de costo-eficiencia entre canales (Figura 15):</w:t>
       </w:r>
     </w:p>
     <w:p>
@@ -8587,22 +9322,108 @@
       </w:r>
     </w:p>
     <w:p>
-      <w:r>
-        <w:br w:type="page"/>
-      </w:r>
-    </w:p>
-    <w:bookmarkEnd w:id="75"/>
-    <w:bookmarkEnd w:id="76"/>
-    <w:bookmarkStart w:id="80" w:name="X22d2390601be37a4db4a0b8f5b893fb76a6e420"/>
+      <w:pPr>
+        <w:pStyle w:val="APARotulo"/>
+      </w:pPr>
+      <w:r>
+        <w:rPr>
+          <w:b/>
+          <w:bCs/>
+        </w:rPr>
+        <w:t xml:space="preserve">Figura 15</w:t>
+      </w:r>
+    </w:p>
+    <w:p>
+      <w:pPr>
+        <w:pStyle w:val="APATitulo"/>
+      </w:pPr>
+      <w:r>
+        <w:rPr>
+          <w:i/>
+          <w:iCs/>
+        </w:rPr>
+        <w:t xml:space="preserve">Costo por Consulta y por Derivación según Canal de la Campaña</w:t>
+      </w:r>
+    </w:p>
+    <w:p>
+      <w:pPr>
+        <w:pStyle w:val="BodyText"/>
+        <w:keepNext/>
+      </w:pPr>
+      <w:r>
+        <w:drawing>
+          <wp:inline>
+            <wp:extent cx="5727700" cy="3084146"/>
+            <wp:effectExtent b="0" l="0" r="0" t="0"/>
+            <wp:docPr descr="" title="" id="88" name="Picture"/>
+            <a:graphic>
+              <a:graphicData uri="http://schemas.openxmlformats.org/drawingml/2006/picture">
+                <pic:pic>
+                  <pic:nvPicPr>
+                    <pic:cNvPr descr="../r-analysis/output/figura9_costo_por_canal_marketing.png" id="89" name="Picture"/>
+                    <pic:cNvPicPr>
+                      <a:picLocks noChangeArrowheads="1" noChangeAspect="1"/>
+                    </pic:cNvPicPr>
+                  </pic:nvPicPr>
+                  <pic:blipFill>
+                    <a:blip r:embed="rId87"/>
+                    <a:stretch>
+                      <a:fillRect/>
+                    </a:stretch>
+                  </pic:blipFill>
+                  <pic:spPr bwMode="auto">
+                    <a:xfrm>
+                      <a:off x="0" y="0"/>
+                      <a:ext cx="5727700" cy="3084146"/>
+                    </a:xfrm>
+                    <a:prstGeom prst="rect">
+                      <a:avLst/>
+                    </a:prstGeom>
+                    <a:noFill/>
+                    <a:ln w="9525">
+                      <a:noFill/>
+                      <a:headEnd/>
+                      <a:tailEnd/>
+                    </a:ln>
+                  </pic:spPr>
+                </pic:pic>
+              </a:graphicData>
+            </a:graphic>
+          </wp:inline>
+        </w:drawing>
+      </w:r>
+    </w:p>
+    <w:p>
+      <w:pPr>
+        <w:pStyle w:val="APANota"/>
+      </w:pPr>
+      <w:r>
+        <w:rPr>
+          <w:i/>
+          <w:iCs/>
+        </w:rPr>
+        <w:t xml:space="preserve">Nota.</w:t>
+      </w:r>
+      <w:r>
+        <w:t xml:space="preserve"> </w:t>
+      </w:r>
+      <w:r>
+        <w:t xml:space="preserve">Moneda: guaraníes (PYG). Presupuesto de cada canal dividido por sus consultas o derivaciones en los 42 días de campaña; los valores coinciden con la Tabla 5. Cada panel tiene su propia escala.</w:t>
+      </w:r>
+    </w:p>
+    <w:bookmarkEnd w:id="90"/>
+    <w:bookmarkEnd w:id="91"/>
+    <w:bookmarkStart w:id="95" w:name="X22d2390601be37a4db4a0b8f5b893fb76a6e420"/>
     <w:p>
       <w:pPr>
         <w:pStyle w:val="Heading1"/>
+        <w:pageBreakBefore/>
       </w:pPr>
       <w:r>
         <w:t xml:space="preserve">7. CONCLUSIONES, RECOMENDACIONES Y LIMITACIONES</w:t>
       </w:r>
     </w:p>
-    <w:bookmarkStart w:id="77" w:name="conclusiones"/>
+    <w:bookmarkStart w:id="92" w:name="conclusiones"/>
     <w:p>
       <w:pPr>
         <w:pStyle w:val="Heading2"/>
@@ -8808,8 +9629,8 @@
         <w:t xml:space="preserve">la integración de captura móvil, base de datos normalizada y dashboard permitió identificar que los canales de proximidad son hasta 20 veces más eficientes por derivación, información directamente utilizable para reasignar recursos.</w:t>
       </w:r>
     </w:p>
-    <w:bookmarkEnd w:id="77"/>
-    <w:bookmarkStart w:id="78" w:name="Xed19d018159ddf10816cc06ab9120815225e4ca"/>
+    <w:bookmarkEnd w:id="92"/>
+    <w:bookmarkStart w:id="93" w:name="Xed19d018159ddf10816cc06ab9120815225e4ca"/>
     <w:p>
       <w:pPr>
         <w:pStyle w:val="Heading2"/>
@@ -8906,8 +9727,8 @@
         <w:t xml:space="preserve">mantener la base de datos y el dashboard como herramienta de seguimiento de las derivaciones, incorporando el estado final de cada trámite.</w:t>
       </w:r>
     </w:p>
-    <w:bookmarkEnd w:id="78"/>
-    <w:bookmarkStart w:id="79" w:name="limitaciones"/>
+    <w:bookmarkEnd w:id="93"/>
+    <w:bookmarkStart w:id="94" w:name="limitaciones"/>
     <w:p>
       <w:pPr>
         <w:pStyle w:val="Heading2"/>
@@ -8999,17 +9820,13 @@
         <w:t xml:space="preserve">El dashboard trabaja sobre una exportación de la base de datos y requiere volver a ejecutar el pipeline para reflejar datos nuevos.</w:t>
       </w:r>
     </w:p>
-    <w:p>
-      <w:r>
-        <w:br w:type="page"/>
-      </w:r>
-    </w:p>
-    <w:bookmarkEnd w:id="79"/>
-    <w:bookmarkEnd w:id="80"/>
-    <w:bookmarkStart w:id="81" w:name="referencias"/>
+    <w:bookmarkEnd w:id="94"/>
+    <w:bookmarkEnd w:id="95"/>
+    <w:bookmarkStart w:id="96" w:name="referencias"/>
     <w:p>
       <w:pPr>
         <w:pStyle w:val="Heading1"/>
+        <w:pageBreakBefore/>
       </w:pPr>
       <w:r>
         <w:t xml:space="preserve">REFERENCIAS</w:t>
@@ -9234,16 +10051,12 @@
         <w:t xml:space="preserve">. Facultad de Ciencias Económicas, UNVES.</w:t>
       </w:r>
     </w:p>
-    <w:p>
-      <w:r>
-        <w:br w:type="page"/>
-      </w:r>
-    </w:p>
-    <w:bookmarkEnd w:id="81"/>
-    <w:bookmarkStart w:id="82" w:name="anexos"/>
+    <w:bookmarkEnd w:id="96"/>
+    <w:bookmarkStart w:id="97" w:name="anexos"/>
     <w:p>
       <w:pPr>
         <w:pStyle w:val="Heading1"/>
+        <w:pageBreakBefore/>
       </w:pPr>
       <w:r>
         <w:t xml:space="preserve">ANEXOS</w:t>
@@ -9324,9 +10137,9 @@
     <w:tbl>
       <w:tblPr>
         <w:tblStyle w:val="Table"/>
-        <w:tblLook w:firstRow="1" w:lastRow="0" w:firstColumn="0" w:lastColumn="0" w:noHBand="0" w:noVBand="0" w:val="0020"/>
         <w:tblW w:w="5000" w:type="pct"/>
         <w:tblLayout w:type="autofit"/>
+        <w:tblLook w:firstRow="1" w:lastRow="0" w:firstColumn="0" w:lastColumn="0" w:noHBand="0" w:noVBand="0" w:val="0020"/>
       </w:tblPr>
       <w:tblGrid>
         <w:gridCol w:w="2640"/>
@@ -9336,12 +10149,14 @@
       <w:tr>
         <w:trPr>
           <w:tblHeader w:val="on"/>
+          <w:cantSplit/>
         </w:trPr>
         <w:tc>
           <w:tcPr/>
           <w:p>
             <w:pPr>
               <w:pStyle w:val="Compact"/>
+              <w:keepNext/>
               <w:jc w:val="center"/>
             </w:pPr>
             <w:r>
@@ -9357,6 +10172,7 @@
           <w:p>
             <w:pPr>
               <w:pStyle w:val="Compact"/>
+              <w:keepNext/>
               <w:jc w:val="left"/>
             </w:pPr>
             <w:r>
@@ -9372,6 +10188,7 @@
           <w:p>
             <w:pPr>
               <w:pStyle w:val="Compact"/>
+              <w:keepNext/>
               <w:jc w:val="left"/>
             </w:pPr>
             <w:r>
@@ -9384,11 +10201,15 @@
         </w:tc>
       </w:tr>
       <w:tr>
-        <w:tc>
-          <w:tcPr/>
-          <w:p>
-            <w:pPr>
-              <w:pStyle w:val="Compact"/>
+        <w:trPr>
+          <w:cantSplit/>
+        </w:trPr>
+        <w:tc>
+          <w:tcPr/>
+          <w:p>
+            <w:pPr>
+              <w:pStyle w:val="Compact"/>
+              <w:keepNext/>
               <w:jc w:val="center"/>
             </w:pPr>
             <w:r>
@@ -9404,6 +10225,7 @@
           <w:p>
             <w:pPr>
               <w:pStyle w:val="Compact"/>
+              <w:keepNext/>
               <w:jc w:val="left"/>
             </w:pPr>
             <w:r>
@@ -9419,6 +10241,7 @@
           <w:p>
             <w:pPr>
               <w:pStyle w:val="Compact"/>
+              <w:keepNext/>
               <w:jc w:val="left"/>
             </w:pPr>
             <w:r>
@@ -9432,11 +10255,15 @@
         </w:tc>
       </w:tr>
       <w:tr>
-        <w:tc>
-          <w:tcPr/>
-          <w:p>
-            <w:pPr>
-              <w:pStyle w:val="Compact"/>
+        <w:trPr>
+          <w:cantSplit/>
+        </w:trPr>
+        <w:tc>
+          <w:tcPr/>
+          <w:p>
+            <w:pPr>
+              <w:pStyle w:val="Compact"/>
+              <w:keepNext/>
               <w:jc w:val="center"/>
             </w:pPr>
             <w:r>
@@ -9452,6 +10279,7 @@
           <w:p>
             <w:pPr>
               <w:pStyle w:val="Compact"/>
+              <w:keepNext/>
               <w:jc w:val="left"/>
             </w:pPr>
             <w:r>
@@ -9467,6 +10295,7 @@
           <w:p>
             <w:pPr>
               <w:pStyle w:val="Compact"/>
+              <w:keepNext/>
               <w:jc w:val="left"/>
             </w:pPr>
             <w:r>
@@ -9518,11 +10347,15 @@
         </w:tc>
       </w:tr>
       <w:tr>
-        <w:tc>
-          <w:tcPr/>
-          <w:p>
-            <w:pPr>
-              <w:pStyle w:val="Compact"/>
+        <w:trPr>
+          <w:cantSplit/>
+        </w:trPr>
+        <w:tc>
+          <w:tcPr/>
+          <w:p>
+            <w:pPr>
+              <w:pStyle w:val="Compact"/>
+              <w:keepNext/>
               <w:jc w:val="center"/>
             </w:pPr>
             <w:r>
@@ -9538,6 +10371,7 @@
           <w:p>
             <w:pPr>
               <w:pStyle w:val="Compact"/>
+              <w:keepNext/>
               <w:jc w:val="left"/>
             </w:pPr>
             <w:r>
@@ -9553,6 +10387,7 @@
           <w:p>
             <w:pPr>
               <w:pStyle w:val="Compact"/>
+              <w:keepNext/>
               <w:jc w:val="left"/>
             </w:pPr>
             <w:r>
@@ -9566,11 +10401,15 @@
         </w:tc>
       </w:tr>
       <w:tr>
-        <w:tc>
-          <w:tcPr/>
-          <w:p>
-            <w:pPr>
-              <w:pStyle w:val="Compact"/>
+        <w:trPr>
+          <w:cantSplit/>
+        </w:trPr>
+        <w:tc>
+          <w:tcPr/>
+          <w:p>
+            <w:pPr>
+              <w:pStyle w:val="Compact"/>
+              <w:keepNext/>
               <w:jc w:val="center"/>
             </w:pPr>
             <w:r>
@@ -9586,6 +10425,7 @@
           <w:p>
             <w:pPr>
               <w:pStyle w:val="Compact"/>
+              <w:keepNext/>
               <w:jc w:val="left"/>
             </w:pPr>
             <w:r>
@@ -9601,6 +10441,7 @@
           <w:p>
             <w:pPr>
               <w:pStyle w:val="Compact"/>
+              <w:keepNext/>
               <w:jc w:val="left"/>
             </w:pPr>
             <w:r>
@@ -9614,11 +10455,15 @@
         </w:tc>
       </w:tr>
       <w:tr>
-        <w:tc>
-          <w:tcPr/>
-          <w:p>
-            <w:pPr>
-              <w:pStyle w:val="Compact"/>
+        <w:trPr>
+          <w:cantSplit/>
+        </w:trPr>
+        <w:tc>
+          <w:tcPr/>
+          <w:p>
+            <w:pPr>
+              <w:pStyle w:val="Compact"/>
+              <w:keepNext/>
               <w:jc w:val="center"/>
             </w:pPr>
             <w:r>
@@ -9634,6 +10479,7 @@
           <w:p>
             <w:pPr>
               <w:pStyle w:val="Compact"/>
+              <w:keepNext/>
               <w:jc w:val="left"/>
             </w:pPr>
             <w:r>
@@ -9649,6 +10495,7 @@
           <w:p>
             <w:pPr>
               <w:pStyle w:val="Compact"/>
+              <w:keepNext/>
               <w:jc w:val="left"/>
             </w:pPr>
             <w:r>
@@ -9662,11 +10509,15 @@
         </w:tc>
       </w:tr>
       <w:tr>
-        <w:tc>
-          <w:tcPr/>
-          <w:p>
-            <w:pPr>
-              <w:pStyle w:val="Compact"/>
+        <w:trPr>
+          <w:cantSplit/>
+        </w:trPr>
+        <w:tc>
+          <w:tcPr/>
+          <w:p>
+            <w:pPr>
+              <w:pStyle w:val="Compact"/>
+              <w:keepNext/>
               <w:jc w:val="center"/>
             </w:pPr>
             <w:r>
@@ -9682,6 +10533,7 @@
           <w:p>
             <w:pPr>
               <w:pStyle w:val="Compact"/>
+              <w:keepNext/>
               <w:jc w:val="left"/>
             </w:pPr>
             <w:r>
@@ -9697,6 +10549,7 @@
           <w:p>
             <w:pPr>
               <w:pStyle w:val="Compact"/>
+              <w:keepNext/>
               <w:jc w:val="left"/>
             </w:pPr>
             <w:r>
@@ -9710,11 +10563,15 @@
         </w:tc>
       </w:tr>
       <w:tr>
-        <w:tc>
-          <w:tcPr/>
-          <w:p>
-            <w:pPr>
-              <w:pStyle w:val="Compact"/>
+        <w:trPr>
+          <w:cantSplit/>
+        </w:trPr>
+        <w:tc>
+          <w:tcPr/>
+          <w:p>
+            <w:pPr>
+              <w:pStyle w:val="Compact"/>
+              <w:keepNext/>
               <w:jc w:val="center"/>
             </w:pPr>
             <w:r>
@@ -9730,6 +10587,7 @@
           <w:p>
             <w:pPr>
               <w:pStyle w:val="Compact"/>
+              <w:keepNext/>
               <w:jc w:val="left"/>
             </w:pPr>
             <w:r>
@@ -9745,6 +10603,7 @@
           <w:p>
             <w:pPr>
               <w:pStyle w:val="Compact"/>
+              <w:keepNext/>
               <w:jc w:val="left"/>
             </w:pPr>
             <w:r>
@@ -9758,11 +10617,15 @@
         </w:tc>
       </w:tr>
       <w:tr>
-        <w:tc>
-          <w:tcPr/>
-          <w:p>
-            <w:pPr>
-              <w:pStyle w:val="Compact"/>
+        <w:trPr>
+          <w:cantSplit/>
+        </w:trPr>
+        <w:tc>
+          <w:tcPr/>
+          <w:p>
+            <w:pPr>
+              <w:pStyle w:val="Compact"/>
+              <w:keepNext/>
               <w:jc w:val="center"/>
             </w:pPr>
             <w:r>
@@ -9778,6 +10641,7 @@
           <w:p>
             <w:pPr>
               <w:pStyle w:val="Compact"/>
+              <w:keepNext/>
               <w:jc w:val="left"/>
             </w:pPr>
             <w:r>
@@ -9793,6 +10657,7 @@
           <w:p>
             <w:pPr>
               <w:pStyle w:val="Compact"/>
+              <w:keepNext/>
               <w:jc w:val="left"/>
             </w:pPr>
             <w:r>
@@ -9806,11 +10671,15 @@
         </w:tc>
       </w:tr>
       <w:tr>
-        <w:tc>
-          <w:tcPr/>
-          <w:p>
-            <w:pPr>
-              <w:pStyle w:val="Compact"/>
+        <w:trPr>
+          <w:cantSplit/>
+        </w:trPr>
+        <w:tc>
+          <w:tcPr/>
+          <w:p>
+            <w:pPr>
+              <w:pStyle w:val="Compact"/>
+              <w:keepNext/>
               <w:jc w:val="center"/>
             </w:pPr>
             <w:r>
@@ -9826,21 +10695,23 @@
           <w:p>
             <w:pPr>
               <w:pStyle w:val="Compact"/>
+              <w:keepNext/>
               <w:jc w:val="left"/>
             </w:pPr>
             <w:r>
               <w:rPr>
                 <w:sz w:val="20"/>
               </w:rPr>
-              <w:t xml:space="preserve">Figuras 1 a 5 (PNG 300 DPI y SVG)</w:t>
-            </w:r>
-          </w:p>
-        </w:tc>
-        <w:tc>
-          <w:tcPr/>
-          <w:p>
-            <w:pPr>
-              <w:pStyle w:val="Compact"/>
+              <w:t xml:space="preserve">Gráficos estadísticos en R (PNG 300 DPI; SVG de los cinco gráficos base)</w:t>
+            </w:r>
+          </w:p>
+        </w:tc>
+        <w:tc>
+          <w:tcPr/>
+          <w:p>
+            <w:pPr>
+              <w:pStyle w:val="Compact"/>
+              <w:keepNext/>
               <w:jc w:val="left"/>
             </w:pPr>
             <w:r>
@@ -9854,6 +10725,9 @@
         </w:tc>
       </w:tr>
       <w:tr>
+        <w:trPr>
+          <w:cantSplit/>
+        </w:trPr>
         <w:tc>
           <w:tcPr/>
           <w:p>
@@ -9902,7 +10776,7 @@
         </w:tc>
       </w:tr>
     </w:tbl>
-    <w:bookmarkEnd w:id="82"/>
+    <w:bookmarkEnd w:id="97"/>
     <w:sectPr>
       <w:footnotePr>
         <w:numRestart w:val="eachSect"/>

--- a/docs/informe_final_unves_2026.docx
+++ b/docs/informe_final_unves_2026.docx
@@ -13671,65 +13671,183 @@
         <w:t xml:space="preserve">Acceso en línea. </w:t>
       </w:r>
       <w:r>
-        <w:t>El dashboard gerencial está publicado en GitHub Pages y puede abrirse escaneando el siguiente código QR:</w:t>
-      </w:r>
-    </w:p>
-    <w:p>
-      <w:pPr>
-        <w:keepNext/>
+        <w:t xml:space="preserve">El dashboard gerencial está publicado en GitHub Pages y el repositorio público contiene el código fuente y los datos para replicar el estudio (los pasos están en </w:t>
+      </w:r>
+      <w:r>
+        <w:rPr>
+          <w:rStyle w:val="VerbatimChar"/>
+          <w:sz w:val="20"/>
+        </w:rPr>
+        <w:t xml:space="preserve">README.md</w:t>
+      </w:r>
+      <w:r>
+        <w:t xml:space="preserve">). Ambos pueden abrirse escaneando los siguientes códigos QR:</w:t>
+      </w:r>
+    </w:p>
+    <w:tbl>
+      <w:tblPr>
+        <w:tblW w:w="9026" w:type="dxa"/>
         <w:jc w:val="center"/>
-      </w:pPr>
-      <w:r>
-        <w:rPr>
-          <w:noProof/>
-        </w:rPr>
-        <w:drawing>
-          <wp:inline distT="0" distB="0" distL="0" distR="0" wp14:anchorId="17337D2E" wp14:editId="2D560F20">
-            <wp:extent cx="1260000" cy="1260000"/>
-            <wp:effectExtent l="0" t="0" r="0" b="0"/>
-            <wp:docPr id="1744882279" name="Picture 1744882279"/>
-            <wp:cNvGraphicFramePr>
-              <a:graphicFrameLocks xmlns:a="http://schemas.openxmlformats.org/drawingml/2006/main" noChangeAspect="1"/>
-            </wp:cNvGraphicFramePr>
-            <a:graphic xmlns:a="http://schemas.openxmlformats.org/drawingml/2006/main">
-              <a:graphicData uri="http://schemas.openxmlformats.org/drawingml/2006/picture">
-                <pic:pic xmlns:pic="http://schemas.openxmlformats.org/drawingml/2006/picture">
-                  <pic:nvPicPr>
-                    <pic:cNvPr id="0" name="qr_github_pages.png"/>
-                    <pic:cNvPicPr/>
-                  </pic:nvPicPr>
-                  <pic:blipFill>
-                    <a:blip r:embed="rId22"/>
-                    <a:stretch>
-                      <a:fillRect/>
-                    </a:stretch>
-                  </pic:blipFill>
-                  <pic:spPr>
-                    <a:xfrm>
-                      <a:off x="0" y="0"/>
-                      <a:ext cx="1260000" cy="1260000"/>
-                    </a:xfrm>
-                    <a:prstGeom prst="rect">
-                      <a:avLst/>
-                    </a:prstGeom>
-                  </pic:spPr>
-                </pic:pic>
-              </a:graphicData>
-            </a:graphic>
-          </wp:inline>
-        </w:drawing>
-      </w:r>
-    </w:p>
-    <w:p>
-      <w:pPr>
-        <w:jc w:val="center"/>
-      </w:pPr>
-      <w:hyperlink r:id="rId23">
-        <w:r>
-          <w:t>https://gilgapy.github.io/sig-informalidad-villarrica/</w:t>
-        </w:r>
-      </w:hyperlink>
-    </w:p>
+        <w:tblBorders>
+          <w:top w:val="nil"/>
+          <w:left w:val="nil"/>
+          <w:bottom w:val="nil"/>
+          <w:right w:val="nil"/>
+          <w:insideH w:val="nil"/>
+          <w:insideV w:val="nil"/>
+        </w:tblBorders>
+        <w:tblLayout w:type="fixed"/>
+      </w:tblPr>
+      <w:tblGrid>
+        <w:gridCol w:w="4513"/>
+        <w:gridCol w:w="4513"/>
+      </w:tblGrid>
+      <w:tr>
+        <w:trPr>
+          <w:cantSplit/>
+        </w:trPr>
+        <w:tc>
+          <w:tcPr>
+            <w:tcW w:w="4513" w:type="dxa"/>
+          </w:tcPr>
+          <w:p>
+            <w:pPr>
+              <w:keepNext/>
+              <w:jc w:val="center"/>
+            </w:pPr>
+            <w:r>
+              <w:rPr>
+                <w:b/>
+              </w:rPr>
+              <w:t xml:space="preserve">Dashboard gerencial</w:t>
+            </w:r>
+          </w:p>
+          <w:p>
+            <w:pPr>
+              <w:keepNext/>
+              <w:jc w:val="center"/>
+            </w:pPr>
+            <w:r>
+              <w:drawing>
+                <wp:inline xmlns:a="http://schemas.openxmlformats.org/drawingml/2006/main" xmlns:pic="http://schemas.openxmlformats.org/drawingml/2006/picture">
+                  <wp:extent cx="1260000" cy="1260000"/>
+                  <wp:docPr id="1744882281" name="Picture 1744882281"/>
+                  <wp:cNvGraphicFramePr>
+                    <a:graphicFrameLocks noChangeAspect="1"/>
+                  </wp:cNvGraphicFramePr>
+                  <a:graphic>
+                    <a:graphicData uri="http://schemas.openxmlformats.org/drawingml/2006/picture">
+                      <pic:pic>
+                        <pic:nvPicPr>
+                          <pic:cNvPr id="0" name="image.png"/>
+                          <pic:cNvPicPr/>
+                        </pic:nvPicPr>
+                        <pic:blipFill>
+                          <a:blip r:embed="rId22"/>
+                          <a:stretch>
+                            <a:fillRect/>
+                          </a:stretch>
+                        </pic:blipFill>
+                        <pic:spPr>
+                          <a:xfrm>
+                            <a:off x="0" y="0"/>
+                            <a:ext cx="1260000" cy="1260000"/>
+                          </a:xfrm>
+                          <a:prstGeom prst="rect"/>
+                        </pic:spPr>
+                      </pic:pic>
+                    </a:graphicData>
+                  </a:graphic>
+                </wp:inline>
+              </w:drawing>
+            </w:r>
+          </w:p>
+          <w:p>
+            <w:pPr>
+              <w:jc w:val="center"/>
+            </w:pPr>
+            <w:hyperlink r:id="rId23">
+              <w:r>
+                <w:rPr>
+                  <w:sz w:val="17"/>
+                </w:rPr>
+                <w:t xml:space="preserve">https://gilgapy.github.io/sig-informalidad-villarrica/</w:t>
+              </w:r>
+            </w:hyperlink>
+          </w:p>
+        </w:tc>
+        <w:tc>
+          <w:tcPr>
+            <w:tcW w:w="4513" w:type="dxa"/>
+          </w:tcPr>
+          <w:p>
+            <w:pPr>
+              <w:keepNext/>
+              <w:jc w:val="center"/>
+            </w:pPr>
+            <w:r>
+              <w:rPr>
+                <w:b/>
+              </w:rPr>
+              <w:t xml:space="preserve">Código fuente y datos</w:t>
+            </w:r>
+          </w:p>
+          <w:p>
+            <w:pPr>
+              <w:keepNext/>
+              <w:jc w:val="center"/>
+            </w:pPr>
+            <w:r>
+              <w:drawing>
+                <wp:inline xmlns:a="http://schemas.openxmlformats.org/drawingml/2006/main" xmlns:pic="http://schemas.openxmlformats.org/drawingml/2006/picture">
+                  <wp:extent cx="1260000" cy="1260000"/>
+                  <wp:docPr id="1744882281" name="Picture 1744882281"/>
+                  <wp:cNvGraphicFramePr>
+                    <a:graphicFrameLocks noChangeAspect="1"/>
+                  </wp:cNvGraphicFramePr>
+                  <a:graphic>
+                    <a:graphicData uri="http://schemas.openxmlformats.org/drawingml/2006/picture">
+                      <pic:pic>
+                        <pic:nvPicPr>
+                          <pic:cNvPr id="0" name="image.png"/>
+                          <pic:cNvPicPr/>
+                        </pic:nvPicPr>
+                        <pic:blipFill>
+                          <a:blip r:embed="rId28"/>
+                          <a:stretch>
+                            <a:fillRect/>
+                          </a:stretch>
+                        </pic:blipFill>
+                        <pic:spPr>
+                          <a:xfrm>
+                            <a:off x="0" y="0"/>
+                            <a:ext cx="1260000" cy="1260000"/>
+                          </a:xfrm>
+                          <a:prstGeom prst="rect"/>
+                        </pic:spPr>
+                      </pic:pic>
+                    </a:graphicData>
+                  </a:graphic>
+                </wp:inline>
+              </w:drawing>
+            </w:r>
+          </w:p>
+          <w:p>
+            <w:pPr>
+              <w:jc w:val="center"/>
+            </w:pPr>
+            <w:hyperlink r:id="rId29">
+              <w:r>
+                <w:rPr>
+                  <w:sz w:val="17"/>
+                </w:rPr>
+                <w:t xml:space="preserve">https://github.com/gilgapy/sig-informalidad-villarrica</w:t>
+              </w:r>
+            </w:hyperlink>
+          </w:p>
+        </w:tc>
+      </w:tr>
+    </w:tbl>
     <w:p>
       <w:pPr>
         <w:pStyle w:val="FirstParagraph"/>
@@ -13825,117 +13943,6 @@
       <w:r>
         <w:t xml:space="preserve"> Pieza impresa en formato A4 para la campaña de marketing social descrita en el Capítulo III. Presenta los tres trámites de formalización (RESIMPLE, IPS y SUACE), dos cifras del relevamiento UNVES 2026 (95 de cada 100 trabajadores informales sin seguro del IPS; 51 % de las microempresas sin RUC) y un código QR de contacto por WhatsApp. Elaboración propia.</w:t>
       </w:r>
-    </w:p>
-    <w:p>
-      <w:pPr>
-        <w:pStyle w:val="FirstParagraph"/>
-        <w:pageBreakBefore/>
-        <w:keepNext/>
-      </w:pPr>
-      <w:r>
-        <w:rPr>
-          <w:b/>
-          <w:bCs/>
-        </w:rPr>
-        <w:t xml:space="preserve">Anexo C.</w:t>
-      </w:r>
-      <w:r>
-        <w:t xml:space="preserve"> Código fuente y datos para replicar el estudio</w:t>
-      </w:r>
-    </w:p>
-    <w:p>
-      <w:pPr>
-        <w:pStyle w:val="Textoindependiente"/>
-      </w:pPr>
-      <w:r>
-        <w:t xml:space="preserve">El repositorio público del proyecto en GitHub reúne todo lo necesario para reproducir el análisis: los conjuntos de datos crudos y procesados (</w:t>
-      </w:r>
-      <w:r>
-        <w:rPr>
-          <w:rStyle w:val="VerbatimChar"/>
-          <w:sz w:val="20"/>
-        </w:rPr>
-        <w:t xml:space="preserve">data/</w:t>
-      </w:r>
-      <w:r>
-        <w:t xml:space="preserve">) con su diccionario de datos, el formulario XLSForm de KoboToolbox, el esquema de la base de datos PostgreSQL y el pipeline ETL en Python, el script de análisis estadístico en R, el dashboard gerencial y este informe. El archivo </w:t>
-      </w:r>
-      <w:r>
-        <w:rPr>
-          <w:rStyle w:val="VerbatimChar"/>
-          <w:sz w:val="20"/>
-        </w:rPr>
-        <w:t xml:space="preserve">README.md</w:t>
-      </w:r>
-      <w:r>
-        <w:t xml:space="preserve"> describe los requisitos y el orden de ejecución.</w:t>
-      </w:r>
-    </w:p>
-    <w:p>
-      <w:pPr>
-        <w:pStyle w:val="Textoindependiente"/>
-        <w:keepNext/>
-      </w:pPr>
-      <w:r>
-        <w:rPr>
-          <w:b/>
-        </w:rPr>
-        <w:t xml:space="preserve">Acceso en línea. </w:t>
-      </w:r>
-      <w:r>
-        <w:t xml:space="preserve">Escanee el siguiente código QR para abrir el repositorio:</w:t>
-      </w:r>
-    </w:p>
-    <w:p>
-      <w:pPr>
-        <w:pStyle w:val="Textoindependiente"/>
-        <w:keepNext/>
-        <w:jc w:val="center"/>
-      </w:pPr>
-      <w:r>
-        <w:drawing>
-          <wp:inline xmlns:a="http://schemas.openxmlformats.org/drawingml/2006/main" xmlns:pic="http://schemas.openxmlformats.org/drawingml/2006/picture">
-            <wp:extent cx="1260000" cy="1260000"/>
-            <wp:docPr id="1744882280" name="Picture 1744882280"/>
-            <wp:cNvGraphicFramePr>
-              <a:graphicFrameLocks noChangeAspect="1"/>
-            </wp:cNvGraphicFramePr>
-            <a:graphic>
-              <a:graphicData uri="http://schemas.openxmlformats.org/drawingml/2006/picture">
-                <pic:pic>
-                  <pic:nvPicPr>
-                    <pic:cNvPr id="0" name="qr_github_repositorio.png"/>
-                    <pic:cNvPicPr/>
-                  </pic:nvPicPr>
-                  <pic:blipFill>
-                    <a:blip r:embed="rId28"/>
-                    <a:stretch>
-                      <a:fillRect/>
-                    </a:stretch>
-                  </pic:blipFill>
-                  <pic:spPr>
-                    <a:xfrm>
-                      <a:off x="0" y="0"/>
-                      <a:ext cx="1260000" cy="1260000"/>
-                    </a:xfrm>
-                    <a:prstGeom prst="rect"/>
-                  </pic:spPr>
-                </pic:pic>
-              </a:graphicData>
-            </a:graphic>
-          </wp:inline>
-        </w:drawing>
-      </w:r>
-    </w:p>
-    <w:p>
-      <w:pPr>
-        <w:jc w:val="center"/>
-      </w:pPr>
-      <w:hyperlink r:id="rId29">
-        <w:r>
-          <w:t xml:space="preserve">https://github.com/gilgapy/sig-informalidad-villarrica</w:t>
-        </w:r>
-      </w:hyperlink>
     </w:p>
     <w:sectPr>
       <w:headerReference w:type="default" r:id="rId24"/>
